--- a/paper/paper_humanized.docx
+++ b/paper/paper_humanized.docx
@@ -4,238 +4,6 @@
   <w:body>
     <w:p>
       <w:pPr>
-        <w:pStyle w:val="Title"/>
-      </w:pPr>
-      <w:r>
-        <w:t xml:space="preserve">Passive</w:t>
-      </w:r>
-      <w:r>
-        <w:t xml:space="preserve"> </w:t>
-      </w:r>
-      <w:r>
-        <w:t xml:space="preserve">Detection</w:t>
-      </w:r>
-      <w:r>
-        <w:t xml:space="preserve"> </w:t>
-      </w:r>
-      <w:r>
-        <w:t xml:space="preserve">of</w:t>
-      </w:r>
-      <w:r>
-        <w:t xml:space="preserve"> </w:t>
-      </w:r>
-      <w:r>
-        <w:t xml:space="preserve">GTP-U</w:t>
-      </w:r>
-      <w:r>
-        <w:t xml:space="preserve"> </w:t>
-      </w:r>
-      <w:r>
-        <w:t xml:space="preserve">Tunnel</w:t>
-      </w:r>
-      <w:r>
-        <w:t xml:space="preserve"> </w:t>
-      </w:r>
-      <w:r>
-        <w:t xml:space="preserve">Abuse</w:t>
-      </w:r>
-      <w:r>
-        <w:t xml:space="preserve"> </w:t>
-      </w:r>
-      <w:r>
-        <w:t xml:space="preserve">in</w:t>
-      </w:r>
-      <w:r>
-        <w:t xml:space="preserve"> </w:t>
-      </w:r>
-      <w:r>
-        <w:t xml:space="preserve">5G/4G</w:t>
-      </w:r>
-      <w:r>
-        <w:t xml:space="preserve"> </w:t>
-      </w:r>
-      <w:r>
-        <w:t xml:space="preserve">User-Plane</w:t>
-      </w:r>
-      <w:r>
-        <w:t xml:space="preserve"> </w:t>
-      </w:r>
-      <w:r>
-        <w:t xml:space="preserve">Traffic</w:t>
-      </w:r>
-    </w:p>
-    <w:p>
-      <w:pPr>
-        <w:pStyle w:val="Subtitle"/>
-      </w:pPr>
-      <w:r>
-        <w:t xml:space="preserve">A</w:t>
-      </w:r>
-      <w:r>
-        <w:t xml:space="preserve"> </w:t>
-      </w:r>
-      <w:r>
-        <w:t xml:space="preserve">Reproducible,</w:t>
-      </w:r>
-      <w:r>
-        <w:t xml:space="preserve"> </w:t>
-      </w:r>
-      <w:r>
-        <w:t xml:space="preserve">Open-Source</w:t>
-      </w:r>
-      <w:r>
-        <w:t xml:space="preserve"> </w:t>
-      </w:r>
-      <w:r>
-        <w:t xml:space="preserve">Testbed,</w:t>
-      </w:r>
-      <w:r>
-        <w:t xml:space="preserve"> </w:t>
-      </w:r>
-      <w:r>
-        <w:t xml:space="preserve">Rule-Based</w:t>
-      </w:r>
-      <w:r>
-        <w:t xml:space="preserve"> </w:t>
-      </w:r>
-      <w:r>
-        <w:t xml:space="preserve">Detector,</w:t>
-      </w:r>
-      <w:r>
-        <w:t xml:space="preserve"> </w:t>
-      </w:r>
-      <w:r>
-        <w:t xml:space="preserve">and</w:t>
-      </w:r>
-      <w:r>
-        <w:t xml:space="preserve"> </w:t>
-      </w:r>
-      <w:r>
-        <w:t xml:space="preserve">a</w:t>
-      </w:r>
-      <w:r>
-        <w:t xml:space="preserve"> </w:t>
-      </w:r>
-      <w:r>
-        <w:t xml:space="preserve">Case</w:t>
-      </w:r>
-      <w:r>
-        <w:t xml:space="preserve"> </w:t>
-      </w:r>
-      <w:r>
-        <w:t xml:space="preserve">Study</w:t>
-      </w:r>
-      <w:r>
-        <w:t xml:space="preserve"> </w:t>
-      </w:r>
-      <w:r>
-        <w:t xml:space="preserve">in</w:t>
-      </w:r>
-      <w:r>
-        <w:t xml:space="preserve"> </w:t>
-      </w:r>
-      <w:r>
-        <w:t xml:space="preserve">Validating</w:t>
-      </w:r>
-      <w:r>
-        <w:t xml:space="preserve"> </w:t>
-      </w:r>
-      <w:r>
-        <w:t xml:space="preserve">Passive</w:t>
-      </w:r>
-      <w:r>
-        <w:t xml:space="preserve"> </w:t>
-      </w:r>
-      <w:r>
-        <w:t xml:space="preserve">Network-Security</w:t>
-      </w:r>
-      <w:r>
-        <w:t xml:space="preserve"> </w:t>
-      </w:r>
-      <w:r>
-        <w:t xml:space="preserve">Tooling</w:t>
-      </w:r>
-    </w:p>
-    <w:p>
-      <w:pPr>
-        <w:pStyle w:val="Author"/>
-      </w:pPr>
-      <w:r>
-        <w:t xml:space="preserve">Joseph</w:t>
-      </w:r>
-      <w:r>
-        <w:t xml:space="preserve"> </w:t>
-      </w:r>
-      <w:r>
-        <w:t xml:space="preserve">Fiagbor</w:t>
-      </w:r>
-    </w:p>
-    <w:p>
-      <w:pPr>
-        <w:pStyle w:val="Author"/>
-      </w:pPr>
-      <w:r>
-        <w:t xml:space="preserve">Supervisor:</w:t>
-      </w:r>
-      <w:r>
-        <w:t xml:space="preserve"> </w:t>
-      </w:r>
-      <w:r>
-        <w:t xml:space="preserve">Dr</w:t>
-      </w:r>
-      <w:r>
-        <w:t xml:space="preserve"> </w:t>
-      </w:r>
-      <w:r>
-        <w:t xml:space="preserve">Oliver</w:t>
-      </w:r>
-      <w:r>
-        <w:t xml:space="preserve"> </w:t>
-      </w:r>
-      <w:r>
-        <w:t xml:space="preserve">Kornyo,</w:t>
-      </w:r>
-      <w:r>
-        <w:t xml:space="preserve"> </w:t>
-      </w:r>
-      <w:r>
-        <w:t xml:space="preserve">Department</w:t>
-      </w:r>
-      <w:r>
-        <w:t xml:space="preserve"> </w:t>
-      </w:r>
-      <w:r>
-        <w:t xml:space="preserve">of</w:t>
-      </w:r>
-      <w:r>
-        <w:t xml:space="preserve"> </w:t>
-      </w:r>
-      <w:r>
-        <w:t xml:space="preserve">Computer</w:t>
-      </w:r>
-      <w:r>
-        <w:t xml:space="preserve"> </w:t>
-      </w:r>
-      <w:r>
-        <w:t xml:space="preserve">Science</w:t>
-      </w:r>
-    </w:p>
-    <w:p>
-      <w:pPr>
-        <w:pStyle w:val="Date"/>
-      </w:pPr>
-      <w:r>
-        <w:t xml:space="preserve">July</w:t>
-      </w:r>
-      <w:r>
-        <w:t xml:space="preserve"> </w:t>
-      </w:r>
-      <w:r>
-        <w:t xml:space="preserve">2026</w:t>
-      </w:r>
-    </w:p>
-    <w:p>
-      <w:pPr>
         <w:pStyle w:val="Heading2"/>
       </w:pPr>
       <w:bookmarkStart w:id="20" w:name="abstract"/>
@@ -417,13 +185,55 @@
         <w:t xml:space="preserve"> </w:t>
       </w:r>
       <w:r>
-        <w:t xml:space="preserve">inside Docker. Fired with real packets sent over a raw socket rather than</w:t>
-      </w:r>
-      <w:r>
-        <w:t xml:space="preserve"> </w:t>
-      </w:r>
-      <w:r>
-        <w:t xml:space="preserve">replayed from a file, it produced 131 correct findings across all four rules.</w:t>
+        <w:t xml:space="preserve">inside Docker. A 500-packet labelled corpus was sent over a raw socket rather</w:t>
+      </w:r>
+      <w:r>
+        <w:t xml:space="preserve"> </w:t>
+      </w:r>
+      <w:r>
+        <w:t xml:space="preserve">than replayed from a file, and all four rules fired on it. The live findings</w:t>
+      </w:r>
+      <w:r>
+        <w:t xml:space="preserve"> </w:t>
+      </w:r>
+      <w:r>
+        <w:t xml:space="preserve">stream matched an offline pass over the same packets finding for finding, so the</w:t>
+      </w:r>
+      <w:r>
+        <w:t xml:space="preserve"> </w:t>
+      </w:r>
+      <w:r>
+        <w:t xml:space="preserve">run could be scored packet by packet. Scored that way, it gave 608 findings with</w:t>
+      </w:r>
+      <w:r>
+        <w:t xml:space="preserve"> </w:t>
+      </w:r>
+      <w:r>
+        <w:t xml:space="preserve">precision 0.960, recall 0.9625, and a false-positive rate of 0.16, and every</w:t>
+      </w:r>
+      <w:r>
+        <w:t xml:space="preserve"> </w:t>
+      </w:r>
+      <w:r>
+        <w:t xml:space="preserve">error traced back to a defect in the TEID-spoofing rule. With the rule fixed, a</w:t>
+      </w:r>
+      <w:r>
+        <w:t xml:space="preserve"> </w:t>
+      </w:r>
+      <w:r>
+        <w:t xml:space="preserve">second live run of the same packet sequence gave 550 findings, precision and</w:t>
+      </w:r>
+      <w:r>
+        <w:t xml:space="preserve"> </w:t>
+      </w:r>
+      <w:r>
+        <w:t xml:space="preserve">recall of 1.0, and a false-positive rate of 0.0. A live figure published in an earlier version of</w:t>
+      </w:r>
+      <w:r>
+        <w:t xml:space="preserve"> </w:t>
+      </w:r>
+      <w:r>
+        <w:t xml:space="preserve">this paper (131 findings) did not reproduce and is withdrawn.</w:t>
       </w:r>
     </w:p>
     <w:p>
@@ -449,31 +259,61 @@
         <w:t xml:space="preserve"> </w:t>
       </w:r>
       <w:r>
-        <w:t xml:space="preserve">project began. None of these bugs were reachable by the existing, fully passing</w:t>
-      </w:r>
-      <w:r>
-        <w:t xml:space="preserve"> </w:t>
-      </w:r>
-      <w:r>
-        <w:t xml:space="preserve">offline tests. We argue this is structural rather than accidental. For tools</w:t>
-      </w:r>
-      <w:r>
-        <w:t xml:space="preserve"> </w:t>
-      </w:r>
-      <w:r>
-        <w:t xml:space="preserve">that work on raw network bytes, an in-memory or file-replay test suite is</w:t>
-      </w:r>
-      <w:r>
-        <w:t xml:space="preserve"> </w:t>
-      </w:r>
-      <w:r>
-        <w:t xml:space="preserve">necessary but not sufficient, because the bugs that matter most only appear when</w:t>
-      </w:r>
-      <w:r>
-        <w:t xml:space="preserve"> </w:t>
-      </w:r>
-      <w:r>
-        <w:t xml:space="preserve">bytes are actually put on, or read off, a real wire.</w:t>
+        <w:t xml:space="preserve">project began. The labelled live run exposed two more: the handset's traffic</w:t>
+      </w:r>
+      <w:r>
+        <w:t xml:space="preserve"> </w:t>
+      </w:r>
+      <w:r>
+        <w:t xml:space="preserve">had never reached the data network although the documented check for it passed,</w:t>
+      </w:r>
+      <w:r>
+        <w:t xml:space="preserve"> </w:t>
+      </w:r>
+      <w:r>
+        <w:t xml:space="preserve">and the TEID-spoofing rule let a spoofer take a tunnel over. None of these seven</w:t>
+      </w:r>
+      <w:r>
+        <w:t xml:space="preserve"> </w:t>
+      </w:r>
+      <w:r>
+        <w:t xml:space="preserve">bugs showed up in the existing, fully passing offline tests. Six sit in code</w:t>
+      </w:r>
+      <w:r>
+        <w:t xml:space="preserve"> </w:t>
+      </w:r>
+      <w:r>
+        <w:t xml:space="preserve">those tests never run, and we argue this is structural rather than accidental:</w:t>
+      </w:r>
+      <w:r>
+        <w:t xml:space="preserve"> </w:t>
+      </w:r>
+      <w:r>
+        <w:t xml:space="preserve">for tools that work on raw network bytes, an in-memory or file-replay test suite</w:t>
+      </w:r>
+      <w:r>
+        <w:t xml:space="preserve"> </w:t>
+      </w:r>
+      <w:r>
+        <w:t xml:space="preserve">is necessary but not sufficient, because the bugs that matter most only appear</w:t>
+      </w:r>
+      <w:r>
+        <w:t xml:space="preserve"> </w:t>
+      </w:r>
+      <w:r>
+        <w:t xml:space="preserve">when bytes are actually put on, or read off, a real wire. The seventh needed</w:t>
+      </w:r>
+      <w:r>
+        <w:t xml:space="preserve"> </w:t>
+      </w:r>
+      <w:r>
+        <w:t xml:space="preserve">only a realistic packet order, which the live corpus supplied and a file replay</w:t>
+      </w:r>
+      <w:r>
+        <w:t xml:space="preserve"> </w:t>
+      </w:r>
+      <w:r>
+        <w:t xml:space="preserve">now reproduces.</w:t>
       </w:r>
     </w:p>
     <w:p>
@@ -487,7 +327,7 @@
       <w:pPr>
         <w:pStyle w:val="Heading2"/>
       </w:pPr>
-      <w:bookmarkStart w:id="21" w:name="introduction"/>
+      <w:bookmarkStart w:id="21" w:name="Xe3d0fc0bea9a42ce7605565d0964033d7f6ee47"/>
       <w:r>
         <w:t xml:space="preserve">1. Introduction</w:t>
       </w:r>
@@ -497,7 +337,7 @@
       <w:pPr>
         <w:pStyle w:val="Heading3"/>
       </w:pPr>
-      <w:bookmarkStart w:id="22" w:name="motivation"/>
+      <w:bookmarkStart w:id="22" w:name="X1bf71e34a5475eafa7691d512243933c189287b"/>
       <w:r>
         <w:t xml:space="preserve">1.1 Motivation</w:t>
       </w:r>
@@ -735,7 +575,7 @@
       <w:pPr>
         <w:pStyle w:val="Heading3"/>
       </w:pPr>
-      <w:bookmarkStart w:id="23" w:name="contributions"/>
+      <w:bookmarkStart w:id="23" w:name="X38c0090fba248af42d8d3e465c85ee5ac4d0e16"/>
       <w:r>
         <w:t xml:space="preserve">1.2 Contributions</w:t>
       </w:r>
@@ -888,13 +728,13 @@
         <w:t xml:space="preserve"> </w:t>
       </w:r>
       <w:r>
-        <w:t xml:space="preserve">Scapy's default parsing of a GTP-U payload quietly treats a nested GTP header</w:t>
-      </w:r>
-      <w:r>
-        <w:t xml:space="preserve"> </w:t>
-      </w:r>
-      <w:r>
-        <w:t xml:space="preserve">as opaque</w:t>
+        <w:t xml:space="preserve">Scapy's default parsing of a GTP-U payload never decodes a nested GTP header</w:t>
+      </w:r>
+      <w:r>
+        <w:t xml:space="preserve"> </w:t>
+      </w:r>
+      <w:r>
+        <w:t xml:space="preserve">as GTP: it hands the bytes back as</w:t>
       </w:r>
       <w:r>
         <w:t xml:space="preserve"> </w:t>
@@ -909,7 +749,25 @@
         <w:t xml:space="preserve"> </w:t>
       </w:r>
       <w:r>
-        <w:t xml:space="preserve">bytes. A naive</w:t>
+        <w:t xml:space="preserve">or, inside a realistic outer G-PDU,</w:t>
+      </w:r>
+      <w:r>
+        <w:t xml:space="preserve"> </w:t>
+      </w:r>
+      <w:r>
+        <w:t xml:space="preserve">mis-reads them as</w:t>
+      </w:r>
+      <w:r>
+        <w:t xml:space="preserve"> </w:t>
+      </w:r>
+      <w:r>
+        <w:rPr>
+          <w:rStyle w:val="VerbatimChar"/>
+        </w:rPr>
+        <w:t xml:space="preserve">PPP</w:t>
+      </w:r>
+      <w:r>
+        <w:t xml:space="preserve">. A naive</w:t>
       </w:r>
       <w:r>
         <w:t xml:space="preserve"> </w:t>
@@ -924,31 +782,31 @@
         <w:t xml:space="preserve"> </w:t>
       </w:r>
       <w:r>
-        <w:t xml:space="preserve">check on captured or live traffic</w:t>
-      </w:r>
-      <w:r>
-        <w:t xml:space="preserve"> </w:t>
-      </w:r>
-      <w:r>
-        <w:t xml:space="preserve">therefore misses 100% of nested-tunnel abuse, even though an in-memory unit</w:t>
-      </w:r>
-      <w:r>
-        <w:t xml:space="preserve"> </w:t>
-      </w:r>
-      <w:r>
-        <w:t xml:space="preserve">test that builds the layers directly in Python would pass. Section 6.1.3</w:t>
-      </w:r>
-      <w:r>
-        <w:t xml:space="preserve"> </w:t>
-      </w:r>
-      <w:r>
-        <w:t xml:space="preserve">measures this: an otherwise identical naive detector scores 0.0 recall on</w:t>
-      </w:r>
-      <w:r>
-        <w:t xml:space="preserve"> </w:t>
-      </w:r>
-      <w:r>
-        <w:t xml:space="preserve">nested tunnels where the real detector scores 1.0.</w:t>
+        <w:t xml:space="preserve">check on captured or live</w:t>
+      </w:r>
+      <w:r>
+        <w:t xml:space="preserve"> </w:t>
+      </w:r>
+      <w:r>
+        <w:t xml:space="preserve">traffic therefore misses 100% of nested-tunnel abuse, even though an</w:t>
+      </w:r>
+      <w:r>
+        <w:t xml:space="preserve"> </w:t>
+      </w:r>
+      <w:r>
+        <w:t xml:space="preserve">in-memory unit test that builds the layers directly in Python would pass.</w:t>
+      </w:r>
+      <w:r>
+        <w:t xml:space="preserve"> </w:t>
+      </w:r>
+      <w:r>
+        <w:t xml:space="preserve">Section 6.1.3 measures this: an otherwise identical naive detector scores 0.0</w:t>
+      </w:r>
+      <w:r>
+        <w:t xml:space="preserve"> </w:t>
+      </w:r>
+      <w:r>
+        <w:t xml:space="preserve">recall on nested tunnels where the real detector scores 1.0.</w:t>
       </w:r>
     </w:p>
     <w:p>
@@ -972,7 +830,19 @@
         <w:t xml:space="preserve"> </w:t>
       </w:r>
       <w:r>
-        <w:t xml:space="preserve">offline test.</w:t>
+        <w:t xml:space="preserve">offline test, and a per-packet scoring of that live run against its labels.</w:t>
+      </w:r>
+      <w:r>
+        <w:t xml:space="preserve"> </w:t>
+      </w:r>
+      <w:r>
+        <w:t xml:space="preserve">The live findings match an offline pass over the same packets finding for</w:t>
+      </w:r>
+      <w:r>
+        <w:t xml:space="preserve"> </w:t>
+      </w:r>
+      <w:r>
+        <w:t xml:space="preserve">finding.</w:t>
       </w:r>
     </w:p>
     <w:p>
@@ -1002,43 +872,67 @@
         <w:t xml:space="preserve"> </w:t>
       </w:r>
       <w:r>
-        <w:t xml:space="preserve">five real bugs: a missing runtime dependency, a config-patching regex that</w:t>
-      </w:r>
-      <w:r>
-        <w:t xml:space="preserve"> </w:t>
-      </w:r>
-      <w:r>
-        <w:t xml:space="preserve">quietly does nothing while logging success, a lost file permission in a</w:t>
-      </w:r>
-      <w:r>
-        <w:t xml:space="preserve"> </w:t>
-      </w:r>
-      <w:r>
-        <w:t xml:space="preserve">multi-stage container build, a Docker Compose networking trap, and, most</w:t>
-      </w:r>
-      <w:r>
-        <w:t xml:space="preserve"> </w:t>
-      </w:r>
-      <w:r>
-        <w:t xml:space="preserve">importantly, a traffic generator that had been sending malformed Ethernet</w:t>
-      </w:r>
-      <w:r>
-        <w:t xml:space="preserve"> </w:t>
-      </w:r>
-      <w:r>
-        <w:t xml:space="preserve">frames on every live run since the project began. All five were found only by</w:t>
-      </w:r>
-      <w:r>
-        <w:t xml:space="preserve"> </w:t>
-      </w:r>
-      <w:r>
-        <w:t xml:space="preserve">running the live path, and none were reachable from the existing, fully</w:t>
-      </w:r>
-      <w:r>
-        <w:t xml:space="preserve"> </w:t>
-      </w:r>
-      <w:r>
-        <w:t xml:space="preserve">passing offline tests.</w:t>
+        <w:t xml:space="preserve">seven real bugs. Five were found at first bring-up: a missing runtime</w:t>
+      </w:r>
+      <w:r>
+        <w:t xml:space="preserve"> </w:t>
+      </w:r>
+      <w:r>
+        <w:t xml:space="preserve">dependency, a config-patching regex that quietly does nothing while logging</w:t>
+      </w:r>
+      <w:r>
+        <w:t xml:space="preserve"> </w:t>
+      </w:r>
+      <w:r>
+        <w:t xml:space="preserve">success, a lost file permission in a multi-stage container build, a Docker</w:t>
+      </w:r>
+      <w:r>
+        <w:t xml:space="preserve"> </w:t>
+      </w:r>
+      <w:r>
+        <w:t xml:space="preserve">Compose networking trap, and, most importantly, a traffic generator that had</w:t>
+      </w:r>
+      <w:r>
+        <w:t xml:space="preserve"> </w:t>
+      </w:r>
+      <w:r>
+        <w:t xml:space="preserve">been sending malformed Ethernet frames on every live run since the project</w:t>
+      </w:r>
+      <w:r>
+        <w:t xml:space="preserve"> </w:t>
+      </w:r>
+      <w:r>
+        <w:t xml:space="preserve">began. Two more were found during revision by scoring a live run packet by</w:t>
+      </w:r>
+      <w:r>
+        <w:t xml:space="preserve"> </w:t>
+      </w:r>
+      <w:r>
+        <w:t xml:space="preserve">packet: the UE data path had never worked while the documented check for it</w:t>
+      </w:r>
+      <w:r>
+        <w:t xml:space="preserve"> </w:t>
+      </w:r>
+      <w:r>
+        <w:t xml:space="preserve">passed, and rule R2 handed a TEID to whichever source sent last. All seven</w:t>
+      </w:r>
+      <w:r>
+        <w:t xml:space="preserve"> </w:t>
+      </w:r>
+      <w:r>
+        <w:t xml:space="preserve">were found only by running the live path. Six of them sit in code the offline</w:t>
+      </w:r>
+      <w:r>
+        <w:t xml:space="preserve"> </w:t>
+      </w:r>
+      <w:r>
+        <w:t xml:space="preserve">tests never run; the seventh sits in code they do run, but needs a packet</w:t>
+      </w:r>
+      <w:r>
+        <w:t xml:space="preserve"> </w:t>
+      </w:r>
+      <w:r>
+        <w:t xml:space="preserve">order their corpus never produces.</w:t>
       </w:r>
     </w:p>
     <w:p>
@@ -1052,7 +946,7 @@
       <w:pPr>
         <w:pStyle w:val="Heading2"/>
       </w:pPr>
-      <w:bookmarkStart w:id="24" w:name="background"/>
+      <w:bookmarkStart w:id="24" w:name="X619ba3478f1480a9208e2b421efeeeaa187dd54"/>
       <w:r>
         <w:t xml:space="preserve">2. Background</w:t>
       </w:r>
@@ -1062,7 +956,7 @@
       <w:pPr>
         <w:pStyle w:val="Heading3"/>
       </w:pPr>
-      <w:bookmarkStart w:id="25" w:name="gtp-u-and-its-role-in-the-mobile-core"/>
+      <w:bookmarkStart w:id="25" w:name="X4a9b5f3c8b68bb37f1e82d6993fb2f4f7976d2c"/>
       <w:r>
         <w:t xml:space="preserve">2.1 GTP-U and its role in the mobile core</w:t>
       </w:r>
@@ -1178,7 +1072,7 @@
       <w:pPr>
         <w:pStyle w:val="Heading3"/>
       </w:pPr>
-      <w:bookmarkStart w:id="26" w:name="threat-model"/>
+      <w:bookmarkStart w:id="26" w:name="X8aaba388b14a37b3d379f1c9940ecb3b2c159cb"/>
       <w:r>
         <w:t xml:space="preserve">2.2 Threat model</w:t>
       </w:r>
@@ -1201,19 +1095,37 @@
         <w:t xml:space="preserve"> </w:t>
       </w:r>
       <w:r>
-        <w:t xml:space="preserve">partner, or a network insider would hold. It does not assume an attacker who has</w:t>
-      </w:r>
-      <w:r>
-        <w:t xml:space="preserve"> </w:t>
-      </w:r>
-      <w:r>
-        <w:t xml:space="preserve">taken over the UPF or SMF itself, which is a stronger and different problem, and</w:t>
-      </w:r>
-      <w:r>
-        <w:t xml:space="preserve"> </w:t>
-      </w:r>
-      <w:r>
-        <w:t xml:space="preserve">it does not cover radio-layer attacks on the air interface. The detector is a</w:t>
+        <w:t xml:space="preserve">partner, or a network insider would hold. In the live lab this position is</w:t>
+      </w:r>
+      <w:r>
+        <w:t xml:space="preserve"> </w:t>
+      </w:r>
+      <w:r>
+        <w:t xml:space="preserve">played by a separate attacker container that writes onto the core's N3</w:t>
+      </w:r>
+      <w:r>
+        <w:t xml:space="preserve"> </w:t>
+      </w:r>
+      <w:r>
+        <w:t xml:space="preserve">interface directly; it is not a UE and holds no PDU session (Section 4.3). The</w:t>
+      </w:r>
+      <w:r>
+        <w:t xml:space="preserve"> </w:t>
+      </w:r>
+      <w:r>
+        <w:t xml:space="preserve">threat model does not assume an attacker who has taken over the UPF or SMF</w:t>
+      </w:r>
+      <w:r>
+        <w:t xml:space="preserve"> </w:t>
+      </w:r>
+      <w:r>
+        <w:t xml:space="preserve">itself, which is a stronger and different problem, and it does not cover</w:t>
+      </w:r>
+      <w:r>
+        <w:t xml:space="preserve"> </w:t>
+      </w:r>
+      <w:r>
+        <w:t xml:space="preserve">radio-layer attacks on the air interface. The detector is a</w:t>
       </w:r>
       <w:r>
         <w:t xml:space="preserve"> </w:t>
@@ -1251,7 +1163,7 @@
       <w:pPr>
         <w:pStyle w:val="Heading2"/>
       </w:pPr>
-      <w:bookmarkStart w:id="27" w:name="related-work"/>
+      <w:bookmarkStart w:id="27" w:name="X1462f6667fa2e0a51a14e65bcdde680cd496980"/>
       <w:r>
         <w:t xml:space="preserve">3. Related work</w:t>
       </w:r>
@@ -1383,7 +1295,7 @@
       <w:pPr>
         <w:pStyle w:val="Heading2"/>
       </w:pPr>
-      <w:bookmarkStart w:id="28" w:name="system-architecture"/>
+      <w:bookmarkStart w:id="28" w:name="X8f7a4c586594c8ffe9f29f84309b748aacc6016"/>
       <w:r>
         <w:t xml:space="preserve">4. System architecture</w:t>
       </w:r>
@@ -1393,1815 +1305,11 @@
       <w:pPr>
         <w:pStyle w:val="Heading3"/>
       </w:pPr>
-      <w:bookmarkStart w:id="29" w:name="components"/>
+      <w:bookmarkStart w:id="29" w:name="X1c865d73b9c60b9d5023604f9382d2904a30268"/>
       <w:r>
         <w:t xml:space="preserve">4.1 Components</w:t>
       </w:r>
       <w:bookmarkEnd w:id="29"/>
-    </w:p>
-    <w:tbl>
-      <w:tblPr>
-        <w:tblStyle w:val="Table"/>
-        <w:tblW w:type="pct" w:w="5000.0"/>
-        <w:tblLook w:firstRow="1"/>
-      </w:tblPr>
-      <w:tblGrid>
-        <w:gridCol w:w="3960"/>
-        <w:gridCol w:w="3960"/>
-      </w:tblGrid>
-      <w:tr>
-        <w:trPr>
-          <w:cnfStyle w:firstRow="1"/>
-        </w:trPr>
-        <w:tc>
-          <w:tcPr>
-            <w:tcBorders>
-              <w:bottom w:val="single"/>
-            </w:tcBorders>
-            <w:vAlign w:val="bottom"/>
-          </w:tcPr>
-          <w:p>
-            <w:pPr>
-              <w:pStyle w:val="Compact"/>
-              <w:jc w:val="left"/>
-            </w:pPr>
-            <w:r>
-              <w:t xml:space="preserve">Component</w:t>
-            </w:r>
-          </w:p>
-        </w:tc>
-        <w:tc>
-          <w:tcPr>
-            <w:tcBorders>
-              <w:bottom w:val="single"/>
-            </w:tcBorders>
-            <w:vAlign w:val="bottom"/>
-          </w:tcPr>
-          <w:p>
-            <w:pPr>
-              <w:pStyle w:val="Compact"/>
-              <w:jc w:val="left"/>
-            </w:pPr>
-            <w:r>
-              <w:t xml:space="preserve">Role</w:t>
-            </w:r>
-          </w:p>
-        </w:tc>
-      </w:tr>
-      <w:tr>
-        <w:tc>
-          <w:p>
-            <w:pPr>
-              <w:pStyle w:val="Compact"/>
-              <w:jc w:val="left"/>
-            </w:pPr>
-            <w:r>
-              <w:rPr>
-                <w:rStyle w:val="VerbatimChar"/>
-              </w:rPr>
-              <w:t xml:space="preserve">core/</w:t>
-            </w:r>
-          </w:p>
-        </w:tc>
-        <w:tc>
-          <w:p>
-            <w:pPr>
-              <w:pStyle w:val="Compact"/>
-              <w:jc w:val="left"/>
-            </w:pPr>
-            <w:r>
-              <w:t xml:space="preserve">Open5GS all-in-one 5G core (AMF, SMF, UPF, plus support functions: NRF, SCP, AUSF, UDM, UDR, PCF, BSF, NSSF)</w:t>
-            </w:r>
-          </w:p>
-        </w:tc>
-      </w:tr>
-      <w:tr>
-        <w:tc>
-          <w:p>
-            <w:pPr>
-              <w:pStyle w:val="Compact"/>
-              <w:jc w:val="left"/>
-            </w:pPr>
-            <w:r>
-              <w:rPr>
-                <w:rStyle w:val="VerbatimChar"/>
-              </w:rPr>
-              <w:t xml:space="preserve">ran/</w:t>
-            </w:r>
-          </w:p>
-        </w:tc>
-        <w:tc>
-          <w:p>
-            <w:pPr>
-              <w:pStyle w:val="Compact"/>
-              <w:jc w:val="left"/>
-            </w:pPr>
-            <w:r>
-              <w:t xml:space="preserve">UERANSIM-simulated gNB and UE, generating real GTP-U traffic on N3</w:t>
-            </w:r>
-          </w:p>
-        </w:tc>
-      </w:tr>
-      <w:tr>
-        <w:tc>
-          <w:p>
-            <w:pPr>
-              <w:pStyle w:val="Compact"/>
-              <w:jc w:val="left"/>
-            </w:pPr>
-            <w:r>
-              <w:rPr>
-                <w:rStyle w:val="VerbatimChar"/>
-              </w:rPr>
-              <w:t xml:space="preserve">detector/</w:t>
-            </w:r>
-          </w:p>
-        </w:tc>
-        <w:tc>
-          <w:p>
-            <w:pPr>
-              <w:pStyle w:val="Compact"/>
-              <w:jc w:val="left"/>
-            </w:pPr>
-            <w:r>
-              <w:t xml:space="preserve">The main research contribution: a passive Scapy-based detector, the rule engine, metrics, and the naive baseline (</w:t>
-            </w:r>
-            <w:r>
-              <w:rPr>
-                <w:rStyle w:val="VerbatimChar"/>
-              </w:rPr>
-              <w:t xml:space="preserve">baselines.py</w:t>
-            </w:r>
-            <w:r>
-              <w:t xml:space="preserve">) used to measure the contribution</w:t>
-            </w:r>
-          </w:p>
-        </w:tc>
-      </w:tr>
-      <w:tr>
-        <w:tc>
-          <w:p>
-            <w:pPr>
-              <w:pStyle w:val="Compact"/>
-              <w:jc w:val="left"/>
-            </w:pPr>
-            <w:r>
-              <w:rPr>
-                <w:rStyle w:val="VerbatimChar"/>
-              </w:rPr>
-              <w:t xml:space="preserve">attacker/</w:t>
-            </w:r>
-          </w:p>
-        </w:tc>
-        <w:tc>
-          <w:p>
-            <w:pPr>
-              <w:pStyle w:val="Compact"/>
-              <w:jc w:val="left"/>
-            </w:pPr>
-            <w:r>
-              <w:t xml:space="preserve">Lab-only traffic: the abuse generator, the realistic twelve-category benign generator (</w:t>
-            </w:r>
-            <w:r>
-              <w:rPr>
-                <w:rStyle w:val="VerbatimChar"/>
-              </w:rPr>
-              <w:t xml:space="preserve">benign_traffic.py</w:t>
-            </w:r>
-            <w:r>
-              <w:t xml:space="preserve">), and the crafted evasion suite (</w:t>
-            </w:r>
-            <w:r>
-              <w:rPr>
-                <w:rStyle w:val="VerbatimChar"/>
-              </w:rPr>
-              <w:t xml:space="preserve">evasions.py</w:t>
-            </w:r>
-            <w:r>
-              <w:t xml:space="preserve">)</w:t>
-            </w:r>
-          </w:p>
-        </w:tc>
-      </w:tr>
-      <w:tr>
-        <w:tc>
-          <w:p>
-            <w:pPr>
-              <w:pStyle w:val="Compact"/>
-              <w:jc w:val="left"/>
-            </w:pPr>
-            <w:r>
-              <w:rPr>
-                <w:rStyle w:val="VerbatimChar"/>
-              </w:rPr>
-              <w:t xml:space="preserve">eval/</w:t>
-            </w:r>
-          </w:p>
-        </w:tc>
-        <w:tc>
-          <w:p>
-            <w:pPr>
-              <w:pStyle w:val="Compact"/>
-              <w:jc w:val="left"/>
-            </w:pPr>
-            <w:r>
-              <w:t xml:space="preserve">Reproducible offline benchmark (</w:t>
-            </w:r>
-            <w:r>
-              <w:rPr>
-                <w:rStyle w:val="VerbatimChar"/>
-              </w:rPr>
-              <w:t xml:space="preserve">benchmark.py</w:t>
-            </w:r>
-            <w:r>
-              <w:t xml:space="preserve">) producing</w:t>
-            </w:r>
-            <w:r>
-              <w:t xml:space="preserve"> </w:t>
-            </w:r>
-            <w:r>
-              <w:rPr>
-                <w:rStyle w:val="VerbatimChar"/>
-              </w:rPr>
-              <w:t xml:space="preserve">metrics.json</w:t>
-            </w:r>
-            <w:r>
-              <w:t xml:space="preserve"> </w:t>
-            </w:r>
-            <w:r>
-              <w:t xml:space="preserve">and</w:t>
-            </w:r>
-            <w:r>
-              <w:t xml:space="preserve"> </w:t>
-            </w:r>
-            <w:r>
-              <w:rPr>
-                <w:rStyle w:val="VerbatimChar"/>
-              </w:rPr>
-              <w:t xml:space="preserve">RESULTS.md</w:t>
-            </w:r>
-            <w:r>
-              <w:t xml:space="preserve">: headline metrics, baseline comparison, false-positive analysis, multi-seed stability, and evasion scoring</w:t>
-            </w:r>
-          </w:p>
-        </w:tc>
-      </w:tr>
-    </w:tbl>
-    <w:p>
-      <w:pPr>
-        <w:pStyle w:val="Heading3"/>
-      </w:pPr>
-      <w:bookmarkStart w:id="30" w:name="topology"/>
-      <w:r>
-        <w:t xml:space="preserve">4.2 Topology</w:t>
-      </w:r>
-      <w:bookmarkEnd w:id="30"/>
-    </w:p>
-    <w:p>
-      <w:pPr>
-        <w:pStyle w:val="SourceCode"/>
-      </w:pPr>
-      <w:r>
-        <w:rPr>
-          <w:rStyle w:val="VerbatimChar"/>
-        </w:rPr>
-        <w:t xml:space="preserve"> UE (uesimtun0)                     gNB                         Core (10.10.10.10)</w:t>
-      </w:r>
-      <w:r>
-        <w:br/>
-      </w:r>
-      <w:r>
-        <w:rPr>
-          <w:rStyle w:val="VerbatimChar"/>
-        </w:rPr>
-        <w:t xml:space="preserve"> 10.45.0.x  ── PDU session ──►  10.10.10.20  ── N3 / GTP-U ──►  UPF ─► data network</w:t>
-      </w:r>
-      <w:r>
-        <w:br/>
-      </w:r>
-      <w:r>
-        <w:rPr>
-          <w:rStyle w:val="VerbatimChar"/>
-        </w:rPr>
-        <w:t xml:space="preserve">                                (UERANSIM)      UDP 2152        (Open5GS)</w:t>
-      </w:r>
-      <w:r>
-        <w:br/>
-      </w:r>
-      <w:r>
-        <w:rPr>
-          <w:rStyle w:val="VerbatimChar"/>
-        </w:rPr>
-        <w:t xml:space="preserve">                                                   │</w:t>
-      </w:r>
-      <w:r>
-        <w:br/>
-      </w:r>
-      <w:r>
-        <w:rPr>
-          <w:rStyle w:val="VerbatimChar"/>
-        </w:rPr>
-        <w:t xml:space="preserve">                                                   ▼</w:t>
-      </w:r>
-      <w:r>
-        <w:br/>
-      </w:r>
-      <w:r>
-        <w:rPr>
-          <w:rStyle w:val="VerbatimChar"/>
-        </w:rPr>
-        <w:t xml:space="preserve">                                          ┌──────────────────┐</w:t>
-      </w:r>
-      <w:r>
-        <w:br/>
-      </w:r>
-      <w:r>
-        <w:rPr>
-          <w:rStyle w:val="VerbatimChar"/>
-        </w:rPr>
-        <w:t xml:space="preserve">                                          │  DETECTOR (tap)  │  shares core netns,</w:t>
-      </w:r>
-      <w:r>
-        <w:br/>
-      </w:r>
-      <w:r>
-        <w:rPr>
-          <w:rStyle w:val="VerbatimChar"/>
-        </w:rPr>
-        <w:t xml:space="preserve">                                          │  sniffs eth0     │  sees every N3 packet</w:t>
-      </w:r>
-      <w:r>
-        <w:br/>
-      </w:r>
-      <w:r>
-        <w:rPr>
-          <w:rStyle w:val="VerbatimChar"/>
-        </w:rPr>
-        <w:t xml:space="preserve">                                          └──────────────────┘</w:t>
-      </w:r>
-    </w:p>
-    <w:p>
-      <w:pPr>
-        <w:pStyle w:val="FirstParagraph"/>
-      </w:pPr>
-      <w:r>
-        <w:t xml:space="preserve">All components run on a fixed private Docker network (</w:t>
-      </w:r>
-      <w:r>
-        <w:rPr>
-          <w:rStyle w:val="VerbatimChar"/>
-        </w:rPr>
-        <w:t xml:space="preserve">10.10.10.0/24</w:t>
-      </w:r>
-      <w:r>
-        <w:t xml:space="preserve">) under the</w:t>
-      </w:r>
-      <w:r>
-        <w:t xml:space="preserve"> </w:t>
-      </w:r>
-      <w:r>
-        <w:t xml:space="preserve">test PLMN</w:t>
-      </w:r>
-      <w:r>
-        <w:t xml:space="preserve"> </w:t>
-      </w:r>
-      <w:r>
-        <w:rPr>
-          <w:rStyle w:val="VerbatimChar"/>
-        </w:rPr>
-        <w:t xml:space="preserve">999/70</w:t>
-      </w:r>
-      <w:r>
-        <w:t xml:space="preserve">. This is never a real operator's identity and is never meant</w:t>
-      </w:r>
-      <w:r>
-        <w:t xml:space="preserve"> </w:t>
-      </w:r>
-      <w:r>
-        <w:t xml:space="preserve">to be reachable outside the isolated lab (see Section 11, Ethics).</w:t>
-      </w:r>
-    </w:p>
-    <w:p>
-      <w:pPr>
-        <w:pStyle w:val="Heading3"/>
-      </w:pPr>
-      <w:bookmarkStart w:id="31" w:name="X14c98863aab7832321d130586ba779a2a3aa91d"/>
-      <w:r>
-        <w:t xml:space="preserve">4.3 Why the detector shares the core's network namespace</w:t>
-      </w:r>
-      <w:bookmarkEnd w:id="31"/>
-    </w:p>
-    <w:p>
-      <w:pPr>
-        <w:pStyle w:val="FirstParagraph"/>
-      </w:pPr>
-      <w:r>
-        <w:t xml:space="preserve">Traffic between two containers on a Docker bridge is switched at Layer 2, so a</w:t>
-      </w:r>
-      <w:r>
-        <w:t xml:space="preserve"> </w:t>
-      </w:r>
-      <w:r>
-        <w:t xml:space="preserve">third container on the same bridge does not see it by default. The</w:t>
-      </w:r>
-      <w:r>
-        <w:t xml:space="preserve"> </w:t>
-      </w:r>
-      <w:r>
-        <w:rPr>
-          <w:rStyle w:val="VerbatimChar"/>
-        </w:rPr>
-        <w:t xml:space="preserve">docker-compose.yml</w:t>
-      </w:r>
-      <w:r>
-        <w:t xml:space="preserve"> </w:t>
-      </w:r>
-      <w:r>
-        <w:t xml:space="preserve">file sets</w:t>
-      </w:r>
-      <w:r>
-        <w:t xml:space="preserve"> </w:t>
-      </w:r>
-      <w:r>
-        <w:rPr>
-          <w:rStyle w:val="VerbatimChar"/>
-        </w:rPr>
-        <w:t xml:space="preserve">detector: network_mode: "service:core"</w:t>
-      </w:r>
-      <w:r>
-        <w:t xml:space="preserve">, which</w:t>
-      </w:r>
-      <w:r>
-        <w:t xml:space="preserve"> </w:t>
-      </w:r>
-      <w:r>
-        <w:t xml:space="preserve">places the detector inside the UPF's own network namespace and lets it sniff the</w:t>
-      </w:r>
-      <w:r>
-        <w:t xml:space="preserve"> </w:t>
-      </w:r>
-      <w:r>
-        <w:t xml:space="preserve">real</w:t>
-      </w:r>
-      <w:r>
-        <w:t xml:space="preserve"> </w:t>
-      </w:r>
-      <w:r>
-        <w:rPr>
-          <w:rStyle w:val="VerbatimChar"/>
-        </w:rPr>
-        <w:t xml:space="preserve">eth0</w:t>
-      </w:r>
-      <w:r>
-        <w:t xml:space="preserve">. This is deliberately the same tap point a production GTP firewall</w:t>
-      </w:r>
-      <w:r>
-        <w:t xml:space="preserve"> </w:t>
-      </w:r>
-      <w:r>
-        <w:t xml:space="preserve">uses, in front of or spanning the UPF's N3 interface, rather than a</w:t>
-      </w:r>
-      <w:r>
-        <w:t xml:space="preserve"> </w:t>
-      </w:r>
-      <w:r>
-        <w:t xml:space="preserve">port-mirroring approximation. The</w:t>
-      </w:r>
-      <w:r>
-        <w:t xml:space="preserve"> </w:t>
-      </w:r>
-      <w:r>
-        <w:rPr>
-          <w:rStyle w:val="VerbatimChar"/>
-        </w:rPr>
-        <w:t xml:space="preserve">attacker</w:t>
-      </w:r>
-      <w:r>
-        <w:t xml:space="preserve"> </w:t>
-      </w:r>
-      <w:r>
-        <w:t xml:space="preserve">service shares the same namespace</w:t>
-      </w:r>
-      <w:r>
-        <w:t xml:space="preserve"> </w:t>
-      </w:r>
-      <w:r>
-        <w:t xml:space="preserve">for the live-fire path, for the same reason. This choice has an operational</w:t>
-      </w:r>
-      <w:r>
-        <w:t xml:space="preserve"> </w:t>
-      </w:r>
-      <w:r>
-        <w:t xml:space="preserve">consequence, documented in Section 8 and in</w:t>
-      </w:r>
-      <w:r>
-        <w:t xml:space="preserve"> </w:t>
-      </w:r>
-      <w:r>
-        <w:rPr>
-          <w:rStyle w:val="VerbatimChar"/>
-        </w:rPr>
-        <w:t xml:space="preserve">FINDINGS.md</w:t>
-      </w:r>
-      <w:r>
-        <w:t xml:space="preserve"> </w:t>
-      </w:r>
-      <w:r>
-        <w:t xml:space="preserve">as Finding 5.</w:t>
-      </w:r>
-    </w:p>
-    <w:p>
-      <w:pPr>
-        <w:pStyle w:val="Heading3"/>
-      </w:pPr>
-      <w:bookmarkStart w:id="32" w:name="two-operating-modes"/>
-      <w:r>
-        <w:t xml:space="preserve">4.4 Two operating modes</w:t>
-      </w:r>
-      <w:bookmarkEnd w:id="32"/>
-    </w:p>
-    <w:p>
-      <w:pPr>
-        <w:numPr>
-          <w:ilvl w:val="0"/>
-          <w:numId w:val="1004"/>
-        </w:numPr>
-        <w:pStyle w:val="Compact"/>
-      </w:pPr>
-      <w:r>
-        <w:t xml:space="preserve">Offline evaluation, with no Docker, core, or root. The attack generator writes</w:t>
-      </w:r>
-      <w:r>
-        <w:t xml:space="preserve"> </w:t>
-      </w:r>
-      <w:r>
-        <w:t xml:space="preserve">a labelled packet capture, the detector replays it, and a scoring harness</w:t>
-      </w:r>
-      <w:r>
-        <w:t xml:space="preserve"> </w:t>
-      </w:r>
-      <w:r>
-        <w:t xml:space="preserve">produces</w:t>
-      </w:r>
-      <w:r>
-        <w:t xml:space="preserve"> </w:t>
-      </w:r>
-      <w:r>
-        <w:rPr>
-          <w:rStyle w:val="VerbatimChar"/>
-        </w:rPr>
-        <w:t xml:space="preserve">metrics.json</w:t>
-      </w:r>
-      <w:r>
-        <w:t xml:space="preserve"> </w:t>
-      </w:r>
-      <w:r>
-        <w:t xml:space="preserve">and a markdown results table. This is the reproducible</w:t>
-      </w:r>
-      <w:r>
-        <w:t xml:space="preserve"> </w:t>
-      </w:r>
-      <w:r>
-        <w:t xml:space="preserve">path behind the headline numbers in Section 6.1, and it runs with</w:t>
-      </w:r>
-      <w:r>
-        <w:t xml:space="preserve"> </w:t>
-      </w:r>
-      <w:r>
-        <w:rPr>
-          <w:rStyle w:val="VerbatimChar"/>
-        </w:rPr>
-        <w:t xml:space="preserve">pip install scapy pytest</w:t>
-      </w:r>
-      <w:r>
-        <w:t xml:space="preserve"> </w:t>
-      </w:r>
-      <w:r>
-        <w:t xml:space="preserve">alone.</w:t>
-      </w:r>
-    </w:p>
-    <w:p>
-      <w:pPr>
-        <w:numPr>
-          <w:ilvl w:val="0"/>
-          <w:numId w:val="1004"/>
-        </w:numPr>
-        <w:pStyle w:val="Compact"/>
-      </w:pPr>
-      <w:r>
-        <w:t xml:space="preserve">Live lab, the full Docker stack, which produces genuinely transmitted (not</w:t>
-      </w:r>
-      <w:r>
-        <w:t xml:space="preserve"> </w:t>
-      </w:r>
-      <w:r>
-        <w:t xml:space="preserve">replayed) 5G traffic and is used for the validation in Section 6.2.</w:t>
-      </w:r>
-    </w:p>
-    <w:p>
-      <w:pPr>
-        <w:pStyle w:val="FirstParagraph"/>
-      </w:pPr>
-      <w:r>
-        <w:t xml:space="preserve">Both modes use the exact same</w:t>
-      </w:r>
-      <w:r>
-        <w:t xml:space="preserve"> </w:t>
-      </w:r>
-      <w:r>
-        <w:rPr>
-          <w:rStyle w:val="VerbatimChar"/>
-        </w:rPr>
-        <w:t xml:space="preserve">detector/rules.py</w:t>
-      </w:r>
-      <w:r>
-        <w:t xml:space="preserve"> </w:t>
-      </w:r>
-      <w:r>
-        <w:t xml:space="preserve">and</w:t>
-      </w:r>
-      <w:r>
-        <w:t xml:space="preserve"> </w:t>
-      </w:r>
-      <w:r>
-        <w:rPr>
-          <w:rStyle w:val="VerbatimChar"/>
-        </w:rPr>
-        <w:t xml:space="preserve">detector/metrics.py</w:t>
-      </w:r>
-      <w:r>
-        <w:t xml:space="preserve"> </w:t>
-      </w:r>
-      <w:r>
-        <w:t xml:space="preserve">code. There is one detection engine, not two, so results from the two modes are</w:t>
-      </w:r>
-      <w:r>
-        <w:t xml:space="preserve"> </w:t>
-      </w:r>
-      <w:r>
-        <w:t xml:space="preserve">directly comparable in kind (Section 6.3).</w:t>
-      </w:r>
-    </w:p>
-    <w:p>
-      <w:r>
-        <w:pict>
-          <v:rect style="width:0;height:1.5pt" o:hralign="center" o:hrstd="t" o:hr="t"/>
-        </w:pict>
-      </w:r>
-    </w:p>
-    <w:p>
-      <w:pPr>
-        <w:pStyle w:val="Heading2"/>
-      </w:pPr>
-      <w:bookmarkStart w:id="33" w:name="detection-methodology"/>
-      <w:r>
-        <w:t xml:space="preserve">5. Detection methodology</w:t>
-      </w:r>
-      <w:bookmarkEnd w:id="33"/>
-    </w:p>
-    <w:p>
-      <w:pPr>
-        <w:pStyle w:val="FirstParagraph"/>
-      </w:pPr>
-      <w:r>
-        <w:t xml:space="preserve">The detector (</w:t>
-      </w:r>
-      <w:r>
-        <w:rPr>
-          <w:rStyle w:val="VerbatimChar"/>
-        </w:rPr>
-        <w:t xml:space="preserve">detector/rules.py</w:t>
-      </w:r>
-      <w:r>
-        <w:t xml:space="preserve">) applies four rules. Each rule is a small,</w:t>
-      </w:r>
-      <w:r>
-        <w:t xml:space="preserve"> </w:t>
-      </w:r>
-      <w:r>
-        <w:t xml:space="preserve">self-contained function of the form</w:t>
-      </w:r>
-      <w:r>
-        <w:t xml:space="preserve"> </w:t>
-      </w:r>
-      <w:r>
-        <w:rPr>
-          <w:rStyle w:val="VerbatimChar"/>
-        </w:rPr>
-        <w:t xml:space="preserve">rule(pkt, state) -&gt; list[Finding]</w:t>
-      </w:r>
-      <w:r>
-        <w:t xml:space="preserve">, and a</w:t>
-      </w:r>
-      <w:r>
-        <w:t xml:space="preserve"> </w:t>
-      </w:r>
-      <w:r>
-        <w:t xml:space="preserve">shared</w:t>
-      </w:r>
-      <w:r>
-        <w:t xml:space="preserve"> </w:t>
-      </w:r>
-      <w:r>
-        <w:rPr>
-          <w:rStyle w:val="VerbatimChar"/>
-        </w:rPr>
-        <w:t xml:space="preserve">evaluate()</w:t>
-      </w:r>
-      <w:r>
-        <w:t xml:space="preserve"> </w:t>
-      </w:r>
-      <w:r>
-        <w:t xml:space="preserve">dispatcher runs all four over every GTP-U packet. The</w:t>
-      </w:r>
-      <w:r>
-        <w:t xml:space="preserve"> </w:t>
-      </w:r>
-      <w:r>
-        <w:t xml:space="preserve">dispatcher catches and discards any exception from an individual rule, so a</w:t>
-      </w:r>
-      <w:r>
-        <w:t xml:space="preserve"> </w:t>
-      </w:r>
-      <w:r>
-        <w:t xml:space="preserve">single malformed packet can never crash the detector (verified by</w:t>
-      </w:r>
-      <w:r>
-        <w:t xml:space="preserve"> </w:t>
-      </w:r>
-      <w:r>
-        <w:rPr>
-          <w:rStyle w:val="VerbatimChar"/>
-        </w:rPr>
-        <w:t xml:space="preserve">test_detector_survives_garbage</w:t>
-      </w:r>
-      <w:r>
-        <w:t xml:space="preserve">). The</w:t>
-      </w:r>
-      <w:r>
-        <w:t xml:space="preserve"> </w:t>
-      </w:r>
-      <w:r>
-        <w:rPr>
-          <w:rStyle w:val="VerbatimChar"/>
-        </w:rPr>
-        <w:t xml:space="preserve">DetectorState</w:t>
-      </w:r>
-      <w:r>
-        <w:t xml:space="preserve"> </w:t>
-      </w:r>
-      <w:r>
-        <w:t xml:space="preserve">object holds the small</w:t>
-      </w:r>
-      <w:r>
-        <w:t xml:space="preserve"> </w:t>
-      </w:r>
-      <w:r>
-        <w:t xml:space="preserve">amount of memory the rules need between packets: a map from each TEID to the</w:t>
-      </w:r>
-      <w:r>
-        <w:t xml:space="preserve"> </w:t>
-      </w:r>
-      <w:r>
-        <w:t xml:space="preserve">first source that used it (for R2), and a configured set of core-function IP</w:t>
-      </w:r>
-      <w:r>
-        <w:t xml:space="preserve"> </w:t>
-      </w:r>
-      <w:r>
-        <w:t xml:space="preserve">addresses (for R4).</w:t>
-      </w:r>
-    </w:p>
-    <w:p>
-      <w:pPr>
-        <w:pStyle w:val="Heading3"/>
-      </w:pPr>
-      <w:bookmarkStart w:id="34" w:name="Xc559e165d7e9fc02e5bf9f69401c209e9fbf041"/>
-      <w:r>
-        <w:t xml:space="preserve">5.1 Rule R1: nested tunnels (GTP-in-GTP), severity critical</w:t>
-      </w:r>
-      <w:bookmarkEnd w:id="34"/>
-    </w:p>
-    <w:p>
-      <w:pPr>
-        <w:pStyle w:val="FirstParagraph"/>
-      </w:pPr>
-      <w:r>
-        <w:t xml:space="preserve">R1 catches a second GTP header hidden inside a payload that should contain plain</w:t>
-      </w:r>
-      <w:r>
-        <w:t xml:space="preserve"> </w:t>
-      </w:r>
-      <w:r>
-        <w:t xml:space="preserve">user IP data. In other words, a tunnel inside a tunnel.</w:t>
-      </w:r>
-    </w:p>
-    <w:p>
-      <w:pPr>
-        <w:pStyle w:val="BodyText"/>
-      </w:pPr>
-      <w:r>
-        <w:t xml:space="preserve">The interesting part, and this project's main technical contribution, is how</w:t>
-      </w:r>
-      <w:r>
-        <w:t xml:space="preserve"> </w:t>
-      </w:r>
-      <w:r>
-        <w:t xml:space="preserve">easily a passive detector misses this. When Scapy parses the payload of a GTP-U</w:t>
-      </w:r>
-      <w:r>
-        <w:t xml:space="preserve"> </w:t>
-      </w:r>
-      <w:r>
-        <w:t xml:space="preserve">packet, it looks at the first four bits to decide what the inner data is: a value</w:t>
-      </w:r>
-      <w:r>
-        <w:t xml:space="preserve"> </w:t>
-      </w:r>
-      <w:r>
-        <w:t xml:space="preserve">of 4 means an IPv4 packet, and 6 means IPv6. A nested GTP header starts with</w:t>
-      </w:r>
-      <w:r>
-        <w:t xml:space="preserve"> </w:t>
-      </w:r>
-      <w:r>
-        <w:t xml:space="preserve">neither. Its first byte falls in the range 0x30 to 0x3f (GTP version 1, with the</w:t>
-      </w:r>
-      <w:r>
-        <w:t xml:space="preserve"> </w:t>
-      </w:r>
-      <w:r>
-        <w:t xml:space="preserve">protocol-type bit set), so Scapy gives up and treats the whole inner payload as</w:t>
-      </w:r>
-      <w:r>
-        <w:t xml:space="preserve"> </w:t>
-      </w:r>
-      <w:r>
-        <w:t xml:space="preserve">opaque</w:t>
-      </w:r>
-      <w:r>
-        <w:t xml:space="preserve"> </w:t>
-      </w:r>
-      <w:r>
-        <w:rPr>
-          <w:rStyle w:val="VerbatimChar"/>
-        </w:rPr>
-        <w:t xml:space="preserve">Raw</w:t>
-      </w:r>
-      <w:r>
-        <w:t xml:space="preserve"> </w:t>
-      </w:r>
-      <w:r>
-        <w:t xml:space="preserve">bytes. A detector that checks</w:t>
-      </w:r>
-      <w:r>
-        <w:t xml:space="preserve"> </w:t>
-      </w:r>
-      <w:r>
-        <w:rPr>
-          <w:rStyle w:val="VerbatimChar"/>
-        </w:rPr>
-        <w:t xml:space="preserve">pkt[GTP_U_Header].payload.haslayer(GTP_U_Header)</w:t>
-      </w:r>
-      <w:r>
-        <w:t xml:space="preserve"> </w:t>
-      </w:r>
-      <w:r>
-        <w:t xml:space="preserve">on captured or live traffic</w:t>
-      </w:r>
-      <w:r>
-        <w:t xml:space="preserve"> </w:t>
-      </w:r>
-      <w:r>
-        <w:t xml:space="preserve">therefore gets</w:t>
-      </w:r>
-      <w:r>
-        <w:t xml:space="preserve"> </w:t>
-      </w:r>
-      <w:r>
-        <w:rPr>
-          <w:rStyle w:val="VerbatimChar"/>
-        </w:rPr>
-        <w:t xml:space="preserve">False</w:t>
-      </w:r>
-      <w:r>
-        <w:t xml:space="preserve"> </w:t>
-      </w:r>
-      <w:r>
-        <w:t xml:space="preserve">for every real nested-tunnel packet. The abuse is present;</w:t>
-      </w:r>
-      <w:r>
-        <w:t xml:space="preserve"> </w:t>
-      </w:r>
-      <w:r>
-        <w:t xml:space="preserve">Scapy's own parsing heuristic has simply thrown away the information needed to</w:t>
-      </w:r>
-      <w:r>
-        <w:t xml:space="preserve"> </w:t>
-      </w:r>
-      <w:r>
-        <w:t xml:space="preserve">see it.</w:t>
-      </w:r>
-    </w:p>
-    <w:p>
-      <w:pPr>
-        <w:pStyle w:val="BodyText"/>
-      </w:pPr>
-      <w:r>
-        <w:t xml:space="preserve">This gap is invisible to a naive unit test. If a test builds the nested packet</w:t>
-      </w:r>
-      <w:r>
-        <w:t xml:space="preserve"> </w:t>
-      </w:r>
-      <w:r>
-        <w:t xml:space="preserve">directly in Python, for example</w:t>
-      </w:r>
-      <w:r>
-        <w:t xml:space="preserve"> </w:t>
-      </w:r>
-      <w:r>
-        <w:rPr>
-          <w:rStyle w:val="VerbatimChar"/>
-        </w:rPr>
-        <w:t xml:space="preserve">GTP_U_Header(...)/GTP_U_Header(...)/IP(...)</w:t>
-      </w:r>
-      <w:r>
-        <w:t xml:space="preserve">,</w:t>
-      </w:r>
-      <w:r>
-        <w:t xml:space="preserve"> </w:t>
-      </w:r>
-      <w:r>
-        <w:t xml:space="preserve">the inner</w:t>
-      </w:r>
-      <w:r>
-        <w:t xml:space="preserve"> </w:t>
-      </w:r>
-      <w:r>
-        <w:rPr>
-          <w:rStyle w:val="VerbatimChar"/>
-        </w:rPr>
-        <w:t xml:space="preserve">GTP_U_Header</w:t>
-      </w:r>
-      <w:r>
-        <w:t xml:space="preserve"> </w:t>
-      </w:r>
-      <w:r>
-        <w:t xml:space="preserve">already exists as a real Scapy layer in memory,</w:t>
-      </w:r>
-      <w:r>
-        <w:t xml:space="preserve"> </w:t>
-      </w:r>
-      <w:r>
-        <w:rPr>
-          <w:rStyle w:val="VerbatimChar"/>
-        </w:rPr>
-        <w:t xml:space="preserve">haslayer()</w:t>
-      </w:r>
-      <w:r>
-        <w:t xml:space="preserve"> </w:t>
-      </w:r>
-      <w:r>
-        <w:t xml:space="preserve">finds it at once, and the test passes. The test never puts the</w:t>
-      </w:r>
-      <w:r>
-        <w:t xml:space="preserve"> </w:t>
-      </w:r>
-      <w:r>
-        <w:t xml:space="preserve">packet through the serialize-to-bytes and parse-from-bytes round trip that real</w:t>
-      </w:r>
-      <w:r>
-        <w:t xml:space="preserve"> </w:t>
-      </w:r>
-      <w:r>
-        <w:t xml:space="preserve">captured traffic goes through, so it cannot notice that parsing, as opposed to</w:t>
-      </w:r>
-      <w:r>
-        <w:t xml:space="preserve"> </w:t>
-      </w:r>
-      <w:r>
-        <w:t xml:space="preserve">the in-memory object, loses this information.</w:t>
-      </w:r>
-    </w:p>
-    <w:p>
-      <w:pPr>
-        <w:pStyle w:val="BodyText"/>
-      </w:pPr>
-      <w:r>
-        <w:t xml:space="preserve">The fix (</w:t>
-      </w:r>
-      <w:r>
-        <w:rPr>
-          <w:rStyle w:val="VerbatimChar"/>
-        </w:rPr>
-        <w:t xml:space="preserve">_looks_like_gtp()</w:t>
-      </w:r>
-      <w:r>
-        <w:t xml:space="preserve">,</w:t>
-      </w:r>
-      <w:r>
-        <w:t xml:space="preserve"> </w:t>
-      </w:r>
-      <w:r>
-        <w:rPr>
-          <w:rStyle w:val="VerbatimChar"/>
-        </w:rPr>
-        <w:t xml:space="preserve">_reparse_inner()</w:t>
-      </w:r>
-      <w:r>
-        <w:t xml:space="preserve">, and</w:t>
-      </w:r>
-      <w:r>
-        <w:t xml:space="preserve"> </w:t>
-      </w:r>
-      <w:r>
-        <w:rPr>
-          <w:rStyle w:val="VerbatimChar"/>
-        </w:rPr>
-        <w:t xml:space="preserve">_carries_inner_ip()</w:t>
-      </w:r>
-      <w:r>
-        <w:t xml:space="preserve"> </w:t>
-      </w:r>
-      <w:r>
-        <w:t xml:space="preserve">in</w:t>
-      </w:r>
-      <w:r>
-        <w:t xml:space="preserve"> </w:t>
-      </w:r>
-      <w:r>
-        <w:rPr>
-          <w:rStyle w:val="VerbatimChar"/>
-        </w:rPr>
-        <w:t xml:space="preserve">rules.py</w:t>
-      </w:r>
-      <w:r>
-        <w:t xml:space="preserve">) actively re-reads the inner payload's raw bytes whenever the default</w:t>
-      </w:r>
-      <w:r>
-        <w:t xml:space="preserve"> </w:t>
-      </w:r>
-      <w:r>
-        <w:t xml:space="preserve">parse did not already yield a routable inner (an IPv4 or IPv6 packet) or a</w:t>
-      </w:r>
-      <w:r>
-        <w:t xml:space="preserve"> </w:t>
-      </w:r>
-      <w:r>
-        <w:t xml:space="preserve">recognised GTP header. This detail matters more than it first appears. Scapy</w:t>
-      </w:r>
-      <w:r>
-        <w:t xml:space="preserve"> </w:t>
-      </w:r>
-      <w:r>
-        <w:t xml:space="preserve">does not simply hand a nested GTP header back as</w:t>
-      </w:r>
-      <w:r>
-        <w:t xml:space="preserve"> </w:t>
-      </w:r>
-      <w:r>
-        <w:rPr>
-          <w:rStyle w:val="VerbatimChar"/>
-        </w:rPr>
-        <w:t xml:space="preserve">Raw</w:t>
-      </w:r>
-      <w:r>
-        <w:t xml:space="preserve">: which class it guesses</w:t>
-      </w:r>
-      <w:r>
-        <w:t xml:space="preserve"> </w:t>
-      </w:r>
-      <w:r>
-        <w:t xml:space="preserve">depends on the outer message type. A nested header inside a realistic outer</w:t>
-      </w:r>
-      <w:r>
-        <w:t xml:space="preserve"> </w:t>
-      </w:r>
-      <w:r>
-        <w:t xml:space="preserve">G-PDU, the form a UPF actually decapsulates, is guessed from its first byte and</w:t>
-      </w:r>
-      <w:r>
-        <w:t xml:space="preserve"> </w:t>
-      </w:r>
-      <w:r>
-        <w:t xml:space="preserve">can come back as</w:t>
-      </w:r>
-      <w:r>
-        <w:t xml:space="preserve"> </w:t>
-      </w:r>
-      <w:r>
-        <w:rPr>
-          <w:rStyle w:val="VerbatimChar"/>
-        </w:rPr>
-        <w:t xml:space="preserve">Raw</w:t>
-      </w:r>
-      <w:r>
-        <w:t xml:space="preserve">, as</w:t>
-      </w:r>
-      <w:r>
-        <w:t xml:space="preserve"> </w:t>
-      </w:r>
-      <w:r>
-        <w:rPr>
-          <w:rStyle w:val="VerbatimChar"/>
-        </w:rPr>
-        <w:t xml:space="preserve">PPP</w:t>
-      </w:r>
-      <w:r>
-        <w:t xml:space="preserve">, or as another non-IP class, never as GTP.</w:t>
-      </w:r>
-      <w:r>
-        <w:t xml:space="preserve"> </w:t>
-      </w:r>
-      <w:r>
-        <w:t xml:space="preserve">Keying the re-parse on the</w:t>
-      </w:r>
-      <w:r>
-        <w:t xml:space="preserve"> </w:t>
-      </w:r>
-      <w:r>
-        <w:rPr>
-          <w:rStyle w:val="VerbatimChar"/>
-        </w:rPr>
-        <w:t xml:space="preserve">Raw</w:t>
-      </w:r>
-      <w:r>
-        <w:t xml:space="preserve"> </w:t>
-      </w:r>
-      <w:r>
-        <w:t xml:space="preserve">class alone would catch only the packets a</w:t>
-      </w:r>
-      <w:r>
-        <w:t xml:space="preserve"> </w:t>
-      </w:r>
-      <w:r>
-        <w:t xml:space="preserve">particular build of Scapy happens to leave as</w:t>
-      </w:r>
-      <w:r>
-        <w:t xml:space="preserve"> </w:t>
-      </w:r>
-      <w:r>
-        <w:rPr>
-          <w:rStyle w:val="VerbatimChar"/>
-        </w:rPr>
-        <w:t xml:space="preserve">Raw</w:t>
-      </w:r>
-      <w:r>
-        <w:t xml:space="preserve">; keying it on the bytes, as</w:t>
-      </w:r>
-      <w:r>
-        <w:t xml:space="preserve"> </w:t>
-      </w:r>
-      <w:r>
-        <w:t xml:space="preserve">we do, catches the nested tunnel regardless of which wrong class the default</w:t>
-      </w:r>
-      <w:r>
-        <w:t xml:space="preserve"> </w:t>
-      </w:r>
-      <w:r>
-        <w:t xml:space="preserve">parser assigned. If the first byte's top three bits indicate GTP version 1 with</w:t>
-      </w:r>
-      <w:r>
-        <w:t xml:space="preserve"> </w:t>
-      </w:r>
-      <w:r>
-        <w:t xml:space="preserve">the protocol-type bit set, and the second byte is a known GTP message type (a</w:t>
-      </w:r>
-      <w:r>
-        <w:t xml:space="preserve"> </w:t>
-      </w:r>
-      <w:r>
-        <w:t xml:space="preserve">G-PDU, an echo request or response, and so on), the bytes are parsed again as a</w:t>
-      </w:r>
-      <w:r>
-        <w:t xml:space="preserve"> </w:t>
-      </w:r>
-      <w:r>
-        <w:t xml:space="preserve">GTP header before the rule checks for nesting.</w:t>
-      </w:r>
-    </w:p>
-    <w:p>
-      <w:pPr>
-        <w:pStyle w:val="BodyText"/>
-      </w:pPr>
-      <w:r>
-        <w:t xml:space="preserve">Two extra guards stop this from raising false alarms on harmless non-IP payloads.</w:t>
-      </w:r>
-      <w:r>
-        <w:t xml:space="preserve"> </w:t>
-      </w:r>
-      <w:r>
-        <w:t xml:space="preserve">(5G "Unstructured" PDU sessions carry arbitrary bytes, and some of them happen to</w:t>
-      </w:r>
-      <w:r>
-        <w:t xml:space="preserve"> </w:t>
-      </w:r>
-      <w:r>
-        <w:t xml:space="preserve">match the GTP byte pattern.) First, the 16-bit GTP length field must match the</w:t>
-      </w:r>
-      <w:r>
-        <w:t xml:space="preserve"> </w:t>
-      </w:r>
-      <w:r>
-        <w:t xml:space="preserve">bytes actually present, so that</w:t>
-      </w:r>
-      <w:r>
-        <w:t xml:space="preserve"> </w:t>
-      </w:r>
-      <w:r>
-        <w:rPr>
-          <w:rStyle w:val="VerbatimChar"/>
-        </w:rPr>
-        <w:t xml:space="preserve">8 + length</w:t>
-      </w:r>
-      <w:r>
-        <w:t xml:space="preserve"> </w:t>
-      </w:r>
-      <w:r>
-        <w:t xml:space="preserve">equals the datagram size apart from</w:t>
-      </w:r>
-      <w:r>
-        <w:t xml:space="preserve"> </w:t>
-      </w:r>
-      <w:r>
-        <w:t xml:space="preserve">padding. Second, and decisively, the nested header must actually carry a routable</w:t>
-      </w:r>
-      <w:r>
-        <w:t xml:space="preserve"> </w:t>
-      </w:r>
-      <w:r>
-        <w:t xml:space="preserve">inner IP packet, recognisable by an IPv4 or IPv6 version nibble. A tunnel used</w:t>
-      </w:r>
-      <w:r>
-        <w:t xml:space="preserve"> </w:t>
-      </w:r>
-      <w:r>
-        <w:t xml:space="preserve">for abuse forwards a real packet; random noise does not. Section 6.1.4 shows that</w:t>
-      </w:r>
-      <w:r>
-        <w:t xml:space="preserve"> </w:t>
-      </w:r>
-      <w:r>
-        <w:t xml:space="preserve">these guards remove the Unstructured-PDU false positives completely (zero across</w:t>
-      </w:r>
-      <w:r>
-        <w:t xml:space="preserve"> </w:t>
-      </w:r>
-      <w:r>
-        <w:t xml:space="preserve">200 crafted payloads), and Section 6.1.3 shows they cost nothing in detection.</w:t>
-      </w:r>
-    </w:p>
-    <w:p>
-      <w:pPr>
-        <w:pStyle w:val="BodyText"/>
-      </w:pPr>
-      <w:r>
-        <w:t xml:space="preserve">As far as we know, this is an underdocumented requirement for any Scapy-based</w:t>
-      </w:r>
-      <w:r>
-        <w:t xml:space="preserve"> </w:t>
-      </w:r>
-      <w:r>
-        <w:t xml:space="preserve">passive GTP-U tool, and it generalises. Any passive detector tested only against</w:t>
-      </w:r>
-      <w:r>
-        <w:t xml:space="preserve"> </w:t>
-      </w:r>
-      <w:r>
-        <w:t xml:space="preserve">packet objects built in memory, rather than against bytes parsed back off the</w:t>
-      </w:r>
-      <w:r>
-        <w:t xml:space="preserve"> </w:t>
-      </w:r>
-      <w:r>
-        <w:t xml:space="preserve">wire, risks silently missing exactly the abuse that depends on a parser's</w:t>
-      </w:r>
-      <w:r>
-        <w:t xml:space="preserve"> </w:t>
-      </w:r>
-      <w:r>
-        <w:t xml:space="preserve">fallback behaviour. Section 8 develops this point further, using four more</w:t>
-      </w:r>
-      <w:r>
-        <w:t xml:space="preserve"> </w:t>
-      </w:r>
-      <w:r>
-        <w:t xml:space="preserve">concrete cases from this project's own deployment tooling.</w:t>
-      </w:r>
-    </w:p>
-    <w:p>
-      <w:pPr>
-        <w:pStyle w:val="Heading3"/>
-      </w:pPr>
-      <w:bookmarkStart w:id="35" w:name="rule-r2-teid-spoofing-severity-high"/>
-      <w:r>
-        <w:t xml:space="preserve">5.2 Rule R2: TEID spoofing, severity high</w:t>
-      </w:r>
-      <w:bookmarkEnd w:id="35"/>
-    </w:p>
-    <w:p>
-      <w:pPr>
-        <w:pStyle w:val="FirstParagraph"/>
-      </w:pPr>
-      <w:r>
-        <w:t xml:space="preserve">R2 catches a TEID that was first seen from one source IP and later arrives from a</w:t>
-      </w:r>
-      <w:r>
-        <w:t xml:space="preserve"> </w:t>
-      </w:r>
-      <w:r>
-        <w:t xml:space="preserve">different source IP.</w:t>
-      </w:r>
-    </w:p>
-    <w:p>
-      <w:pPr>
-        <w:pStyle w:val="BodyText"/>
-      </w:pPr>
-      <w:r>
-        <w:t xml:space="preserve">The implementation is deliberately simple.</w:t>
-      </w:r>
-      <w:r>
-        <w:t xml:space="preserve"> </w:t>
-      </w:r>
-      <w:r>
-        <w:rPr>
-          <w:rStyle w:val="VerbatimChar"/>
-        </w:rPr>
-        <w:t xml:space="preserve">DetectorState.teid_owner</w:t>
-      </w:r>
-      <w:r>
-        <w:t xml:space="preserve"> </w:t>
-      </w:r>
-      <w:r>
-        <w:t xml:space="preserve">records the</w:t>
-      </w:r>
-      <w:r>
-        <w:t xml:space="preserve"> </w:t>
-      </w:r>
-      <w:r>
-        <w:t xml:space="preserve">first source to use each TEID; that source becomes the owner. Any later packet</w:t>
-      </w:r>
-      <w:r>
-        <w:t xml:space="preserve"> </w:t>
-      </w:r>
-      <w:r>
-        <w:t xml:space="preserve">with the same TEID from a different source raises a finding. This first-source-</w:t>
-      </w:r>
-      <w:r>
-        <w:t xml:space="preserve"> </w:t>
-      </w:r>
-      <w:r>
-        <w:t xml:space="preserve">wins approach trades the ability to catch sophisticated, session-aware spoofing</w:t>
-      </w:r>
-      <w:r>
-        <w:t xml:space="preserve"> </w:t>
-      </w:r>
-      <w:r>
-        <w:t xml:space="preserve">for something auditable and easy to unit-test.</w:t>
-      </w:r>
-    </w:p>
-    <w:p>
-      <w:pPr>
-        <w:pStyle w:val="BodyText"/>
-      </w:pPr>
-      <w:r>
-        <w:t xml:space="preserve">There is one honest complication: handovers. A legitimate Xn or N2 handover moves</w:t>
-      </w:r>
-      <w:r>
-        <w:t xml:space="preserve"> </w:t>
-      </w:r>
-      <w:r>
-        <w:t xml:space="preserve">a handset from one base station to another. The UPF's uplink TEID stays the same,</w:t>
-      </w:r>
-      <w:r>
-        <w:t xml:space="preserve"> </w:t>
-      </w:r>
-      <w:r>
-        <w:t xml:space="preserve">but user-plane packets now arrive from a different gNB IP. Looking at the user</w:t>
-      </w:r>
-      <w:r>
-        <w:t xml:space="preserve"> </w:t>
-      </w:r>
-      <w:r>
-        <w:t xml:space="preserve">plane alone, that is indistinguishable from a spoof, so a naive version of R2</w:t>
-      </w:r>
-      <w:r>
-        <w:t xml:space="preserve"> </w:t>
-      </w:r>
-      <w:r>
-        <w:t xml:space="preserve">raises a false alarm on every handover. Section 6.1.4 quantifies this: without</w:t>
-      </w:r>
-      <w:r>
-        <w:t xml:space="preserve"> </w:t>
-      </w:r>
-      <w:r>
-        <w:t xml:space="preserve">any mitigation, every remaining false positive is a handover.</w:t>
-      </w:r>
-    </w:p>
-    <w:p>
-      <w:pPr>
-        <w:pStyle w:val="BodyText"/>
-      </w:pPr>
-      <w:r>
-        <w:t xml:space="preserve">The mitigation is an optional allowlist of known gNB IPs, supplied by the</w:t>
-      </w:r>
-      <w:r>
-        <w:t xml:space="preserve"> </w:t>
-      </w:r>
-      <w:r>
-        <w:t xml:space="preserve">operator (</w:t>
-      </w:r>
-      <w:r>
-        <w:rPr>
-          <w:rStyle w:val="VerbatimChar"/>
-        </w:rPr>
-        <w:t xml:space="preserve">--gnb-ips</w:t>
-      </w:r>
-      <w:r>
-        <w:t xml:space="preserve">, stored in</w:t>
-      </w:r>
-      <w:r>
-        <w:t xml:space="preserve"> </w:t>
-      </w:r>
-      <w:r>
-        <w:rPr>
-          <w:rStyle w:val="VerbatimChar"/>
-        </w:rPr>
-        <w:t xml:space="preserve">DetectorState.known_gnb_ips</w:t>
-      </w:r>
-      <w:r>
-        <w:t xml:space="preserve">). If a TEID's</w:t>
-      </w:r>
-      <w:r>
-        <w:t xml:space="preserve"> </w:t>
-      </w:r>
-      <w:r>
-        <w:t xml:space="preserve">owner changes but both the old and new sources are known gNBs, R2 treats it as a</w:t>
-      </w:r>
-      <w:r>
-        <w:t xml:space="preserve"> </w:t>
-      </w:r>
-      <w:r>
-        <w:t xml:space="preserve">handover and stays quiet. If the TEID is re-sourced from any address outside the</w:t>
-      </w:r>
-      <w:r>
-        <w:t xml:space="preserve"> </w:t>
-      </w:r>
-      <w:r>
-        <w:t xml:space="preserve">pool, R2 still fires. With the allowlist, handover false positives drop to zero</w:t>
-      </w:r>
-      <w:r>
-        <w:t xml:space="preserve"> </w:t>
-      </w:r>
-      <w:r>
-        <w:t xml:space="preserve">while the rogue-source spoof of Section 6.1.5 is still caught. This is a</w:t>
-      </w:r>
-      <w:r>
-        <w:t xml:space="preserve"> </w:t>
-      </w:r>
-      <w:r>
-        <w:t xml:space="preserve">deliberate, honest treatment of a real limitation of stateless passive</w:t>
-      </w:r>
-      <w:r>
-        <w:t xml:space="preserve"> </w:t>
-      </w:r>
-      <w:r>
-        <w:t xml:space="preserve">attribution, rather than a corpus that quietly leaves handovers out. Two blind</w:t>
-      </w:r>
-      <w:r>
-        <w:t xml:space="preserve"> </w:t>
-      </w:r>
-      <w:r>
-        <w:t xml:space="preserve">spots remain: a rogue that forges a legitimate gNB's source IP, and a rogue that</w:t>
-      </w:r>
-      <w:r>
-        <w:t xml:space="preserve"> </w:t>
-      </w:r>
-      <w:r>
-        <w:t xml:space="preserve">claims a TEID the detector has never seen. Both are listed as evasion cases in</w:t>
-      </w:r>
-      <w:r>
-        <w:t xml:space="preserve"> </w:t>
-      </w:r>
-      <w:r>
-        <w:t xml:space="preserve">Section 6.1.5 and in Section 9. Closing either one needs control-plane</w:t>
-      </w:r>
-      <w:r>
-        <w:t xml:space="preserve"> </w:t>
-      </w:r>
-      <w:r>
-        <w:t xml:space="preserve">correlation, which is outside the scope of a user-plane-only tap.</w:t>
-      </w:r>
-    </w:p>
-    <w:p>
-      <w:pPr>
-        <w:pStyle w:val="Heading3"/>
-      </w:pPr>
-      <w:bookmarkStart w:id="36" w:name="X6184ad012b8782bdabe7e90f7e549296df9c29e"/>
-      <w:r>
-        <w:t xml:space="preserve">5.3 Rule R3: control-plane smuggling, severity critical</w:t>
-      </w:r>
-      <w:bookmarkEnd w:id="36"/>
-    </w:p>
-    <w:p>
-      <w:pPr>
-        <w:pStyle w:val="FirstParagraph"/>
-      </w:pPr>
-      <w:r>
-        <w:t xml:space="preserve">R3 catches control-plane traffic hidden inside a GTP-U user-plane payload: PFCP</w:t>
-      </w:r>
-      <w:r>
-        <w:t xml:space="preserve"> </w:t>
-      </w:r>
-      <w:r>
-        <w:t xml:space="preserve">(N4, UDP port 8805), GTP-C (UDP port 2123), GTP-U (UDP port 2152, kept here as</w:t>
-      </w:r>
-      <w:r>
-        <w:t xml:space="preserve"> </w:t>
-      </w:r>
-      <w:r>
-        <w:t xml:space="preserve">defence in depth alongside R1), or SCTP (protocol 132, which carries NGAP and</w:t>
-      </w:r>
-      <w:r>
-        <w:t xml:space="preserve"> </w:t>
-      </w:r>
-      <w:r>
-        <w:t xml:space="preserve">S1AP). These are control protocols appearing where only user data belongs. The</w:t>
-      </w:r>
-      <w:r>
-        <w:t xml:space="preserve"> </w:t>
-      </w:r>
-      <w:r>
-        <w:t xml:space="preserve">rule inspects the inner packet's transport protocol and port, re-parsing the</w:t>
-      </w:r>
-      <w:r>
-        <w:t xml:space="preserve"> </w:t>
-      </w:r>
-      <w:r>
-        <w:t xml:space="preserve">inner bytes first where needed (as in Section 5.1), and compares them against</w:t>
-      </w:r>
-      <w:r>
-        <w:t xml:space="preserve"> </w:t>
-      </w:r>
-      <w:r>
-        <w:t xml:space="preserve">this known-bad set.</w:t>
-      </w:r>
-    </w:p>
-    <w:p>
-      <w:pPr>
-        <w:pStyle w:val="Heading3"/>
-      </w:pPr>
-      <w:bookmarkStart w:id="37" w:name="Xa1ee28a04652329d9a40675d94f1a2db051f615"/>
-      <w:r>
-        <w:t xml:space="preserve">5.4 Rule R4: inner traffic aimed at a core function, severity high</w:t>
-      </w:r>
-      <w:bookmarkEnd w:id="37"/>
-    </w:p>
-    <w:p>
-      <w:pPr>
-        <w:pStyle w:val="FirstParagraph"/>
-      </w:pPr>
-      <w:r>
-        <w:t xml:space="preserve">R4 catches an inner IP packet, inside an otherwise normal-looking tunnel, whose</w:t>
-      </w:r>
-      <w:r>
-        <w:t xml:space="preserve"> </w:t>
-      </w:r>
-      <w:r>
-        <w:t xml:space="preserve">destination is a configured core-function address (UPF, SMF, AMF, and so on)</w:t>
-      </w:r>
-      <w:r>
-        <w:t xml:space="preserve"> </w:t>
-      </w:r>
-      <w:r>
-        <w:t xml:space="preserve">rather than the external data network. The implementation is an</w:t>
-      </w:r>
-      <w:r>
-        <w:t xml:space="preserve"> </w:t>
-      </w:r>
-      <w:r>
-        <w:t xml:space="preserve">operator-configured allowlist (</w:t>
-      </w:r>
-      <w:r>
-        <w:rPr>
-          <w:rStyle w:val="VerbatimChar"/>
-        </w:rPr>
-        <w:t xml:space="preserve">DetectorState.core_nf_ips</w:t>
-      </w:r>
-      <w:r>
-        <w:t xml:space="preserve">, set with</w:t>
-      </w:r>
-      <w:r>
-        <w:t xml:space="preserve"> </w:t>
-      </w:r>
-      <w:r>
-        <w:rPr>
-          <w:rStyle w:val="VerbatimChar"/>
-        </w:rPr>
-        <w:t xml:space="preserve">--core-ips</w:t>
-      </w:r>
-      <w:r>
-        <w:t xml:space="preserve"> </w:t>
-      </w:r>
-      <w:r>
-        <w:t xml:space="preserve">when the detector starts). This is a deliberate trade-off: the rule is only as</w:t>
-      </w:r>
-      <w:r>
-        <w:t xml:space="preserve"> </w:t>
-      </w:r>
-      <w:r>
-        <w:t xml:space="preserve">complete as its configuration, and a missing or wrong entry quietly disables the</w:t>
-      </w:r>
-      <w:r>
-        <w:t xml:space="preserve"> </w:t>
-      </w:r>
-      <w:r>
-        <w:t xml:space="preserve">rule for that address rather than raising an error (see Section 9).</w:t>
-      </w:r>
-    </w:p>
-    <w:p>
-      <w:r>
-        <w:pict>
-          <v:rect style="width:0;height:1.5pt" o:hralign="center" o:hrstd="t" o:hr="t"/>
-        </w:pict>
-      </w:r>
-    </w:p>
-    <w:p>
-      <w:pPr>
-        <w:pStyle w:val="Heading2"/>
-      </w:pPr>
-      <w:bookmarkStart w:id="38" w:name="evaluation"/>
-      <w:r>
-        <w:t xml:space="preserve">6. Evaluation</w:t>
-      </w:r>
-      <w:bookmarkEnd w:id="38"/>
-    </w:p>
-    <w:p>
-      <w:pPr>
-        <w:pStyle w:val="FirstParagraph"/>
-      </w:pPr>
-      <w:r>
-        <w:t xml:space="preserve">The full raw data, JSON artifacts, and verbatim log excerpts for this section are</w:t>
-      </w:r>
-      <w:r>
-        <w:t xml:space="preserve"> </w:t>
-      </w:r>
-      <w:r>
-        <w:t xml:space="preserve">in</w:t>
-      </w:r>
-      <w:r>
-        <w:t xml:space="preserve"> </w:t>
-      </w:r>
-      <w:r>
-        <w:rPr>
-          <w:rStyle w:val="VerbatimChar"/>
-        </w:rPr>
-        <w:t xml:space="preserve">RESULTS.md</w:t>
-      </w:r>
-      <w:r>
-        <w:t xml:space="preserve">, and the exact commands to reproduce every number are in</w:t>
-      </w:r>
-      <w:r>
-        <w:t xml:space="preserve"> </w:t>
-      </w:r>
-      <w:r>
-        <w:rPr>
-          <w:rStyle w:val="VerbatimChar"/>
-        </w:rPr>
-        <w:t xml:space="preserve">REPRODUCE.md</w:t>
-      </w:r>
-      <w:r>
-        <w:t xml:space="preserve">.</w:t>
-      </w:r>
-    </w:p>
-    <w:p>
-      <w:pPr>
-        <w:pStyle w:val="Heading3"/>
-      </w:pPr>
-      <w:bookmarkStart w:id="39" w:name="X2b038a9eea7fd51202f7f3467af13b36b876339"/>
-      <w:r>
-        <w:t xml:space="preserve">6.1 Offline evaluation (comprehensive benchmark)</w:t>
-      </w:r>
-      <w:bookmarkEnd w:id="39"/>
-    </w:p>
-    <w:p>
-      <w:pPr>
-        <w:pStyle w:val="FirstParagraph"/>
-      </w:pPr>
-      <w:r>
-        <w:t xml:space="preserve">The evaluation is built to answer the questions that a perfect score on a</w:t>
-      </w:r>
-      <w:r>
-        <w:t xml:space="preserve"> </w:t>
-      </w:r>
-      <w:r>
-        <w:t xml:space="preserve">self-generated corpus would otherwise invite. It runs from one reproducible</w:t>
-      </w:r>
-      <w:r>
-        <w:t xml:space="preserve"> </w:t>
-      </w:r>
-      <w:r>
-        <w:t xml:space="preserve">command (</w:t>
-      </w:r>
-      <w:r>
-        <w:rPr>
-          <w:rStyle w:val="VerbatimChar"/>
-        </w:rPr>
-        <w:t xml:space="preserve">python3 eval/run_eval.py</w:t>
-      </w:r>
-      <w:r>
-        <w:t xml:space="preserve">, with no Docker, root, or network) and</w:t>
-      </w:r>
-      <w:r>
-        <w:t xml:space="preserve"> </w:t>
-      </w:r>
-      <w:r>
-        <w:t xml:space="preserve">produces seven distinct pieces of evidence, all written to</w:t>
-      </w:r>
-      <w:r>
-        <w:t xml:space="preserve"> </w:t>
-      </w:r>
-      <w:r>
-        <w:rPr>
-          <w:rStyle w:val="VerbatimChar"/>
-        </w:rPr>
-        <w:t xml:space="preserve">RESULTS.md</w:t>
-      </w:r>
-      <w:r>
-        <w:t xml:space="preserve">.</w:t>
-      </w:r>
-    </w:p>
-    <w:p>
-      <w:pPr>
-        <w:pStyle w:val="BodyText"/>
-      </w:pPr>
-      <w:r>
-        <w:t xml:space="preserve">The corpus has 1,320 packets on the primary seed. 600 are malicious, spread</w:t>
-      </w:r>
-      <w:r>
-        <w:t xml:space="preserve"> </w:t>
-      </w:r>
-      <w:r>
-        <w:t xml:space="preserve">evenly across the five attack classes. The other 720 are benign and span twelve</w:t>
-      </w:r>
-      <w:r>
-        <w:t xml:space="preserve"> </w:t>
-      </w:r>
-      <w:r>
-        <w:t xml:space="preserve">traffic types: TLS, HTTP, DNS, QUIC, NTP, RTP/VoIP, ICMP, IPv6, fragmented IP,</w:t>
-      </w:r>
-      <w:r>
-        <w:t xml:space="preserve"> </w:t>
-      </w:r>
-      <w:r>
-        <w:t xml:space="preserve">and IP-options, plus two types chosen specifically to stress the detector. The</w:t>
-      </w:r>
-      <w:r>
-        <w:t xml:space="preserve"> </w:t>
-      </w:r>
-      <w:r>
-        <w:t xml:space="preserve">first is Unstructured-PDU-session bytes, non-IP inner payloads, some crafted to</w:t>
-      </w:r>
-      <w:r>
-        <w:t xml:space="preserve"> </w:t>
-      </w:r>
-      <w:r>
-        <w:t xml:space="preserve">begin with GTP-looking bytes. The second is legitimate Xn/N2 handovers, where the</w:t>
-      </w:r>
-      <w:r>
-        <w:t xml:space="preserve"> </w:t>
-      </w:r>
-      <w:r>
-        <w:t xml:space="preserve">uplink TEID is unchanged but the source gNB IP is different. The earlier</w:t>
-      </w:r>
-      <w:r>
-        <w:t xml:space="preserve"> </w:t>
-      </w:r>
-      <w:r>
-        <w:t xml:space="preserve">evaluation used a single benign shape (ICMP to 8.8.8.8); it is replaced entirely,</w:t>
-      </w:r>
-      <w:r>
-        <w:t xml:space="preserve"> </w:t>
-      </w:r>
-      <w:r>
-        <w:t xml:space="preserve">because a false-positive rate only means something when it is measured against</w:t>
-      </w:r>
-      <w:r>
-        <w:t xml:space="preserve"> </w:t>
-      </w:r>
-      <w:r>
-        <w:t xml:space="preserve">varied benign traffic.</w:t>
-      </w:r>
-    </w:p>
-    <w:p>
-      <w:pPr>
-        <w:pStyle w:val="Heading4"/>
-      </w:pPr>
-      <w:bookmarkStart w:id="40" w:name="headline-classification-robust-detector"/>
-      <w:r>
-        <w:t xml:space="preserve">6.1.1 Headline classification (robust detector)</w:t>
-      </w:r>
-      <w:bookmarkEnd w:id="40"/>
     </w:p>
     <w:tbl>
       <w:tblPr>
@@ -3227,7 +1335,7 @@
               <w:jc w:val="left"/>
             </w:pPr>
             <w:r>
-              <w:t xml:space="preserve">Metric</w:t>
+              <w:t xml:space="preserve">Component</w:t>
             </w:r>
           </w:p>
         </w:tc>
@@ -3241,10 +1349,10 @@
           <w:p>
             <w:pPr>
               <w:pStyle w:val="Compact"/>
-              <w:jc w:val="right"/>
+              <w:jc w:val="left"/>
             </w:pPr>
             <w:r>
-              <w:t xml:space="preserve">Value</w:t>
+              <w:t xml:space="preserve">Role</w:t>
             </w:r>
           </w:p>
         </w:tc>
@@ -3257,7 +1365,10 @@
               <w:jc w:val="left"/>
             </w:pPr>
             <w:r>
-              <w:t xml:space="preserve">Precision</w:t>
+              <w:rPr>
+                <w:rStyle w:val="VerbatimChar"/>
+              </w:rPr>
+              <w:t xml:space="preserve">core/</w:t>
             </w:r>
           </w:p>
         </w:tc>
@@ -3265,10 +1376,10 @@
           <w:p>
             <w:pPr>
               <w:pStyle w:val="Compact"/>
-              <w:jc w:val="right"/>
+              <w:jc w:val="left"/>
             </w:pPr>
             <w:r>
-              <w:t xml:space="preserve">1.0</w:t>
+              <w:t xml:space="preserve">Open5GS all-in-one 5G core (AMF, SMF, UPF, plus support functions: NRF, SCP, AUSF, UDM, UDR, PCF, BSF, NSSF)</w:t>
             </w:r>
           </w:p>
         </w:tc>
@@ -3281,7 +1392,10 @@
               <w:jc w:val="left"/>
             </w:pPr>
             <w:r>
-              <w:t xml:space="preserve">Recall</w:t>
+              <w:rPr>
+                <w:rStyle w:val="VerbatimChar"/>
+              </w:rPr>
+              <w:t xml:space="preserve">ran/</w:t>
             </w:r>
           </w:p>
         </w:tc>
@@ -3289,10 +1403,10 @@
           <w:p>
             <w:pPr>
               <w:pStyle w:val="Compact"/>
-              <w:jc w:val="right"/>
+              <w:jc w:val="left"/>
             </w:pPr>
             <w:r>
-              <w:t xml:space="preserve">1.0</w:t>
+              <w:t xml:space="preserve">UERANSIM-simulated gNB and UE, generating real GTP-U traffic on N3</w:t>
             </w:r>
           </w:p>
         </w:tc>
@@ -3305,7 +1419,10 @@
               <w:jc w:val="left"/>
             </w:pPr>
             <w:r>
-              <w:t xml:space="preserve">F1</w:t>
+              <w:rPr>
+                <w:rStyle w:val="VerbatimChar"/>
+              </w:rPr>
+              <w:t xml:space="preserve">detector/</w:t>
             </w:r>
           </w:p>
         </w:tc>
@@ -3313,10 +1430,19 @@
           <w:p>
             <w:pPr>
               <w:pStyle w:val="Compact"/>
-              <w:jc w:val="right"/>
+              <w:jc w:val="left"/>
             </w:pPr>
             <w:r>
-              <w:t xml:space="preserve">1.0</w:t>
+              <w:t xml:space="preserve">The main research contribution: a passive Scapy-based detector, the rule engine, metrics, and the naive baseline (</w:t>
+            </w:r>
+            <w:r>
+              <w:rPr>
+                <w:rStyle w:val="VerbatimChar"/>
+              </w:rPr>
+              <w:t xml:space="preserve">baselines.py</w:t>
+            </w:r>
+            <w:r>
+              <w:t xml:space="preserve">) used to measure the contribution</w:t>
             </w:r>
           </w:p>
         </w:tc>
@@ -3329,7 +1455,10 @@
               <w:jc w:val="left"/>
             </w:pPr>
             <w:r>
-              <w:t xml:space="preserve">False-positive rate</w:t>
+              <w:rPr>
+                <w:rStyle w:val="VerbatimChar"/>
+              </w:rPr>
+              <w:t xml:space="preserve">attacker/</w:t>
             </w:r>
           </w:p>
         </w:tc>
@@ -3337,10 +1466,28 @@
           <w:p>
             <w:pPr>
               <w:pStyle w:val="Compact"/>
-              <w:jc w:val="right"/>
+              <w:jc w:val="left"/>
             </w:pPr>
             <w:r>
-              <w:t xml:space="preserve">0.0</w:t>
+              <w:t xml:space="preserve">Lab-only traffic: the abuse generator, the realistic twelve-category benign generator (</w:t>
+            </w:r>
+            <w:r>
+              <w:rPr>
+                <w:rStyle w:val="VerbatimChar"/>
+              </w:rPr>
+              <w:t xml:space="preserve">benign_traffic.py</w:t>
+            </w:r>
+            <w:r>
+              <w:t xml:space="preserve">), and the crafted evasion suite (</w:t>
+            </w:r>
+            <w:r>
+              <w:rPr>
+                <w:rStyle w:val="VerbatimChar"/>
+              </w:rPr>
+              <w:t xml:space="preserve">evasions.py</w:t>
+            </w:r>
+            <w:r>
+              <w:t xml:space="preserve">)</w:t>
             </w:r>
           </w:p>
         </w:tc>
@@ -3353,7 +1500,10 @@
               <w:jc w:val="left"/>
             </w:pPr>
             <w:r>
-              <w:t xml:space="preserve">Mean per-packet latency</w:t>
+              <w:rPr>
+                <w:rStyle w:val="VerbatimChar"/>
+              </w:rPr>
+              <w:t xml:space="preserve">eval/</w:t>
             </w:r>
           </w:p>
         </w:tc>
@@ -3361,34 +1511,46 @@
           <w:p>
             <w:pPr>
               <w:pStyle w:val="Compact"/>
-              <w:jc w:val="right"/>
-            </w:pPr>
-            <w:r>
-              <w:t xml:space="preserve">about 686 µs (dissection and rules together)</w:t>
-            </w:r>
-          </w:p>
-        </w:tc>
-      </w:tr>
-      <w:tr>
-        <w:tc>
-          <w:p>
-            <w:pPr>
-              <w:pStyle w:val="Compact"/>
               <w:jc w:val="left"/>
             </w:pPr>
             <w:r>
-              <w:t xml:space="preserve">Implied single-core throughput</w:t>
-            </w:r>
-          </w:p>
-        </w:tc>
-        <w:tc>
-          <w:p>
-            <w:pPr>
-              <w:pStyle w:val="Compact"/>
-              <w:jc w:val="right"/>
-            </w:pPr>
-            <w:r>
-              <w:t xml:space="preserve">about 1,450 packets per second</w:t>
+              <w:t xml:space="preserve">Reproducible offline benchmark (</w:t>
+            </w:r>
+            <w:r>
+              <w:rPr>
+                <w:rStyle w:val="VerbatimChar"/>
+              </w:rPr>
+              <w:t xml:space="preserve">benchmark.py</w:t>
+            </w:r>
+            <w:r>
+              <w:t xml:space="preserve">) producing</w:t>
+            </w:r>
+            <w:r>
+              <w:t xml:space="preserve"> </w:t>
+            </w:r>
+            <w:r>
+              <w:rPr>
+                <w:rStyle w:val="VerbatimChar"/>
+              </w:rPr>
+              <w:t xml:space="preserve">metrics.json</w:t>
+            </w:r>
+            <w:r>
+              <w:t xml:space="preserve"> </w:t>
+            </w:r>
+            <w:r>
+              <w:t xml:space="preserve">and</w:t>
+            </w:r>
+            <w:r>
+              <w:t xml:space="preserve"> </w:t>
+            </w:r>
+            <w:r>
+              <w:rPr>
+                <w:rStyle w:val="VerbatimChar"/>
+              </w:rPr>
+              <w:t xml:space="preserve">RESULTS.md</w:t>
+            </w:r>
+            <w:r>
+              <w:t xml:space="preserve">: headline metrics, baseline comparison, false-positive analysis, multi-seed stability, and evasion scoring</w:t>
             </w:r>
           </w:p>
         </w:tc>
@@ -3396,99 +1558,1860 @@
     </w:tbl>
     <w:p>
       <w:pPr>
+        <w:pStyle w:val="Heading3"/>
+      </w:pPr>
+      <w:bookmarkStart w:id="30" w:name="X75c582b5faaceb449d613495d71165398dc51da"/>
+      <w:r>
+        <w:t xml:space="preserve">4.2 Topology</w:t>
+      </w:r>
+      <w:bookmarkEnd w:id="30"/>
+    </w:p>
+    <w:p>
+      <w:pPr>
+        <w:pStyle w:val="SourceCode"/>
+      </w:pPr>
+      <w:r>
+        <w:rPr>
+          <w:rStyle w:val="VerbatimChar"/>
+        </w:rPr>
+        <w:t xml:space="preserve"> UE (uesimtun0)                  gNB (UERANSIM)</w:t>
+      </w:r>
+      <w:r>
+        <w:br/>
+      </w:r>
+      <w:r>
+        <w:rPr>
+          <w:rStyle w:val="VerbatimChar"/>
+        </w:rPr>
+        <w:t xml:space="preserve"> 10.45.0.x ── PDU session ──►    10.10.10.20</w:t>
+      </w:r>
+      <w:r>
+        <w:br/>
+      </w:r>
+      <w:r>
+        <w:rPr>
+          <w:rStyle w:val="VerbatimChar"/>
+        </w:rPr>
+        <w:t xml:space="preserve">                                      │</w:t>
+      </w:r>
+      <w:r>
+        <w:br/>
+      </w:r>
+      <w:r>
+        <w:rPr>
+          <w:rStyle w:val="VerbatimChar"/>
+        </w:rPr>
+        <w:t xml:space="preserve">   ┌──────────────────────────────────┘  N3 / GTP-U, UDP 2152</w:t>
+      </w:r>
+      <w:r>
+        <w:br/>
+      </w:r>
+      <w:r>
+        <w:rPr>
+          <w:rStyle w:val="VerbatimChar"/>
+        </w:rPr>
+        <w:t xml:space="preserve">   ▼</w:t>
+      </w:r>
+      <w:r>
+        <w:br/>
+      </w:r>
+      <w:r>
+        <w:rPr>
+          <w:rStyle w:val="VerbatimChar"/>
+        </w:rPr>
+        <w:t xml:space="preserve"> ┌─ core network namespace (10.10.10.10) ─────────────────────────────┐</w:t>
+      </w:r>
+      <w:r>
+        <w:br/>
+      </w:r>
+      <w:r>
+        <w:rPr>
+          <w:rStyle w:val="VerbatimChar"/>
+        </w:rPr>
+        <w:t xml:space="preserve"> │ eth0 ──► UPF (Open5GS) ──► ogstun 10.45.0.1/16 ──► NAT ────────────┼──► data network</w:t>
+      </w:r>
+      <w:r>
+        <w:br/>
+      </w:r>
+      <w:r>
+        <w:rPr>
+          <w:rStyle w:val="VerbatimChar"/>
+        </w:rPr>
+        <w:t xml:space="preserve"> │  │ ▲                                                               │</w:t>
+      </w:r>
+      <w:r>
+        <w:br/>
+      </w:r>
+      <w:r>
+        <w:rPr>
+          <w:rStyle w:val="VerbatimChar"/>
+        </w:rPr>
+        <w:t xml:space="preserve"> │  │ └── ATTACKER (lab only): crafted GTP-U to the UPF               │</w:t>
+      </w:r>
+      <w:r>
+        <w:br/>
+      </w:r>
+      <w:r>
+        <w:rPr>
+          <w:rStyle w:val="VerbatimChar"/>
+        </w:rPr>
+        <w:t xml:space="preserve"> │  │     over a raw socket; not a UE, no PDU session                 │</w:t>
+      </w:r>
+      <w:r>
+        <w:br/>
+      </w:r>
+      <w:r>
+        <w:rPr>
+          <w:rStyle w:val="VerbatimChar"/>
+        </w:rPr>
+        <w:t xml:space="preserve"> │  ▼                                                                 │</w:t>
+      </w:r>
+      <w:r>
+        <w:br/>
+      </w:r>
+      <w:r>
+        <w:rPr>
+          <w:rStyle w:val="VerbatimChar"/>
+        </w:rPr>
+        <w:t xml:space="preserve"> │ DETECTOR (tap): sniffs eth0 passively, udp port 2152               │</w:t>
+      </w:r>
+      <w:r>
+        <w:br/>
+      </w:r>
+      <w:r>
+        <w:rPr>
+          <w:rStyle w:val="VerbatimChar"/>
+        </w:rPr>
+        <w:t xml:space="preserve"> └────────────────────────────────────────────────────────────────────┘</w:t>
+      </w:r>
+    </w:p>
+    <w:p>
+      <w:pPr>
+        <w:pStyle w:val="FirstParagraph"/>
+      </w:pPr>
+      <w:r>
+        <w:t xml:space="preserve">The legitimate data path runs from the UE through the gNB as uplink GTP-U to the</w:t>
+      </w:r>
+      <w:r>
+        <w:t xml:space="preserve"> </w:t>
+      </w:r>
+      <w:r>
+        <w:t xml:space="preserve">UPF, which decapsulates it onto its tunnel device</w:t>
+      </w:r>
+      <w:r>
+        <w:t xml:space="preserve"> </w:t>
+      </w:r>
+      <w:r>
+        <w:rPr>
+          <w:rStyle w:val="VerbatimChar"/>
+        </w:rPr>
+        <w:t xml:space="preserve">ogstun</w:t>
+      </w:r>
+      <w:r>
+        <w:t xml:space="preserve">, from where the</w:t>
+      </w:r>
+      <w:r>
+        <w:t xml:space="preserve"> </w:t>
+      </w:r>
+      <w:r>
+        <w:t xml:space="preserve">core's NAT rule sends it out.</w:t>
+      </w:r>
+      <w:r>
+        <w:t xml:space="preserve"> </w:t>
+      </w:r>
+      <w:r>
+        <w:t xml:space="preserve">Replies return as downlink GTP-U. The attacker is not on this path: it injects</w:t>
+      </w:r>
+      <w:r>
+        <w:t xml:space="preserve"> </w:t>
+      </w:r>
+      <w:r>
+        <w:t xml:space="preserve">its own GTP-U on the core side, where the detector also listens.</w:t>
+      </w:r>
+    </w:p>
+    <w:p>
+      <w:pPr>
+        <w:pStyle w:val="BodyText"/>
+      </w:pPr>
+      <w:r>
+        <w:t xml:space="preserve">All components run on a fixed private Docker network (</w:t>
+      </w:r>
+      <w:r>
+        <w:rPr>
+          <w:rStyle w:val="VerbatimChar"/>
+        </w:rPr>
+        <w:t xml:space="preserve">10.10.10.0/24</w:t>
+      </w:r>
+      <w:r>
+        <w:t xml:space="preserve">) under the</w:t>
+      </w:r>
+      <w:r>
+        <w:t xml:space="preserve"> </w:t>
+      </w:r>
+      <w:r>
+        <w:t xml:space="preserve">test PLMN</w:t>
+      </w:r>
+      <w:r>
+        <w:t xml:space="preserve"> </w:t>
+      </w:r>
+      <w:r>
+        <w:rPr>
+          <w:rStyle w:val="VerbatimChar"/>
+        </w:rPr>
+        <w:t xml:space="preserve">999/70</w:t>
+      </w:r>
+      <w:r>
+        <w:t xml:space="preserve">. This is never a real operator's identity and is never meant</w:t>
+      </w:r>
+      <w:r>
+        <w:t xml:space="preserve"> </w:t>
+      </w:r>
+      <w:r>
+        <w:t xml:space="preserve">to be reachable outside the isolated lab (see Section 11, Ethics).</w:t>
+      </w:r>
+    </w:p>
+    <w:p>
+      <w:pPr>
+        <w:pStyle w:val="Heading3"/>
+      </w:pPr>
+      <w:bookmarkStart w:id="31" w:name="Xd4a78b4e7384e4294ebb51fbf13188627eca30d"/>
+      <w:r>
+        <w:t xml:space="preserve">4.3 Why the detector shares the core's network namespace</w:t>
+      </w:r>
+      <w:bookmarkEnd w:id="31"/>
+    </w:p>
+    <w:p>
+      <w:pPr>
+        <w:pStyle w:val="FirstParagraph"/>
+      </w:pPr>
+      <w:r>
+        <w:t xml:space="preserve">Traffic between two containers on a Docker bridge is switched at Layer 2, so a</w:t>
+      </w:r>
+      <w:r>
+        <w:t xml:space="preserve"> </w:t>
+      </w:r>
+      <w:r>
+        <w:t xml:space="preserve">third container on the same bridge does not see it by default. The</w:t>
+      </w:r>
+      <w:r>
+        <w:t xml:space="preserve"> </w:t>
+      </w:r>
+      <w:r>
+        <w:rPr>
+          <w:rStyle w:val="VerbatimChar"/>
+        </w:rPr>
+        <w:t xml:space="preserve">docker-compose.yml</w:t>
+      </w:r>
+      <w:r>
+        <w:t xml:space="preserve"> </w:t>
+      </w:r>
+      <w:r>
+        <w:t xml:space="preserve">file sets</w:t>
+      </w:r>
+      <w:r>
+        <w:t xml:space="preserve"> </w:t>
+      </w:r>
+      <w:r>
+        <w:rPr>
+          <w:rStyle w:val="VerbatimChar"/>
+        </w:rPr>
+        <w:t xml:space="preserve">detector: network_mode: "service:core"</w:t>
+      </w:r>
+      <w:r>
+        <w:t xml:space="preserve">, which</w:t>
+      </w:r>
+      <w:r>
+        <w:t xml:space="preserve"> </w:t>
+      </w:r>
+      <w:r>
+        <w:t xml:space="preserve">places the detector inside the UPF's own network namespace and lets it sniff the</w:t>
+      </w:r>
+      <w:r>
+        <w:t xml:space="preserve"> </w:t>
+      </w:r>
+      <w:r>
+        <w:t xml:space="preserve">real</w:t>
+      </w:r>
+      <w:r>
+        <w:t xml:space="preserve"> </w:t>
+      </w:r>
+      <w:r>
+        <w:rPr>
+          <w:rStyle w:val="VerbatimChar"/>
+        </w:rPr>
+        <w:t xml:space="preserve">eth0</w:t>
+      </w:r>
+      <w:r>
+        <w:t xml:space="preserve">. This is deliberately the same tap point a production GTP firewall</w:t>
+      </w:r>
+      <w:r>
+        <w:t xml:space="preserve"> </w:t>
+      </w:r>
+      <w:r>
+        <w:t xml:space="preserve">uses, in front of or spanning the UPF's N3 interface, rather than a</w:t>
+      </w:r>
+      <w:r>
+        <w:t xml:space="preserve"> </w:t>
+      </w:r>
+      <w:r>
+        <w:t xml:space="preserve">port-mirroring approximation. This choice has an operational consequence,</w:t>
+      </w:r>
+      <w:r>
+        <w:t xml:space="preserve"> </w:t>
+      </w:r>
+      <w:r>
+        <w:t xml:space="preserve">documented in Section 8 and in</w:t>
+      </w:r>
+      <w:r>
+        <w:t xml:space="preserve"> </w:t>
+      </w:r>
+      <w:r>
+        <w:rPr>
+          <w:rStyle w:val="VerbatimChar"/>
+        </w:rPr>
+        <w:t xml:space="preserve">FINDINGS.md</w:t>
+      </w:r>
+      <w:r>
+        <w:t xml:space="preserve"> </w:t>
+      </w:r>
+      <w:r>
+        <w:t xml:space="preserve">as Finding 5.</w:t>
+      </w:r>
+    </w:p>
+    <w:p>
+      <w:pPr>
+        <w:pStyle w:val="BodyText"/>
+      </w:pPr>
+      <w:r>
+        <w:t xml:space="preserve">The</w:t>
+      </w:r>
+      <w:r>
+        <w:t xml:space="preserve"> </w:t>
+      </w:r>
+      <w:r>
+        <w:rPr>
+          <w:rStyle w:val="VerbatimChar"/>
+        </w:rPr>
+        <w:t xml:space="preserve">attacker</w:t>
+      </w:r>
+      <w:r>
+        <w:t xml:space="preserve"> </w:t>
+      </w:r>
+      <w:r>
+        <w:t xml:space="preserve">service uses the same</w:t>
+      </w:r>
+      <w:r>
+        <w:t xml:space="preserve"> </w:t>
+      </w:r>
+      <w:r>
+        <w:rPr>
+          <w:rStyle w:val="VerbatimChar"/>
+        </w:rPr>
+        <w:t xml:space="preserve">network_mode: "service:core"</w:t>
+      </w:r>
+      <w:r>
+        <w:t xml:space="preserve">, so its</w:t>
+      </w:r>
+      <w:r>
+        <w:t xml:space="preserve"> </w:t>
+      </w:r>
+      <w:r>
+        <w:t xml:space="preserve">frames go out on the interface the detector sniffs. It is not a UE and holds no</w:t>
+      </w:r>
+      <w:r>
+        <w:t xml:space="preserve"> </w:t>
+      </w:r>
+      <w:r>
+        <w:t xml:space="preserve">PDU session. It writes crafted GTP-U with a raw socket onto the core's</w:t>
+      </w:r>
+      <w:r>
+        <w:t xml:space="preserve"> </w:t>
+      </w:r>
+      <w:r>
+        <w:rPr>
+          <w:rStyle w:val="VerbatimChar"/>
+        </w:rPr>
+        <w:t xml:space="preserve">eth0</w:t>
+      </w:r>
+      <w:r>
+        <w:t xml:space="preserve">,</w:t>
+      </w:r>
+      <w:r>
+        <w:t xml:space="preserve"> </w:t>
+      </w:r>
+      <w:r>
+        <w:t xml:space="preserve">the N3 interface, addressed to the UPF, and UERANSIM does not encapsulate these</w:t>
+      </w:r>
+      <w:r>
+        <w:t xml:space="preserve"> </w:t>
+      </w:r>
+      <w:r>
+        <w:t xml:space="preserve">packets. It stands in for the on-path injector of the threat model</w:t>
+      </w:r>
+      <w:r>
+        <w:t xml:space="preserve"> </w:t>
+      </w:r>
+      <w:r>
+        <w:t xml:space="preserve">(Section 2.2). Whether the UPF acts on the crafted frames was not measured; the</w:t>
+      </w:r>
+      <w:r>
+        <w:t xml:space="preserve"> </w:t>
+      </w:r>
+      <w:r>
+        <w:t xml:space="preserve">detector observes them on</w:t>
+      </w:r>
+      <w:r>
+        <w:t xml:space="preserve"> </w:t>
+      </w:r>
+      <w:r>
+        <w:rPr>
+          <w:rStyle w:val="VerbatimChar"/>
+        </w:rPr>
+        <w:t xml:space="preserve">eth0</w:t>
+      </w:r>
+      <w:r>
+        <w:t xml:space="preserve"> </w:t>
+      </w:r>
+      <w:r>
+        <w:t xml:space="preserve">as a tap would.</w:t>
+      </w:r>
+    </w:p>
+    <w:p>
+      <w:pPr>
+        <w:pStyle w:val="Heading3"/>
+      </w:pPr>
+      <w:bookmarkStart w:id="32" w:name="X365e0788df844990c63a987485f24670e94a620"/>
+      <w:r>
+        <w:t xml:space="preserve">4.4 Two operating modes</w:t>
+      </w:r>
+      <w:bookmarkEnd w:id="32"/>
+    </w:p>
+    <w:p>
+      <w:pPr>
+        <w:numPr>
+          <w:ilvl w:val="0"/>
+          <w:numId w:val="1004"/>
+        </w:numPr>
+        <w:pStyle w:val="Compact"/>
+      </w:pPr>
+      <w:r>
+        <w:t xml:space="preserve">Offline evaluation, with no Docker, core, or root. The attack generator writes</w:t>
+      </w:r>
+      <w:r>
+        <w:t xml:space="preserve"> </w:t>
+      </w:r>
+      <w:r>
+        <w:t xml:space="preserve">a labelled packet capture, the detector replays it, and a scoring harness</w:t>
+      </w:r>
+      <w:r>
+        <w:t xml:space="preserve"> </w:t>
+      </w:r>
+      <w:r>
+        <w:t xml:space="preserve">produces</w:t>
+      </w:r>
+      <w:r>
+        <w:t xml:space="preserve"> </w:t>
+      </w:r>
+      <w:r>
+        <w:rPr>
+          <w:rStyle w:val="VerbatimChar"/>
+        </w:rPr>
+        <w:t xml:space="preserve">metrics.json</w:t>
+      </w:r>
+      <w:r>
+        <w:t xml:space="preserve"> </w:t>
+      </w:r>
+      <w:r>
+        <w:t xml:space="preserve">and a markdown results table. This is the reproducible</w:t>
+      </w:r>
+      <w:r>
+        <w:t xml:space="preserve"> </w:t>
+      </w:r>
+      <w:r>
+        <w:t xml:space="preserve">path behind the headline numbers in Section 6.1, and it runs with</w:t>
+      </w:r>
+      <w:r>
+        <w:t xml:space="preserve"> </w:t>
+      </w:r>
+      <w:r>
+        <w:rPr>
+          <w:rStyle w:val="VerbatimChar"/>
+        </w:rPr>
+        <w:t xml:space="preserve">pip install scapy pytest</w:t>
+      </w:r>
+      <w:r>
+        <w:t xml:space="preserve"> </w:t>
+      </w:r>
+      <w:r>
+        <w:t xml:space="preserve">alone.</w:t>
+      </w:r>
+    </w:p>
+    <w:p>
+      <w:pPr>
+        <w:numPr>
+          <w:ilvl w:val="0"/>
+          <w:numId w:val="1004"/>
+        </w:numPr>
+        <w:pStyle w:val="Compact"/>
+      </w:pPr>
+      <w:r>
+        <w:t xml:space="preserve">Live lab, the full Docker stack, which produces genuinely transmitted (not</w:t>
+      </w:r>
+      <w:r>
+        <w:t xml:space="preserve"> </w:t>
+      </w:r>
+      <w:r>
+        <w:t xml:space="preserve">replayed) 5G traffic and is used for the validation in Section 6.2.</w:t>
+      </w:r>
+    </w:p>
+    <w:p>
+      <w:pPr>
+        <w:pStyle w:val="FirstParagraph"/>
+      </w:pPr>
+      <w:r>
+        <w:t xml:space="preserve">Both modes use the exact same</w:t>
+      </w:r>
+      <w:r>
+        <w:t xml:space="preserve"> </w:t>
+      </w:r>
+      <w:r>
+        <w:rPr>
+          <w:rStyle w:val="VerbatimChar"/>
+        </w:rPr>
+        <w:t xml:space="preserve">detector/rules.py</w:t>
+      </w:r>
+      <w:r>
+        <w:t xml:space="preserve"> </w:t>
+      </w:r>
+      <w:r>
+        <w:t xml:space="preserve">and</w:t>
+      </w:r>
+      <w:r>
+        <w:t xml:space="preserve"> </w:t>
+      </w:r>
+      <w:r>
+        <w:rPr>
+          <w:rStyle w:val="VerbatimChar"/>
+        </w:rPr>
+        <w:t xml:space="preserve">detector/metrics.py</w:t>
+      </w:r>
+      <w:r>
+        <w:t xml:space="preserve"> </w:t>
+      </w:r>
+      <w:r>
+        <w:t xml:space="preserve">code. There is one detection engine, not two, so results from the two modes are</w:t>
+      </w:r>
+      <w:r>
+        <w:t xml:space="preserve"> </w:t>
+      </w:r>
+      <w:r>
+        <w:t xml:space="preserve">directly comparable in kind (Section 6.3).</w:t>
+      </w:r>
+    </w:p>
+    <w:p>
+      <w:r>
+        <w:pict>
+          <v:rect style="width:0;height:1.5pt" o:hralign="center" o:hrstd="t" o:hr="t"/>
+        </w:pict>
+      </w:r>
+    </w:p>
+    <w:p>
+      <w:pPr>
+        <w:pStyle w:val="Heading2"/>
+      </w:pPr>
+      <w:bookmarkStart w:id="33" w:name="X69b60e5c00e6eeea11bd56715a89ce5469ce2c3"/>
+      <w:r>
+        <w:t xml:space="preserve">5. Detection methodology</w:t>
+      </w:r>
+      <w:bookmarkEnd w:id="33"/>
+    </w:p>
+    <w:p>
+      <w:pPr>
+        <w:pStyle w:val="FirstParagraph"/>
+      </w:pPr>
+      <w:r>
+        <w:t xml:space="preserve">The detector (</w:t>
+      </w:r>
+      <w:r>
+        <w:rPr>
+          <w:rStyle w:val="VerbatimChar"/>
+        </w:rPr>
+        <w:t xml:space="preserve">detector/rules.py</w:t>
+      </w:r>
+      <w:r>
+        <w:t xml:space="preserve">) applies four rules. Each rule is a small,</w:t>
+      </w:r>
+      <w:r>
+        <w:t xml:space="preserve"> </w:t>
+      </w:r>
+      <w:r>
+        <w:t xml:space="preserve">self-contained function of the form</w:t>
+      </w:r>
+      <w:r>
+        <w:t xml:space="preserve"> </w:t>
+      </w:r>
+      <w:r>
+        <w:rPr>
+          <w:rStyle w:val="VerbatimChar"/>
+        </w:rPr>
+        <w:t xml:space="preserve">rule(pkt, state) -&gt; list[Finding]</w:t>
+      </w:r>
+      <w:r>
+        <w:t xml:space="preserve">, and a</w:t>
+      </w:r>
+      <w:r>
+        <w:t xml:space="preserve"> </w:t>
+      </w:r>
+      <w:r>
+        <w:t xml:space="preserve">shared</w:t>
+      </w:r>
+      <w:r>
+        <w:t xml:space="preserve"> </w:t>
+      </w:r>
+      <w:r>
+        <w:rPr>
+          <w:rStyle w:val="VerbatimChar"/>
+        </w:rPr>
+        <w:t xml:space="preserve">evaluate()</w:t>
+      </w:r>
+      <w:r>
+        <w:t xml:space="preserve"> </w:t>
+      </w:r>
+      <w:r>
+        <w:t xml:space="preserve">dispatcher runs all four over every GTP-U packet. The</w:t>
+      </w:r>
+      <w:r>
+        <w:t xml:space="preserve"> </w:t>
+      </w:r>
+      <w:r>
+        <w:t xml:space="preserve">dispatcher catches and discards any exception from an individual rule, so a</w:t>
+      </w:r>
+      <w:r>
+        <w:t xml:space="preserve"> </w:t>
+      </w:r>
+      <w:r>
+        <w:t xml:space="preserve">single malformed packet can never crash the detector (verified by</w:t>
+      </w:r>
+      <w:r>
+        <w:t xml:space="preserve"> </w:t>
+      </w:r>
+      <w:r>
+        <w:rPr>
+          <w:rStyle w:val="VerbatimChar"/>
+        </w:rPr>
+        <w:t xml:space="preserve">test_detector_survives_garbage</w:t>
+      </w:r>
+      <w:r>
+        <w:t xml:space="preserve">). The</w:t>
+      </w:r>
+      <w:r>
+        <w:t xml:space="preserve"> </w:t>
+      </w:r>
+      <w:r>
+        <w:rPr>
+          <w:rStyle w:val="VerbatimChar"/>
+        </w:rPr>
+        <w:t xml:space="preserve">DetectorState</w:t>
+      </w:r>
+      <w:r>
+        <w:t xml:space="preserve"> </w:t>
+      </w:r>
+      <w:r>
+        <w:t xml:space="preserve">object holds the small</w:t>
+      </w:r>
+      <w:r>
+        <w:t xml:space="preserve"> </w:t>
+      </w:r>
+      <w:r>
+        <w:t xml:space="preserve">amount of memory the rules need between packets: a map from each (receiving</w:t>
+      </w:r>
+      <w:r>
+        <w:t xml:space="preserve"> </w:t>
+      </w:r>
+      <w:r>
+        <w:t xml:space="preserve">address, TEID) pair to the source that owns it (for R2), an optional set of</w:t>
+      </w:r>
+      <w:r>
+        <w:t xml:space="preserve"> </w:t>
+      </w:r>
+      <w:r>
+        <w:t xml:space="preserve">known gNB addresses (for R2's handover exception), and a configured set of</w:t>
+      </w:r>
+      <w:r>
+        <w:t xml:space="preserve"> </w:t>
+      </w:r>
+      <w:r>
+        <w:t xml:space="preserve">core-function IP addresses (for R4).</w:t>
+      </w:r>
+    </w:p>
+    <w:p>
+      <w:pPr>
+        <w:pStyle w:val="Heading3"/>
+      </w:pPr>
+      <w:bookmarkStart w:id="34" w:name="X1f30e0f32ce9c71a210ff9c21423c6e4acd13c5"/>
+      <w:r>
+        <w:t xml:space="preserve">5.1 Rule R1: nested tunnels (GTP-in-GTP), severity critical</w:t>
+      </w:r>
+      <w:bookmarkEnd w:id="34"/>
+    </w:p>
+    <w:p>
+      <w:pPr>
+        <w:pStyle w:val="FirstParagraph"/>
+      </w:pPr>
+      <w:r>
+        <w:t xml:space="preserve">R1 catches a second GTP header hidden inside a payload that should contain plain</w:t>
+      </w:r>
+      <w:r>
+        <w:t xml:space="preserve"> </w:t>
+      </w:r>
+      <w:r>
+        <w:t xml:space="preserve">user IP data. In other words, a tunnel inside a tunnel.</w:t>
+      </w:r>
+    </w:p>
+    <w:p>
+      <w:pPr>
+        <w:pStyle w:val="BodyText"/>
+      </w:pPr>
+      <w:r>
+        <w:t xml:space="preserve">The interesting part, and this project's main technical contribution, is how</w:t>
+      </w:r>
+      <w:r>
+        <w:t xml:space="preserve"> </w:t>
+      </w:r>
+      <w:r>
+        <w:t xml:space="preserve">easily a passive detector misses this. When Scapy parses the payload of a GTP-U</w:t>
+      </w:r>
+      <w:r>
+        <w:t xml:space="preserve"> </w:t>
+      </w:r>
+      <w:r>
+        <w:t xml:space="preserve">packet, it looks at the first four bits to decide what the inner data is: a value</w:t>
+      </w:r>
+      <w:r>
+        <w:t xml:space="preserve"> </w:t>
+      </w:r>
+      <w:r>
+        <w:t xml:space="preserve">of 4 means an IPv4 packet, and 6 means IPv6. A nested GTP header starts with</w:t>
+      </w:r>
+      <w:r>
+        <w:t xml:space="preserve"> </w:t>
+      </w:r>
+      <w:r>
+        <w:t xml:space="preserve">neither. Its first byte falls in the range 0x30 to 0x3f (GTP version 1, with the</w:t>
+      </w:r>
+      <w:r>
+        <w:t xml:space="preserve"> </w:t>
+      </w:r>
+      <w:r>
+        <w:t xml:space="preserve">protocol-type bit set), so Scapy never decodes the inner payload as GTP. It hands</w:t>
+      </w:r>
+      <w:r>
+        <w:t xml:space="preserve"> </w:t>
+      </w:r>
+      <w:r>
+        <w:t xml:space="preserve">the bytes back as a non-IP layer instead,</w:t>
+      </w:r>
+      <w:r>
+        <w:t xml:space="preserve"> </w:t>
+      </w:r>
+      <w:r>
+        <w:rPr>
+          <w:rStyle w:val="VerbatimChar"/>
+        </w:rPr>
+        <w:t xml:space="preserve">Raw</w:t>
+      </w:r>
+      <w:r>
+        <w:t xml:space="preserve"> </w:t>
+      </w:r>
+      <w:r>
+        <w:t xml:space="preserve">or</w:t>
+      </w:r>
+      <w:r>
+        <w:t xml:space="preserve"> </w:t>
+      </w:r>
+      <w:r>
+        <w:rPr>
+          <w:rStyle w:val="VerbatimChar"/>
+        </w:rPr>
+        <w:t xml:space="preserve">PPP</w:t>
+      </w:r>
+      <w:r>
+        <w:t xml:space="preserve"> </w:t>
+      </w:r>
+      <w:r>
+        <w:t xml:space="preserve">depending on the outer</w:t>
+      </w:r>
+      <w:r>
+        <w:t xml:space="preserve"> </w:t>
+      </w:r>
+      <w:r>
+        <w:t xml:space="preserve">header (see below). A detector that checks</w:t>
+      </w:r>
+      <w:r>
+        <w:t xml:space="preserve"> </w:t>
+      </w:r>
+      <w:r>
+        <w:rPr>
+          <w:rStyle w:val="VerbatimChar"/>
+        </w:rPr>
+        <w:t xml:space="preserve">pkt[GTP_U_Header].payload.haslayer(GTP_U_Header)</w:t>
+      </w:r>
+      <w:r>
+        <w:t xml:space="preserve"> </w:t>
+      </w:r>
+      <w:r>
+        <w:t xml:space="preserve">on captured or live traffic</w:t>
+      </w:r>
+      <w:r>
+        <w:t xml:space="preserve"> </w:t>
+      </w:r>
+      <w:r>
+        <w:t xml:space="preserve">therefore gets</w:t>
+      </w:r>
+      <w:r>
+        <w:t xml:space="preserve"> </w:t>
+      </w:r>
+      <w:r>
+        <w:rPr>
+          <w:rStyle w:val="VerbatimChar"/>
+        </w:rPr>
+        <w:t xml:space="preserve">False</w:t>
+      </w:r>
+      <w:r>
+        <w:t xml:space="preserve"> </w:t>
+      </w:r>
+      <w:r>
+        <w:t xml:space="preserve">for every real nested-tunnel packet. The abuse is present;</w:t>
+      </w:r>
+      <w:r>
+        <w:t xml:space="preserve"> </w:t>
+      </w:r>
+      <w:r>
+        <w:t xml:space="preserve">Scapy's own parsing heuristic has simply thrown away the information needed to</w:t>
+      </w:r>
+      <w:r>
+        <w:t xml:space="preserve"> </w:t>
+      </w:r>
+      <w:r>
+        <w:t xml:space="preserve">see it.</w:t>
+      </w:r>
+    </w:p>
+    <w:p>
+      <w:pPr>
+        <w:pStyle w:val="BodyText"/>
+      </w:pPr>
+      <w:r>
+        <w:t xml:space="preserve">This gap is invisible to a naive unit test. If a test builds the nested packet</w:t>
+      </w:r>
+      <w:r>
+        <w:t xml:space="preserve"> </w:t>
+      </w:r>
+      <w:r>
+        <w:t xml:space="preserve">directly in Python, for example</w:t>
+      </w:r>
+      <w:r>
+        <w:t xml:space="preserve"> </w:t>
+      </w:r>
+      <w:r>
+        <w:rPr>
+          <w:rStyle w:val="VerbatimChar"/>
+        </w:rPr>
+        <w:t xml:space="preserve">GTP_U_Header(...)/GTP_U_Header(...)/IP(...)</w:t>
+      </w:r>
+      <w:r>
+        <w:t xml:space="preserve">,</w:t>
+      </w:r>
+      <w:r>
+        <w:t xml:space="preserve"> </w:t>
+      </w:r>
+      <w:r>
+        <w:t xml:space="preserve">the inner</w:t>
+      </w:r>
+      <w:r>
+        <w:t xml:space="preserve"> </w:t>
+      </w:r>
+      <w:r>
+        <w:rPr>
+          <w:rStyle w:val="VerbatimChar"/>
+        </w:rPr>
+        <w:t xml:space="preserve">GTP_U_Header</w:t>
+      </w:r>
+      <w:r>
+        <w:t xml:space="preserve"> </w:t>
+      </w:r>
+      <w:r>
+        <w:t xml:space="preserve">already exists as a real Scapy layer in memory,</w:t>
+      </w:r>
+      <w:r>
+        <w:t xml:space="preserve"> </w:t>
+      </w:r>
+      <w:r>
+        <w:rPr>
+          <w:rStyle w:val="VerbatimChar"/>
+        </w:rPr>
+        <w:t xml:space="preserve">haslayer()</w:t>
+      </w:r>
+      <w:r>
+        <w:t xml:space="preserve"> </w:t>
+      </w:r>
+      <w:r>
+        <w:t xml:space="preserve">finds it at once, and the test passes. The test never puts the</w:t>
+      </w:r>
+      <w:r>
+        <w:t xml:space="preserve"> </w:t>
+      </w:r>
+      <w:r>
+        <w:t xml:space="preserve">packet through the serialize-to-bytes and parse-from-bytes round trip that real</w:t>
+      </w:r>
+      <w:r>
+        <w:t xml:space="preserve"> </w:t>
+      </w:r>
+      <w:r>
+        <w:t xml:space="preserve">captured traffic goes through, so it cannot notice that parsing, as opposed to</w:t>
+      </w:r>
+      <w:r>
+        <w:t xml:space="preserve"> </w:t>
+      </w:r>
+      <w:r>
+        <w:t xml:space="preserve">the in-memory object, loses this information.</w:t>
+      </w:r>
+    </w:p>
+    <w:p>
+      <w:pPr>
+        <w:pStyle w:val="BodyText"/>
+      </w:pPr>
+      <w:r>
+        <w:t xml:space="preserve">The fix (</w:t>
+      </w:r>
+      <w:r>
+        <w:rPr>
+          <w:rStyle w:val="VerbatimChar"/>
+        </w:rPr>
+        <w:t xml:space="preserve">_looks_like_gtp()</w:t>
+      </w:r>
+      <w:r>
+        <w:t xml:space="preserve">,</w:t>
+      </w:r>
+      <w:r>
+        <w:t xml:space="preserve"> </w:t>
+      </w:r>
+      <w:r>
+        <w:rPr>
+          <w:rStyle w:val="VerbatimChar"/>
+        </w:rPr>
+        <w:t xml:space="preserve">_reparse_inner()</w:t>
+      </w:r>
+      <w:r>
+        <w:t xml:space="preserve">, and</w:t>
+      </w:r>
+      <w:r>
+        <w:t xml:space="preserve"> </w:t>
+      </w:r>
+      <w:r>
+        <w:rPr>
+          <w:rStyle w:val="VerbatimChar"/>
+        </w:rPr>
+        <w:t xml:space="preserve">_carries_inner_ip()</w:t>
+      </w:r>
+      <w:r>
+        <w:t xml:space="preserve"> </w:t>
+      </w:r>
+      <w:r>
+        <w:t xml:space="preserve">in</w:t>
+      </w:r>
+      <w:r>
+        <w:t xml:space="preserve"> </w:t>
+      </w:r>
+      <w:r>
+        <w:rPr>
+          <w:rStyle w:val="VerbatimChar"/>
+        </w:rPr>
+        <w:t xml:space="preserve">rules.py</w:t>
+      </w:r>
+      <w:r>
+        <w:t xml:space="preserve">) actively re-reads the inner payload's raw bytes whenever the default</w:t>
+      </w:r>
+      <w:r>
+        <w:t xml:space="preserve"> </w:t>
+      </w:r>
+      <w:r>
+        <w:t xml:space="preserve">parse did not already yield a routable inner (an IPv4 or IPv6 packet) or a</w:t>
+      </w:r>
+      <w:r>
+        <w:t xml:space="preserve"> </w:t>
+      </w:r>
+      <w:r>
+        <w:t xml:space="preserve">recognised GTP header. This detail matters more than it first appears. Scapy</w:t>
+      </w:r>
+      <w:r>
+        <w:t xml:space="preserve"> </w:t>
+      </w:r>
+      <w:r>
+        <w:t xml:space="preserve">does not simply hand a nested GTP header back as</w:t>
+      </w:r>
+      <w:r>
+        <w:t xml:space="preserve"> </w:t>
+      </w:r>
+      <w:r>
+        <w:rPr>
+          <w:rStyle w:val="VerbatimChar"/>
+        </w:rPr>
+        <w:t xml:space="preserve">Raw</w:t>
+      </w:r>
+      <w:r>
+        <w:t xml:space="preserve">: which class it guesses</w:t>
+      </w:r>
+      <w:r>
+        <w:t xml:space="preserve"> </w:t>
+      </w:r>
+      <w:r>
+        <w:t xml:space="preserve">depends on the outer message type. Under a bare outer header with message type</w:t>
+      </w:r>
+      <w:r>
+        <w:t xml:space="preserve"> </w:t>
+      </w:r>
+      <w:r>
+        <w:t xml:space="preserve">0x00, the packet decodes as IP / UDP / GTP-U / Raw. Inside a realistic outer</w:t>
+      </w:r>
+      <w:r>
+        <w:t xml:space="preserve"> </w:t>
+      </w:r>
+      <w:r>
+        <w:t xml:space="preserve">G-PDU (message type 0xFF), the form a UPF actually decapsulates and the form the</w:t>
+      </w:r>
+      <w:r>
+        <w:t xml:space="preserve"> </w:t>
+      </w:r>
+      <w:r>
+        <w:t xml:space="preserve">corpus uses, it decodes as IP / UDP / GTP-U / PPP / Raw: the first bytes of the</w:t>
+      </w:r>
+      <w:r>
+        <w:t xml:space="preserve"> </w:t>
+      </w:r>
+      <w:r>
+        <w:t xml:space="preserve">nested header are read as a PPP header. In neither case does a GTP layer appear.</w:t>
+      </w:r>
+      <w:r>
+        <w:t xml:space="preserve"> </w:t>
+      </w:r>
+      <w:r>
+        <w:t xml:space="preserve">Keying the re-parse on the</w:t>
+      </w:r>
+      <w:r>
+        <w:t xml:space="preserve"> </w:t>
+      </w:r>
+      <w:r>
+        <w:rPr>
+          <w:rStyle w:val="VerbatimChar"/>
+        </w:rPr>
+        <w:t xml:space="preserve">Raw</w:t>
+      </w:r>
+      <w:r>
+        <w:t xml:space="preserve"> </w:t>
+      </w:r>
+      <w:r>
+        <w:t xml:space="preserve">class alone would catch only the packets that</w:t>
+      </w:r>
+      <w:r>
+        <w:t xml:space="preserve"> </w:t>
+      </w:r>
+      <w:r>
+        <w:t xml:space="preserve">happen to be left as</w:t>
+      </w:r>
+      <w:r>
+        <w:t xml:space="preserve"> </w:t>
+      </w:r>
+      <w:r>
+        <w:rPr>
+          <w:rStyle w:val="VerbatimChar"/>
+        </w:rPr>
+        <w:t xml:space="preserve">Raw</w:t>
+      </w:r>
+      <w:r>
+        <w:t xml:space="preserve">; keying it on the bytes, as we do, catches the nested</w:t>
+      </w:r>
+      <w:r>
+        <w:t xml:space="preserve"> </w:t>
+      </w:r>
+      <w:r>
+        <w:t xml:space="preserve">tunnel regardless of which wrong class the default parser assigned. The engine</w:t>
+      </w:r>
+      <w:r>
+        <w:t xml:space="preserve"> </w:t>
+      </w:r>
+      <w:r>
+        <w:t xml:space="preserve">keeps a payload that Scapy already decoded as IPv4, IPv6 or a GTP header.</w:t>
+      </w:r>
+      <w:r>
+        <w:t xml:space="preserve"> </w:t>
+      </w:r>
+      <w:r>
+        <w:t xml:space="preserve">Anything else is serialised back to bytes as a whole layer (</w:t>
+      </w:r>
+      <w:r>
+        <w:rPr>
+          <w:rStyle w:val="VerbatimChar"/>
+        </w:rPr>
+        <w:t xml:space="preserve">bytes(inner)</w:t>
+      </w:r>
+      <w:r>
+        <w:t xml:space="preserve">),</w:t>
+      </w:r>
+      <w:r>
+        <w:t xml:space="preserve"> </w:t>
+      </w:r>
+      <w:r>
+        <w:t xml:space="preserve">not just its trailing</w:t>
+      </w:r>
+      <w:r>
+        <w:t xml:space="preserve"> </w:t>
+      </w:r>
+      <w:r>
+        <w:rPr>
+          <w:rStyle w:val="VerbatimChar"/>
+        </w:rPr>
+        <w:t xml:space="preserve">load</w:t>
+      </w:r>
+      <w:r>
+        <w:t xml:space="preserve">, because a</w:t>
+      </w:r>
+      <w:r>
+        <w:t xml:space="preserve"> </w:t>
+      </w:r>
+      <w:r>
+        <w:rPr>
+          <w:rStyle w:val="VerbatimChar"/>
+        </w:rPr>
+        <w:t xml:space="preserve">PPP</w:t>
+      </w:r>
+      <w:r>
+        <w:t xml:space="preserve"> </w:t>
+      </w:r>
+      <w:r>
+        <w:t xml:space="preserve">guess has already consumed the</w:t>
+      </w:r>
+      <w:r>
+        <w:t xml:space="preserve"> </w:t>
+      </w:r>
+      <w:r>
+        <w:t xml:space="preserve">start of the nested header. If the first byte's top three bits indicate GTP</w:t>
+      </w:r>
+      <w:r>
+        <w:t xml:space="preserve"> </w:t>
+      </w:r>
+      <w:r>
+        <w:t xml:space="preserve">version 1 with the protocol-type bit set, and the second byte is a known GTP</w:t>
+      </w:r>
+      <w:r>
+        <w:t xml:space="preserve"> </w:t>
+      </w:r>
+      <w:r>
+        <w:t xml:space="preserve">message type (a G-PDU, an echo request or response, and so on), the bytes are</w:t>
+      </w:r>
+      <w:r>
+        <w:t xml:space="preserve"> </w:t>
+      </w:r>
+      <w:r>
+        <w:t xml:space="preserve">parsed again as a GTP header before the rule checks for nesting.</w:t>
+      </w:r>
+    </w:p>
+    <w:p>
+      <w:pPr>
+        <w:pStyle w:val="BodyText"/>
+      </w:pPr>
+      <w:r>
+        <w:t xml:space="preserve">Two extra guards stop this from raising false alarms on harmless non-IP payloads.</w:t>
+      </w:r>
+      <w:r>
+        <w:t xml:space="preserve"> </w:t>
+      </w:r>
+      <w:r>
+        <w:t xml:space="preserve">(5G "Unstructured" PDU sessions carry arbitrary bytes, and some of them happen to</w:t>
+      </w:r>
+      <w:r>
+        <w:t xml:space="preserve"> </w:t>
+      </w:r>
+      <w:r>
+        <w:t xml:space="preserve">match the GTP byte pattern.) First, the 16-bit GTP length field must match the</w:t>
+      </w:r>
+      <w:r>
+        <w:t xml:space="preserve"> </w:t>
+      </w:r>
+      <w:r>
+        <w:t xml:space="preserve">bytes actually present, so that</w:t>
+      </w:r>
+      <w:r>
+        <w:t xml:space="preserve"> </w:t>
+      </w:r>
+      <w:r>
+        <w:rPr>
+          <w:rStyle w:val="VerbatimChar"/>
+        </w:rPr>
+        <w:t xml:space="preserve">8 + length</w:t>
+      </w:r>
+      <w:r>
+        <w:t xml:space="preserve"> </w:t>
+      </w:r>
+      <w:r>
+        <w:t xml:space="preserve">equals the datagram size apart from</w:t>
+      </w:r>
+      <w:r>
+        <w:t xml:space="preserve"> </w:t>
+      </w:r>
+      <w:r>
+        <w:t xml:space="preserve">padding. Second, and decisively, the nested header must actually carry a routable</w:t>
+      </w:r>
+      <w:r>
+        <w:t xml:space="preserve"> </w:t>
+      </w:r>
+      <w:r>
+        <w:t xml:space="preserve">inner IP packet, recognisable by an IPv4 or IPv6 version nibble. A tunnel used</w:t>
+      </w:r>
+      <w:r>
+        <w:t xml:space="preserve"> </w:t>
+      </w:r>
+      <w:r>
+        <w:t xml:space="preserve">for abuse forwards a real packet; random noise does not. Section 6.1.4 shows that</w:t>
+      </w:r>
+      <w:r>
+        <w:t xml:space="preserve"> </w:t>
+      </w:r>
+      <w:r>
+        <w:t xml:space="preserve">these guards remove the Unstructured-PDU false positives completely (zero across</w:t>
+      </w:r>
+      <w:r>
+        <w:t xml:space="preserve"> </w:t>
+      </w:r>
+      <w:r>
+        <w:t xml:space="preserve">200 crafted payloads), and Section 6.1.3 shows they cost nothing in detection.</w:t>
+      </w:r>
+    </w:p>
+    <w:p>
+      <w:pPr>
+        <w:pStyle w:val="BodyText"/>
+      </w:pPr>
+      <w:r>
+        <w:t xml:space="preserve">As far as we know, this is an underdocumented requirement for any Scapy-based</w:t>
+      </w:r>
+      <w:r>
+        <w:t xml:space="preserve"> </w:t>
+      </w:r>
+      <w:r>
+        <w:t xml:space="preserve">passive GTP-U tool, and it generalises. Any passive detector tested only against</w:t>
+      </w:r>
+      <w:r>
+        <w:t xml:space="preserve"> </w:t>
+      </w:r>
+      <w:r>
+        <w:t xml:space="preserve">packet objects built in memory, rather than against bytes parsed back off the</w:t>
+      </w:r>
+      <w:r>
+        <w:t xml:space="preserve"> </w:t>
+      </w:r>
+      <w:r>
+        <w:t xml:space="preserve">wire, risks silently missing exactly the abuse that depends on a parser's</w:t>
+      </w:r>
+      <w:r>
+        <w:t xml:space="preserve"> </w:t>
+      </w:r>
+      <w:r>
+        <w:t xml:space="preserve">fallback behaviour. Section 8 develops this point further, using seven more</w:t>
+      </w:r>
+      <w:r>
+        <w:t xml:space="preserve"> </w:t>
+      </w:r>
+      <w:r>
+        <w:t xml:space="preserve">concrete cases found on this project's own live path.</w:t>
+      </w:r>
+    </w:p>
+    <w:p>
+      <w:pPr>
+        <w:pStyle w:val="Heading3"/>
+      </w:pPr>
+      <w:bookmarkStart w:id="35" w:name="X4b35b6e44ff74d9cb480d2a5c06bbe6f1d2a8c7"/>
+      <w:r>
+        <w:t xml:space="preserve">5.2 Rule R2: TEID spoofing, severity high</w:t>
+      </w:r>
+      <w:bookmarkEnd w:id="35"/>
+    </w:p>
+    <w:p>
+      <w:pPr>
+        <w:pStyle w:val="FirstParagraph"/>
+      </w:pPr>
+      <w:r>
+        <w:t xml:space="preserve">R2 catches a TEID that was first seen from one source IP and later arrives at the</w:t>
+      </w:r>
+      <w:r>
+        <w:t xml:space="preserve"> </w:t>
+      </w:r>
+      <w:r>
+        <w:t xml:space="preserve">same receiving endpoint from a different source IP.</w:t>
+      </w:r>
+    </w:p>
+    <w:p>
+      <w:pPr>
+        <w:pStyle w:val="BodyText"/>
+      </w:pPr>
+      <w:r>
+        <w:t xml:space="preserve">The implementation is deliberately simple. A TEID is unique only within the</w:t>
+      </w:r>
+      <w:r>
+        <w:t xml:space="preserve"> </w:t>
+      </w:r>
+      <w:r>
+        <w:t xml:space="preserve">endpoint that receives it (3GPP TS 29.281), so the same number on the UPF's</w:t>
+      </w:r>
+      <w:r>
+        <w:t xml:space="preserve"> </w:t>
+      </w:r>
+      <w:r>
+        <w:t xml:space="preserve">uplink and on a gNB's downlink names two different tunnels.</w:t>
+      </w:r>
+      <w:r>
+        <w:t xml:space="preserve"> </w:t>
+      </w:r>
+      <w:r>
+        <w:rPr>
+          <w:rStyle w:val="VerbatimChar"/>
+        </w:rPr>
+        <w:t xml:space="preserve">DetectorState.teid_owner</w:t>
+      </w:r>
+      <w:r>
+        <w:t xml:space="preserve"> </w:t>
+      </w:r>
+      <w:r>
+        <w:t xml:space="preserve">is therefore keyed on the pair (receiving address,</w:t>
+      </w:r>
+      <w:r>
+        <w:t xml:space="preserve"> </w:t>
+      </w:r>
+      <w:r>
+        <w:t xml:space="preserve">TEID), where the receiving address is the destination of the outer IPv4 or IPv6</w:t>
+      </w:r>
+      <w:r>
+        <w:t xml:space="preserve"> </w:t>
+      </w:r>
+      <w:r>
+        <w:t xml:space="preserve">header that carries the tunnel, and records the first source seen for each pair; that source becomes the owner. Any later packet</w:t>
+      </w:r>
+      <w:r>
+        <w:t xml:space="preserve"> </w:t>
+      </w:r>
+      <w:r>
+        <w:t xml:space="preserve">on the same pair from a different source raises a finding and leaves ownership</w:t>
+      </w:r>
+      <w:r>
+        <w:t xml:space="preserve"> </w:t>
+      </w:r>
+      <w:r>
+        <w:t xml:space="preserve">where it was, so a rogue cannot take a TEID over by sending on it. This</w:t>
+      </w:r>
+      <w:r>
+        <w:t xml:space="preserve"> </w:t>
+      </w:r>
+      <w:r>
+        <w:t xml:space="preserve">first-source-wins approach trades the ability to catch sophisticated,</w:t>
+      </w:r>
+      <w:r>
+        <w:t xml:space="preserve"> </w:t>
+      </w:r>
+      <w:r>
+        <w:t xml:space="preserve">session-aware spoofing for something auditable and easy to unit-test. An earlier</w:t>
+      </w:r>
+      <w:r>
+        <w:t xml:space="preserve"> </w:t>
+      </w:r>
+      <w:r>
+        <w:t xml:space="preserve">version keyed ownership on the TEID alone and moved it to whichever source sent</w:t>
+      </w:r>
+      <w:r>
+        <w:t xml:space="preserve"> </w:t>
+      </w:r>
+      <w:r>
+        <w:t xml:space="preserve">last. The labelled live run exposed that defect (Section 8, item 7).</w:t>
+      </w:r>
+    </w:p>
+    <w:p>
+      <w:pPr>
+        <w:pStyle w:val="BodyText"/>
+      </w:pPr>
+      <w:r>
+        <w:t xml:space="preserve">There is one honest complication: handovers. A legitimate Xn or N2 handover moves</w:t>
+      </w:r>
+      <w:r>
+        <w:t xml:space="preserve"> </w:t>
+      </w:r>
+      <w:r>
+        <w:t xml:space="preserve">a handset from one base station to another. The UPF's uplink TEID stays the same,</w:t>
+      </w:r>
+      <w:r>
+        <w:t xml:space="preserve"> </w:t>
+      </w:r>
+      <w:r>
+        <w:t xml:space="preserve">but user-plane packets now arrive from a different gNB IP. Looking at the user</w:t>
+      </w:r>
+      <w:r>
+        <w:t xml:space="preserve"> </w:t>
+      </w:r>
+      <w:r>
+        <w:t xml:space="preserve">plane alone, that is indistinguishable from a spoof, so a naive version of R2</w:t>
+      </w:r>
+      <w:r>
+        <w:t xml:space="preserve"> </w:t>
+      </w:r>
+      <w:r>
+        <w:t xml:space="preserve">raises a false alarm on every handover. Section 6.1.4 quantifies this: without</w:t>
+      </w:r>
+      <w:r>
+        <w:t xml:space="preserve"> </w:t>
+      </w:r>
+      <w:r>
+        <w:t xml:space="preserve">any mitigation, every remaining false positive is a handover.</w:t>
+      </w:r>
+    </w:p>
+    <w:p>
+      <w:pPr>
+        <w:pStyle w:val="BodyText"/>
+      </w:pPr>
+      <w:r>
+        <w:t xml:space="preserve">The mitigation is an optional allowlist of known gNB IPs, supplied by the</w:t>
+      </w:r>
+      <w:r>
+        <w:t xml:space="preserve"> </w:t>
+      </w:r>
+      <w:r>
+        <w:t xml:space="preserve">operator (</w:t>
+      </w:r>
+      <w:r>
+        <w:rPr>
+          <w:rStyle w:val="VerbatimChar"/>
+        </w:rPr>
+        <w:t xml:space="preserve">--gnb-ips</w:t>
+      </w:r>
+      <w:r>
+        <w:t xml:space="preserve">, stored in</w:t>
+      </w:r>
+      <w:r>
+        <w:t xml:space="preserve"> </w:t>
+      </w:r>
+      <w:r>
+        <w:rPr>
+          <w:rStyle w:val="VerbatimChar"/>
+        </w:rPr>
+        <w:t xml:space="preserve">DetectorState.known_gnb_ips</w:t>
+      </w:r>
+      <w:r>
+        <w:t xml:space="preserve">). If a packet</w:t>
+      </w:r>
+      <w:r>
+        <w:t xml:space="preserve"> </w:t>
+      </w:r>
+      <w:r>
+        <w:t xml:space="preserve">arrives from a new source that is a known gNB, R2 lets it take ownership and</w:t>
+      </w:r>
+      <w:r>
+        <w:t xml:space="preserve"> </w:t>
+      </w:r>
+      <w:r>
+        <w:t xml:space="preserve">raises no finding. That covers a handover, and it also lets the real gNB reclaim</w:t>
+      </w:r>
+      <w:r>
+        <w:t xml:space="preserve"> </w:t>
+      </w:r>
+      <w:r>
+        <w:t xml:space="preserve">a tunnel a rogue was seen on first, for example after a detector restart,</w:t>
+      </w:r>
+      <w:r>
+        <w:t xml:space="preserve"> </w:t>
+      </w:r>
+      <w:r>
+        <w:t xml:space="preserve">instead of being flagged on every packet. A packet from any address outside the</w:t>
+      </w:r>
+      <w:r>
+        <w:t xml:space="preserve"> </w:t>
+      </w:r>
+      <w:r>
+        <w:t xml:space="preserve">pool still fires, and ownership does not move. Without the allowlist every change of source is</w:t>
+      </w:r>
+      <w:r>
+        <w:t xml:space="preserve"> </w:t>
+      </w:r>
+      <w:r>
+        <w:t xml:space="preserve">flagged and ownership never moves, so a handed-over session keeps raising R2 for</w:t>
+      </w:r>
+      <w:r>
+        <w:t xml:space="preserve"> </w:t>
+      </w:r>
+      <w:r>
+        <w:t xml:space="preserve">as long as it sends from the new gNB, not just once at the handover. With the</w:t>
+      </w:r>
+      <w:r>
+        <w:t xml:space="preserve"> </w:t>
+      </w:r>
+      <w:r>
+        <w:t xml:space="preserve">allowlist, handover false positives drop to zero while every rogue-source spoof</w:t>
+      </w:r>
+      <w:r>
+        <w:t xml:space="preserve"> </w:t>
+      </w:r>
+      <w:r>
+        <w:t xml:space="preserve">in the corpus (</w:t>
+      </w:r>
+      <w:r>
+        <w:rPr>
+          <w:rStyle w:val="VerbatimChar"/>
+        </w:rPr>
+        <w:t xml:space="preserve">teid_spoof</w:t>
+      </w:r>
+      <w:r>
+        <w:t xml:space="preserve">, recall 1.0, Section 6.1.3) is still caught. This is a deliberate, honest treatment of a real</w:t>
+      </w:r>
+      <w:r>
+        <w:t xml:space="preserve"> </w:t>
+      </w:r>
+      <w:r>
+        <w:t xml:space="preserve">limitation of stateless passive attribution, rather than a corpus that quietly</w:t>
+      </w:r>
+      <w:r>
+        <w:t xml:space="preserve"> </w:t>
+      </w:r>
+      <w:r>
+        <w:t xml:space="preserve">leaves handovers out. Two blind</w:t>
+      </w:r>
+      <w:r>
+        <w:t xml:space="preserve"> </w:t>
+      </w:r>
+      <w:r>
+        <w:t xml:space="preserve">spots remain: a rogue that forges a legitimate gNB's source IP, and a rogue that</w:t>
+      </w:r>
+      <w:r>
+        <w:t xml:space="preserve"> </w:t>
+      </w:r>
+      <w:r>
+        <w:t xml:space="preserve">claims a TEID the detector has never seen. Both are listed as evasion cases in</w:t>
+      </w:r>
+      <w:r>
+        <w:t xml:space="preserve"> </w:t>
+      </w:r>
+      <w:r>
+        <w:t xml:space="preserve">Section 6.1.5 and in Section 9. Closing either one needs control-plane</w:t>
+      </w:r>
+      <w:r>
+        <w:t xml:space="preserve"> </w:t>
+      </w:r>
+      <w:r>
+        <w:t xml:space="preserve">correlation, which is outside the scope of a user-plane-only tap.</w:t>
+      </w:r>
+    </w:p>
+    <w:p>
+      <w:pPr>
+        <w:pStyle w:val="Heading3"/>
+      </w:pPr>
+      <w:bookmarkStart w:id="36" w:name="X4b5400f8a8a590775eb342a664cfdf906eaba6a"/>
+      <w:r>
+        <w:t xml:space="preserve">5.3 Rule R3: control-plane smuggling, severity critical</w:t>
+      </w:r>
+      <w:bookmarkEnd w:id="36"/>
+    </w:p>
+    <w:p>
+      <w:pPr>
+        <w:pStyle w:val="FirstParagraph"/>
+      </w:pPr>
+      <w:r>
+        <w:t xml:space="preserve">R3 catches control-plane traffic hidden inside a GTP-U user-plane payload: PFCP</w:t>
+      </w:r>
+      <w:r>
+        <w:t xml:space="preserve"> </w:t>
+      </w:r>
+      <w:r>
+        <w:t xml:space="preserve">(N4, UDP port 8805), GTP-C (UDP port 2123), GTP-U (UDP port 2152, kept here as</w:t>
+      </w:r>
+      <w:r>
+        <w:t xml:space="preserve"> </w:t>
+      </w:r>
+      <w:r>
+        <w:t xml:space="preserve">defence in depth alongside R1), or SCTP (protocol 132, which carries NGAP and</w:t>
+      </w:r>
+      <w:r>
+        <w:t xml:space="preserve"> </w:t>
+      </w:r>
+      <w:r>
+        <w:t xml:space="preserve">S1AP). These are control protocols appearing where only user data belongs. The</w:t>
+      </w:r>
+      <w:r>
+        <w:t xml:space="preserve"> </w:t>
+      </w:r>
+      <w:r>
+        <w:t xml:space="preserve">rule inspects the inner packet's transport protocol and port, re-parsing the</w:t>
+      </w:r>
+      <w:r>
+        <w:t xml:space="preserve"> </w:t>
+      </w:r>
+      <w:r>
+        <w:t xml:space="preserve">inner bytes first where needed (as in Section 5.1), and compares them against</w:t>
+      </w:r>
+      <w:r>
+        <w:t xml:space="preserve"> </w:t>
+      </w:r>
+      <w:r>
+        <w:t xml:space="preserve">this known-bad set.</w:t>
+      </w:r>
+    </w:p>
+    <w:p>
+      <w:pPr>
+        <w:pStyle w:val="Heading3"/>
+      </w:pPr>
+      <w:bookmarkStart w:id="37" w:name="Xe704b1f07469d506173c3e2d922315b00f48a1c"/>
+      <w:r>
+        <w:t xml:space="preserve">5.4 Rule R4: inner traffic aimed at a core function, severity high</w:t>
+      </w:r>
+      <w:bookmarkEnd w:id="37"/>
+    </w:p>
+    <w:p>
+      <w:pPr>
+        <w:pStyle w:val="FirstParagraph"/>
+      </w:pPr>
+      <w:r>
+        <w:t xml:space="preserve">R4 catches an inner IP packet, inside an otherwise normal-looking tunnel, whose</w:t>
+      </w:r>
+      <w:r>
+        <w:t xml:space="preserve"> </w:t>
+      </w:r>
+      <w:r>
+        <w:t xml:space="preserve">destination is a configured core-function address (UPF, SMF, AMF, and so on)</w:t>
+      </w:r>
+      <w:r>
+        <w:t xml:space="preserve"> </w:t>
+      </w:r>
+      <w:r>
+        <w:t xml:space="preserve">rather than the external data network. The implementation is an</w:t>
+      </w:r>
+      <w:r>
+        <w:t xml:space="preserve"> </w:t>
+      </w:r>
+      <w:r>
+        <w:t xml:space="preserve">operator-configured allowlist (</w:t>
+      </w:r>
+      <w:r>
+        <w:rPr>
+          <w:rStyle w:val="VerbatimChar"/>
+        </w:rPr>
+        <w:t xml:space="preserve">DetectorState.core_nf_ips</w:t>
+      </w:r>
+      <w:r>
+        <w:t xml:space="preserve">, set with</w:t>
+      </w:r>
+      <w:r>
+        <w:t xml:space="preserve"> </w:t>
+      </w:r>
+      <w:r>
+        <w:rPr>
+          <w:rStyle w:val="VerbatimChar"/>
+        </w:rPr>
+        <w:t xml:space="preserve">--core-ips</w:t>
+      </w:r>
+      <w:r>
+        <w:t xml:space="preserve"> </w:t>
+      </w:r>
+      <w:r>
+        <w:t xml:space="preserve">when the detector starts). This is a deliberate trade-off: the rule is only as</w:t>
+      </w:r>
+      <w:r>
+        <w:t xml:space="preserve"> </w:t>
+      </w:r>
+      <w:r>
+        <w:t xml:space="preserve">complete as its configuration, and a missing or wrong entry quietly disables the</w:t>
+      </w:r>
+      <w:r>
+        <w:t xml:space="preserve"> </w:t>
+      </w:r>
+      <w:r>
+        <w:t xml:space="preserve">rule for that address rather than raising an error (see Section 9).</w:t>
+      </w:r>
+    </w:p>
+    <w:p>
+      <w:r>
+        <w:pict>
+          <v:rect style="width:0;height:1.5pt" o:hralign="center" o:hrstd="t" o:hr="t"/>
+        </w:pict>
+      </w:r>
+    </w:p>
+    <w:p>
+      <w:pPr>
+        <w:pStyle w:val="Heading2"/>
+      </w:pPr>
+      <w:bookmarkStart w:id="38" w:name="X57d1f32c80879f8393b1352d8ba753499a9c37b"/>
+      <w:r>
+        <w:t xml:space="preserve">6. Evaluation</w:t>
+      </w:r>
+      <w:bookmarkEnd w:id="38"/>
+    </w:p>
+    <w:p>
+      <w:pPr>
+        <w:pStyle w:val="FirstParagraph"/>
+      </w:pPr>
+      <w:r>
+        <w:t xml:space="preserve">The full raw data, JSON artifacts, and verbatim log excerpts for this section are</w:t>
+      </w:r>
+      <w:r>
+        <w:t xml:space="preserve"> </w:t>
+      </w:r>
+      <w:r>
+        <w:t xml:space="preserve">in</w:t>
+      </w:r>
+      <w:r>
+        <w:t xml:space="preserve"> </w:t>
+      </w:r>
+      <w:r>
+        <w:rPr>
+          <w:rStyle w:val="VerbatimChar"/>
+        </w:rPr>
+        <w:t xml:space="preserve">RESULTS.md</w:t>
+      </w:r>
+      <w:r>
+        <w:t xml:space="preserve">, and the exact commands to reproduce every number are in</w:t>
+      </w:r>
+      <w:r>
+        <w:t xml:space="preserve"> </w:t>
+      </w:r>
+      <w:r>
+        <w:rPr>
+          <w:rStyle w:val="VerbatimChar"/>
+        </w:rPr>
+        <w:t xml:space="preserve">REPRODUCE.md</w:t>
+      </w:r>
+      <w:r>
+        <w:t xml:space="preserve">.</w:t>
+      </w:r>
+    </w:p>
+    <w:p>
+      <w:pPr>
+        <w:pStyle w:val="Heading3"/>
+      </w:pPr>
+      <w:bookmarkStart w:id="39" w:name="X2f4e7347b938f6cab2ecdff138a0c95f878c604"/>
+      <w:r>
+        <w:t xml:space="preserve">6.1 Offline evaluation (comprehensive benchmark)</w:t>
+      </w:r>
+      <w:bookmarkEnd w:id="39"/>
+    </w:p>
+    <w:p>
+      <w:pPr>
+        <w:pStyle w:val="FirstParagraph"/>
+      </w:pPr>
+      <w:r>
+        <w:t xml:space="preserve">The evaluation is built to answer the questions that a perfect score on a</w:t>
+      </w:r>
+      <w:r>
+        <w:t xml:space="preserve"> </w:t>
+      </w:r>
+      <w:r>
+        <w:t xml:space="preserve">self-generated corpus would otherwise invite. It runs from one reproducible</w:t>
+      </w:r>
+      <w:r>
+        <w:t xml:space="preserve"> </w:t>
+      </w:r>
+      <w:r>
+        <w:t xml:space="preserve">command (</w:t>
+      </w:r>
+      <w:r>
+        <w:rPr>
+          <w:rStyle w:val="VerbatimChar"/>
+        </w:rPr>
+        <w:t xml:space="preserve">python3 eval/run_eval.py</w:t>
+      </w:r>
+      <w:r>
+        <w:t xml:space="preserve">, with no Docker, root, or network) and</w:t>
+      </w:r>
+      <w:r>
+        <w:t xml:space="preserve"> </w:t>
+      </w:r>
+      <w:r>
+        <w:t xml:space="preserve">produces seven distinct pieces of evidence, all written to</w:t>
+      </w:r>
+      <w:r>
+        <w:t xml:space="preserve"> </w:t>
+      </w:r>
+      <w:r>
+        <w:rPr>
+          <w:rStyle w:val="VerbatimChar"/>
+        </w:rPr>
+        <w:t xml:space="preserve">RESULTS.md</w:t>
+      </w:r>
+      <w:r>
+        <w:t xml:space="preserve">.</w:t>
+      </w:r>
+    </w:p>
+    <w:p>
+      <w:pPr>
+        <w:pStyle w:val="BodyText"/>
+      </w:pPr>
+      <w:r>
+        <w:t xml:space="preserve">The corpus has 1,320 packets on the primary seed. 600 are malicious, spread</w:t>
+      </w:r>
+      <w:r>
+        <w:t xml:space="preserve"> </w:t>
+      </w:r>
+      <w:r>
+        <w:t xml:space="preserve">evenly across the five attack classes. The other 720 are benign and span twelve</w:t>
+      </w:r>
+      <w:r>
+        <w:t xml:space="preserve"> </w:t>
+      </w:r>
+      <w:r>
+        <w:t xml:space="preserve">traffic types: TLS, HTTP, DNS, QUIC, NTP, RTP/VoIP, ICMP, IPv6, fragmented IP,</w:t>
+      </w:r>
+      <w:r>
+        <w:t xml:space="preserve"> </w:t>
+      </w:r>
+      <w:r>
+        <w:t xml:space="preserve">and IP-options, plus two types chosen specifically to stress the detector. The</w:t>
+      </w:r>
+      <w:r>
+        <w:t xml:space="preserve"> </w:t>
+      </w:r>
+      <w:r>
+        <w:t xml:space="preserve">first is Unstructured-PDU-session bytes, non-IP inner payloads, some crafted to</w:t>
+      </w:r>
+      <w:r>
+        <w:t xml:space="preserve"> </w:t>
+      </w:r>
+      <w:r>
+        <w:t xml:space="preserve">begin with GTP-looking bytes. The second is legitimate Xn/N2 handovers, where the</w:t>
+      </w:r>
+      <w:r>
+        <w:t xml:space="preserve"> </w:t>
+      </w:r>
+      <w:r>
+        <w:t xml:space="preserve">uplink TEID is unchanged but the source gNB IP is different. The earlier</w:t>
+      </w:r>
+      <w:r>
+        <w:t xml:space="preserve"> </w:t>
+      </w:r>
+      <w:r>
+        <w:t xml:space="preserve">evaluation used a single benign shape (ICMP to 8.8.8.8); it is replaced entirely,</w:t>
+      </w:r>
+      <w:r>
+        <w:t xml:space="preserve"> </w:t>
+      </w:r>
+      <w:r>
+        <w:t xml:space="preserve">because a false-positive rate only means something when it is measured against</w:t>
+      </w:r>
+      <w:r>
+        <w:t xml:space="preserve"> </w:t>
+      </w:r>
+      <w:r>
+        <w:t xml:space="preserve">varied benign traffic.</w:t>
+      </w:r>
+    </w:p>
+    <w:p>
+      <w:pPr>
         <w:pStyle w:val="Heading4"/>
       </w:pPr>
-      <w:bookmarkStart w:id="41" w:name="stability-across-seeds"/>
-      <w:r>
-        <w:t xml:space="preserve">6.1.2 Stability across seeds</w:t>
-      </w:r>
-      <w:bookmarkEnd w:id="41"/>
-    </w:p>
-    <w:p>
-      <w:pPr>
-        <w:pStyle w:val="FirstParagraph"/>
-      </w:pPr>
-      <w:r>
-        <w:t xml:space="preserve">The headline metrics are not the product of one lucky corpus. Across seeds</w:t>
-      </w:r>
-      <w:r>
-        <w:t xml:space="preserve"> </w:t>
-      </w:r>
-      <w:r>
-        <w:t xml:space="preserve">{1337, 1, 2, 3, 4}, precision, recall, F1, and the false-positive rate each have</w:t>
-      </w:r>
-      <w:r>
-        <w:t xml:space="preserve"> </w:t>
-      </w:r>
-      <w:r>
-        <w:t xml:space="preserve">a mean of 1.0 and a standard deviation of 0.0.</w:t>
-      </w:r>
-    </w:p>
-    <w:p>
-      <w:pPr>
-        <w:pStyle w:val="Heading4"/>
-      </w:pPr>
-      <w:bookmarkStart w:id="42" w:name="X636708d9d4a214ec59874b32a1c4b4e342895c9"/>
-      <w:r>
-        <w:t xml:space="preserve">6.1.3 Naive-baseline comparison (the contribution, measured)</w:t>
-      </w:r>
-      <w:bookmarkEnd w:id="42"/>
-    </w:p>
-    <w:p>
-      <w:pPr>
-        <w:pStyle w:val="FirstParagraph"/>
-      </w:pPr>
-      <w:r>
-        <w:t xml:space="preserve">To measure what the R1 re-parse is worth, we implement the detector a competent</w:t>
-      </w:r>
-      <w:r>
-        <w:t xml:space="preserve"> </w:t>
-      </w:r>
-      <w:r>
-        <w:t xml:space="preserve">engineer would write first: Scapy's default parsing with</w:t>
-      </w:r>
-      <w:r>
-        <w:t xml:space="preserve"> </w:t>
-      </w:r>
-      <w:r>
-        <w:rPr>
-          <w:rStyle w:val="VerbatimChar"/>
-        </w:rPr>
-        <w:t xml:space="preserve">haslayer</w:t>
-      </w:r>
-      <w:r>
-        <w:t xml:space="preserve"> </w:t>
-      </w:r>
-      <w:r>
-        <w:t xml:space="preserve">and no inner</w:t>
-      </w:r>
-      <w:r>
-        <w:t xml:space="preserve"> </w:t>
-      </w:r>
-      <w:r>
-        <w:t xml:space="preserve">re-parse (</w:t>
-      </w:r>
-      <w:r>
-        <w:rPr>
-          <w:rStyle w:val="VerbatimChar"/>
-        </w:rPr>
-        <w:t xml:space="preserve">detector/baselines.py</w:t>
-      </w:r>
-      <w:r>
-        <w:t xml:space="preserve">). We score it on the identical corpus, holding</w:t>
-      </w:r>
-      <w:r>
-        <w:t xml:space="preserve"> </w:t>
-      </w:r>
-      <w:r>
-        <w:t xml:space="preserve">every other design decision fixed, so the difference isolates one variable, the</w:t>
-      </w:r>
-      <w:r>
-        <w:t xml:space="preserve"> </w:t>
-      </w:r>
-      <w:r>
-        <w:t xml:space="preserve">re-parse.</w:t>
-      </w:r>
+      <w:bookmarkStart w:id="40" w:name="Xae1ba7632e7c58b0ff20f252c7b98bd8f367dcf"/>
+      <w:r>
+        <w:t xml:space="preserve">6.1.1 Headline classification (robust detector)</w:t>
+      </w:r>
+      <w:bookmarkEnd w:id="40"/>
     </w:p>
     <w:tbl>
       <w:tblPr>
@@ -3514,7 +3437,7 @@
               <w:jc w:val="left"/>
             </w:pPr>
             <w:r>
-              <w:t xml:space="preserve">Attack class</w:t>
+              <w:t xml:space="preserve">Metric</w:t>
             </w:r>
           </w:p>
         </w:tc>
@@ -3531,24 +3454,7 @@
               <w:jc w:val="right"/>
             </w:pPr>
             <w:r>
-              <w:t xml:space="preserve">Robust recall</w:t>
-            </w:r>
-          </w:p>
-        </w:tc>
-        <w:tc>
-          <w:tcPr>
-            <w:tcBorders>
-              <w:bottom w:val="single"/>
-            </w:tcBorders>
-            <w:vAlign w:val="bottom"/>
-          </w:tcPr>
-          <w:p>
-            <w:pPr>
-              <w:pStyle w:val="Compact"/>
-              <w:jc w:val="right"/>
-            </w:pPr>
-            <w:r>
-              <w:t xml:space="preserve">Naive recall</w:t>
+              <w:t xml:space="preserve">Value</w:t>
             </w:r>
           </w:p>
         </w:tc>
@@ -3561,7 +3467,7 @@
               <w:jc w:val="left"/>
             </w:pPr>
             <w:r>
-              <w:t xml:space="preserve">gtp_in_gtp</w:t>
+              <w:t xml:space="preserve">Precision</w:t>
             </w:r>
           </w:p>
         </w:tc>
@@ -3573,17 +3479,6 @@
             </w:pPr>
             <w:r>
               <w:t xml:space="preserve">1.0</w:t>
-            </w:r>
-          </w:p>
-        </w:tc>
-        <w:tc>
-          <w:p>
-            <w:pPr>
-              <w:pStyle w:val="Compact"/>
-              <w:jc w:val="right"/>
-            </w:pPr>
-            <w:r>
-              <w:t xml:space="preserve">0.0</w:t>
             </w:r>
           </w:p>
         </w:tc>
@@ -3596,18 +3491,7 @@
               <w:jc w:val="left"/>
             </w:pPr>
             <w:r>
-              <w:t xml:space="preserve">pfcp_smuggle</w:t>
-            </w:r>
-          </w:p>
-        </w:tc>
-        <w:tc>
-          <w:p>
-            <w:pPr>
-              <w:pStyle w:val="Compact"/>
-              <w:jc w:val="right"/>
-            </w:pPr>
-            <w:r>
-              <w:t xml:space="preserve">1.0</w:t>
+              <w:t xml:space="preserve">Recall</w:t>
             </w:r>
           </w:p>
         </w:tc>
@@ -3631,18 +3515,7 @@
               <w:jc w:val="left"/>
             </w:pPr>
             <w:r>
-              <w:t xml:space="preserve">ngap_smuggle</w:t>
-            </w:r>
-          </w:p>
-        </w:tc>
-        <w:tc>
-          <w:p>
-            <w:pPr>
-              <w:pStyle w:val="Compact"/>
-              <w:jc w:val="right"/>
-            </w:pPr>
-            <w:r>
-              <w:t xml:space="preserve">1.0</w:t>
+              <w:t xml:space="preserve">F1</w:t>
             </w:r>
           </w:p>
         </w:tc>
@@ -3666,7 +3539,7 @@
               <w:jc w:val="left"/>
             </w:pPr>
             <w:r>
-              <w:t xml:space="preserve">inner_to_core</w:t>
+              <w:t xml:space="preserve">False-positive rate</w:t>
             </w:r>
           </w:p>
         </w:tc>
@@ -3677,18 +3550,7 @@
               <w:jc w:val="right"/>
             </w:pPr>
             <w:r>
-              <w:t xml:space="preserve">1.0</w:t>
-            </w:r>
-          </w:p>
-        </w:tc>
-        <w:tc>
-          <w:p>
-            <w:pPr>
-              <w:pStyle w:val="Compact"/>
-              <w:jc w:val="right"/>
-            </w:pPr>
-            <w:r>
-              <w:t xml:space="preserve">1.0</w:t>
+              <w:t xml:space="preserve">0.0</w:t>
             </w:r>
           </w:p>
         </w:tc>
@@ -3701,7 +3563,7 @@
               <w:jc w:val="left"/>
             </w:pPr>
             <w:r>
-              <w:t xml:space="preserve">teid_spoof</w:t>
+              <w:t xml:space="preserve">Mean per-packet latency</w:t>
             </w:r>
           </w:p>
         </w:tc>
@@ -3712,18 +3574,7 @@
               <w:jc w:val="right"/>
             </w:pPr>
             <w:r>
-              <w:t xml:space="preserve">1.0</w:t>
-            </w:r>
-          </w:p>
-        </w:tc>
-        <w:tc>
-          <w:p>
-            <w:pPr>
-              <w:pStyle w:val="Compact"/>
-              <w:jc w:val="right"/>
-            </w:pPr>
-            <w:r>
-              <w:t xml:space="preserve">1.0</w:t>
+              <w:t xml:space="preserve">about 686 µs (dissection and rules together)</w:t>
             </w:r>
           </w:p>
         </w:tc>
@@ -3736,7 +3587,7 @@
               <w:jc w:val="left"/>
             </w:pPr>
             <w:r>
-              <w:t xml:space="preserve">overall</w:t>
+              <w:t xml:space="preserve">Implied single-core throughput</w:t>
             </w:r>
           </w:p>
         </w:tc>
@@ -3747,18 +3598,7 @@
               <w:jc w:val="right"/>
             </w:pPr>
             <w:r>
-              <w:t xml:space="preserve">1.0</w:t>
-            </w:r>
-          </w:p>
-        </w:tc>
-        <w:tc>
-          <w:p>
-            <w:pPr>
-              <w:pStyle w:val="Compact"/>
-              <w:jc w:val="right"/>
-            </w:pPr>
-            <w:r>
-              <w:t xml:space="preserve">0.80 (F1 0.889)</w:t>
+              <w:t xml:space="preserve">about 1,450 packets per second</w:t>
             </w:r>
           </w:p>
         </w:tc>
@@ -3766,79 +3606,98 @@
     </w:tbl>
     <w:p>
       <w:pPr>
-        <w:pStyle w:val="BodyText"/>
-      </w:pPr>
-      <w:r>
-        <w:t xml:space="preserve">The naive baseline misses 100% of nested tunnels, because a nested GTP header is</w:t>
-      </w:r>
-      <w:r>
-        <w:t xml:space="preserve"> </w:t>
-      </w:r>
-      <w:r>
-        <w:t xml:space="preserve">parsed as</w:t>
-      </w:r>
-      <w:r>
-        <w:t xml:space="preserve"> </w:t>
-      </w:r>
-      <w:r>
-        <w:rPr>
-          <w:rStyle w:val="VerbatimChar"/>
-        </w:rPr>
-        <w:t xml:space="preserve">Raw</w:t>
-      </w:r>
-      <w:r>
-        <w:t xml:space="preserve"> </w:t>
-      </w:r>
-      <w:r>
-        <w:t xml:space="preserve">by default (Section 5.1). This makes the claim in Sections 1.2</w:t>
-      </w:r>
-      <w:r>
-        <w:t xml:space="preserve"> </w:t>
-      </w:r>
-      <w:r>
-        <w:t xml:space="preserve">and 5.1 concrete: the contribution is worth moving R1 recall from 0.0 to 1.0, and</w:t>
-      </w:r>
-      <w:r>
-        <w:t xml:space="preserve"> </w:t>
-      </w:r>
-      <w:r>
-        <w:t xml:space="preserve">overall F1 from 0.889 to 1.0.</w:t>
-      </w:r>
-    </w:p>
-    <w:p>
-      <w:pPr>
         <w:pStyle w:val="Heading4"/>
       </w:pPr>
-      <w:bookmarkStart w:id="43" w:name="X7793db1acfbef84e2693c8471cff423a78be5bf"/>
-      <w:r>
-        <w:t xml:space="preserve">6.1.4 Where the false positives come from, and the handover ablation</w:t>
-      </w:r>
-      <w:bookmarkEnd w:id="43"/>
+      <w:bookmarkStart w:id="41" w:name="X21832b78cb2e2dd685b53a6e41da6fbb2f8bfa6"/>
+      <w:r>
+        <w:t xml:space="preserve">6.1.2 Stability across seeds</w:t>
+      </w:r>
+      <w:bookmarkEnd w:id="41"/>
     </w:p>
     <w:p>
       <w:pPr>
         <w:pStyle w:val="FirstParagraph"/>
       </w:pPr>
       <w:r>
-        <w:t xml:space="preserve">Against the corpus above, the robust detector's only remaining source of false</w:t>
-      </w:r>
-      <w:r>
-        <w:t xml:space="preserve"> </w:t>
-      </w:r>
-      <w:r>
-        <w:t xml:space="preserve">positives is the handover category, because a legitimate source-IP change on an</w:t>
-      </w:r>
-      <w:r>
-        <w:t xml:space="preserve"> </w:t>
-      </w:r>
-      <w:r>
-        <w:t xml:space="preserve">unchanged TEID looks exactly like a spoof on the user plane. We report this as an</w:t>
-      </w:r>
-      <w:r>
-        <w:t xml:space="preserve"> </w:t>
-      </w:r>
-      <w:r>
-        <w:t xml:space="preserve">explicit before-and-after rather than hiding it:</w:t>
+        <w:t xml:space="preserve">The headline metrics are not the product of one lucky corpus. Across seeds</w:t>
+      </w:r>
+      <w:r>
+        <w:t xml:space="preserve"> </w:t>
+      </w:r>
+      <w:r>
+        <w:t xml:space="preserve">{1337, 1, 2, 3, 4}, precision, recall, F1, and the false-positive rate each have</w:t>
+      </w:r>
+      <w:r>
+        <w:t xml:space="preserve"> </w:t>
+      </w:r>
+      <w:r>
+        <w:t xml:space="preserve">a mean of 1.0 and a standard deviation of 0.0.</w:t>
+      </w:r>
+    </w:p>
+    <w:p>
+      <w:pPr>
+        <w:pStyle w:val="Heading4"/>
+      </w:pPr>
+      <w:bookmarkStart w:id="42" w:name="Xebcd66d8fa819ae64529123284050b1aa92a682"/>
+      <w:r>
+        <w:t xml:space="preserve">6.1.3 Naive-baseline comparison (the contribution, measured)</w:t>
+      </w:r>
+      <w:bookmarkEnd w:id="42"/>
+    </w:p>
+    <w:p>
+      <w:pPr>
+        <w:pStyle w:val="FirstParagraph"/>
+      </w:pPr>
+      <w:r>
+        <w:t xml:space="preserve">To measure what the R1 re-parse is worth, we implement the detector a competent</w:t>
+      </w:r>
+      <w:r>
+        <w:t xml:space="preserve"> </w:t>
+      </w:r>
+      <w:r>
+        <w:t xml:space="preserve">engineer would write first: Scapy's default parsing with</w:t>
+      </w:r>
+      <w:r>
+        <w:t xml:space="preserve"> </w:t>
+      </w:r>
+      <w:r>
+        <w:rPr>
+          <w:rStyle w:val="VerbatimChar"/>
+        </w:rPr>
+        <w:t xml:space="preserve">haslayer</w:t>
+      </w:r>
+      <w:r>
+        <w:t xml:space="preserve"> </w:t>
+      </w:r>
+      <w:r>
+        <w:t xml:space="preserve">and no inner</w:t>
+      </w:r>
+      <w:r>
+        <w:t xml:space="preserve"> </w:t>
+      </w:r>
+      <w:r>
+        <w:t xml:space="preserve">re-parse (</w:t>
+      </w:r>
+      <w:r>
+        <w:rPr>
+          <w:rStyle w:val="VerbatimChar"/>
+        </w:rPr>
+        <w:t xml:space="preserve">detector/baselines.py</w:t>
+      </w:r>
+      <w:r>
+        <w:t xml:space="preserve">). We score it on the identical corpus, holding</w:t>
+      </w:r>
+      <w:r>
+        <w:t xml:space="preserve"> </w:t>
+      </w:r>
+      <w:r>
+        <w:t xml:space="preserve">every other design decision fixed, so the difference isolates one variable, the</w:t>
+      </w:r>
+      <w:r>
+        <w:t xml:space="preserve"> </w:t>
+      </w:r>
+      <w:r>
+        <w:t xml:space="preserve">re-parse.</w:t>
       </w:r>
     </w:p>
     <w:tbl>
@@ -3865,7 +3724,7 @@
               <w:jc w:val="left"/>
             </w:pPr>
             <w:r>
-              <w:t xml:space="preserve">R2 configuration</w:t>
+              <w:t xml:space="preserve">Attack class</w:t>
             </w:r>
           </w:p>
         </w:tc>
@@ -3882,7 +3741,7 @@
               <w:jc w:val="right"/>
             </w:pPr>
             <w:r>
-              <w:t xml:space="preserve">FPR</w:t>
+              <w:t xml:space="preserve">Robust recall</w:t>
             </w:r>
           </w:p>
         </w:tc>
@@ -3899,24 +3758,7 @@
               <w:jc w:val="right"/>
             </w:pPr>
             <w:r>
-              <w:t xml:space="preserve">False positives</w:t>
-            </w:r>
-          </w:p>
-        </w:tc>
-        <w:tc>
-          <w:tcPr>
-            <w:tcBorders>
-              <w:bottom w:val="single"/>
-            </w:tcBorders>
-            <w:vAlign w:val="bottom"/>
-          </w:tcPr>
-          <w:p>
-            <w:pPr>
-              <w:pStyle w:val="Compact"/>
-              <w:jc w:val="left"/>
-            </w:pPr>
-            <w:r>
-              <w:t xml:space="preserve">Source</w:t>
+              <w:t xml:space="preserve">Naive recall</w:t>
             </w:r>
           </w:p>
         </w:tc>
@@ -3929,16 +3771,7 @@
               <w:jc w:val="left"/>
             </w:pPr>
             <w:r>
-              <w:t xml:space="preserve">with known-gNB allowlist (</w:t>
-            </w:r>
-            <w:r>
-              <w:rPr>
-                <w:rStyle w:val="VerbatimChar"/>
-              </w:rPr>
-              <w:t xml:space="preserve">--gnb-ips</w:t>
-            </w:r>
-            <w:r>
-              <w:t xml:space="preserve">)</w:t>
+              <w:t xml:space="preserve">gtp_in_gtp</w:t>
             </w:r>
           </w:p>
         </w:tc>
@@ -3949,7 +3782,7 @@
               <w:jc w:val="right"/>
             </w:pPr>
             <w:r>
-              <w:t xml:space="preserve">0.0</w:t>
+              <w:t xml:space="preserve">1.0</w:t>
             </w:r>
           </w:p>
         </w:tc>
@@ -3960,18 +3793,7 @@
               <w:jc w:val="right"/>
             </w:pPr>
             <w:r>
-              <w:t xml:space="preserve">0</w:t>
-            </w:r>
-          </w:p>
-        </w:tc>
-        <w:tc>
-          <w:p>
-            <w:pPr>
-              <w:pStyle w:val="Compact"/>
-              <w:jc w:val="left"/>
-            </w:pPr>
-            <w:r>
-              <w:t xml:space="preserve">none</w:t>
+              <w:t xml:space="preserve">0.0</w:t>
             </w:r>
           </w:p>
         </w:tc>
@@ -3984,7 +3806,7 @@
               <w:jc w:val="left"/>
             </w:pPr>
             <w:r>
-              <w:t xml:space="preserve">without allowlist</w:t>
+              <w:t xml:space="preserve">pfcp_smuggle</w:t>
             </w:r>
           </w:p>
         </w:tc>
@@ -3995,7 +3817,7 @@
               <w:jc w:val="right"/>
             </w:pPr>
             <w:r>
-              <w:t xml:space="preserve">0.0083</w:t>
+              <w:t xml:space="preserve">1.0</w:t>
             </w:r>
           </w:p>
         </w:tc>
@@ -4006,7 +3828,20 @@
               <w:jc w:val="right"/>
             </w:pPr>
             <w:r>
-              <w:t xml:space="preserve">6</w:t>
+              <w:t xml:space="preserve">1.0</w:t>
+            </w:r>
+          </w:p>
+        </w:tc>
+      </w:tr>
+      <w:tr>
+        <w:tc>
+          <w:p>
+            <w:pPr>
+              <w:pStyle w:val="Compact"/>
+              <w:jc w:val="left"/>
+            </w:pPr>
+            <w:r>
+              <w:t xml:space="preserve">ngap_smuggle</w:t>
             </w:r>
           </w:p>
         </w:tc>
@@ -4014,10 +3849,126 @@
           <w:p>
             <w:pPr>
               <w:pStyle w:val="Compact"/>
+              <w:jc w:val="right"/>
+            </w:pPr>
+            <w:r>
+              <w:t xml:space="preserve">1.0</w:t>
+            </w:r>
+          </w:p>
+        </w:tc>
+        <w:tc>
+          <w:p>
+            <w:pPr>
+              <w:pStyle w:val="Compact"/>
+              <w:jc w:val="right"/>
+            </w:pPr>
+            <w:r>
+              <w:t xml:space="preserve">1.0</w:t>
+            </w:r>
+          </w:p>
+        </w:tc>
+      </w:tr>
+      <w:tr>
+        <w:tc>
+          <w:p>
+            <w:pPr>
+              <w:pStyle w:val="Compact"/>
               <w:jc w:val="left"/>
             </w:pPr>
             <w:r>
-              <w:t xml:space="preserve">100% handover</w:t>
+              <w:t xml:space="preserve">inner_to_core</w:t>
+            </w:r>
+          </w:p>
+        </w:tc>
+        <w:tc>
+          <w:p>
+            <w:pPr>
+              <w:pStyle w:val="Compact"/>
+              <w:jc w:val="right"/>
+            </w:pPr>
+            <w:r>
+              <w:t xml:space="preserve">1.0</w:t>
+            </w:r>
+          </w:p>
+        </w:tc>
+        <w:tc>
+          <w:p>
+            <w:pPr>
+              <w:pStyle w:val="Compact"/>
+              <w:jc w:val="right"/>
+            </w:pPr>
+            <w:r>
+              <w:t xml:space="preserve">1.0</w:t>
+            </w:r>
+          </w:p>
+        </w:tc>
+      </w:tr>
+      <w:tr>
+        <w:tc>
+          <w:p>
+            <w:pPr>
+              <w:pStyle w:val="Compact"/>
+              <w:jc w:val="left"/>
+            </w:pPr>
+            <w:r>
+              <w:t xml:space="preserve">teid_spoof</w:t>
+            </w:r>
+          </w:p>
+        </w:tc>
+        <w:tc>
+          <w:p>
+            <w:pPr>
+              <w:pStyle w:val="Compact"/>
+              <w:jc w:val="right"/>
+            </w:pPr>
+            <w:r>
+              <w:t xml:space="preserve">1.0</w:t>
+            </w:r>
+          </w:p>
+        </w:tc>
+        <w:tc>
+          <w:p>
+            <w:pPr>
+              <w:pStyle w:val="Compact"/>
+              <w:jc w:val="right"/>
+            </w:pPr>
+            <w:r>
+              <w:t xml:space="preserve">1.0</w:t>
+            </w:r>
+          </w:p>
+        </w:tc>
+      </w:tr>
+      <w:tr>
+        <w:tc>
+          <w:p>
+            <w:pPr>
+              <w:pStyle w:val="Compact"/>
+              <w:jc w:val="left"/>
+            </w:pPr>
+            <w:r>
+              <w:t xml:space="preserve">overall</w:t>
+            </w:r>
+          </w:p>
+        </w:tc>
+        <w:tc>
+          <w:p>
+            <w:pPr>
+              <w:pStyle w:val="Compact"/>
+              <w:jc w:val="right"/>
+            </w:pPr>
+            <w:r>
+              <w:t xml:space="preserve">1.0</w:t>
+            </w:r>
+          </w:p>
+        </w:tc>
+        <w:tc>
+          <w:p>
+            <w:pPr>
+              <w:pStyle w:val="Compact"/>
+              <w:jc w:val="right"/>
+            </w:pPr>
+            <w:r>
+              <w:t xml:space="preserve">0.80 (F1 0.889)</w:t>
             </w:r>
           </w:p>
         </w:tc>
@@ -4028,282 +3979,82 @@
         <w:pStyle w:val="BodyText"/>
       </w:pPr>
       <w:r>
-        <w:t xml:space="preserve">Supplying the operator's known gNB addresses removes the handover false positives</w:t>
-      </w:r>
-      <w:r>
-        <w:t xml:space="preserve"> </w:t>
-      </w:r>
-      <w:r>
-        <w:t xml:space="preserve">while still flagging a TEID re-sourced from any address outside the pool. The</w:t>
-      </w:r>
-      <w:r>
-        <w:t xml:space="preserve"> </w:t>
-      </w:r>
-      <w:r>
-        <w:t xml:space="preserve">other earlier source of false positives, benign Unstructured-PDU bytes that</w:t>
-      </w:r>
-      <w:r>
-        <w:t xml:space="preserve"> </w:t>
-      </w:r>
-      <w:r>
-        <w:t xml:space="preserve">happened to match the GTP pattern, was removed at the root by checking the nested</w:t>
-      </w:r>
-      <w:r>
-        <w:t xml:space="preserve"> </w:t>
-      </w:r>
-      <w:r>
-        <w:t xml:space="preserve">header's length field and requiring a routable inner IP (Section 5.1). It now</w:t>
-      </w:r>
-      <w:r>
-        <w:t xml:space="preserve"> </w:t>
-      </w:r>
-      <w:r>
-        <w:t xml:space="preserve">produces zero false positives across 200 crafted Unstructured payloads</w:t>
-      </w:r>
-      <w:r>
-        <w:t xml:space="preserve"> </w:t>
-      </w:r>
-      <w:r>
-        <w:t xml:space="preserve">(</w:t>
-      </w:r>
-      <w:r>
-        <w:rPr>
-          <w:rStyle w:val="VerbatimChar"/>
-        </w:rPr>
-        <w:t xml:space="preserve">test_benign.py</w:t>
-      </w:r>
-      <w:r>
-        <w:t xml:space="preserve">).</w:t>
+        <w:t xml:space="preserve">The naive baseline misses 100% of nested tunnels, because by default a nested GTP</w:t>
+      </w:r>
+      <w:r>
+        <w:t xml:space="preserve"> </w:t>
+      </w:r>
+      <w:r>
+        <w:t xml:space="preserve">header is never parsed as GTP; in the corpus's realistic G-PDU form Scapy reads</w:t>
+      </w:r>
+      <w:r>
+        <w:t xml:space="preserve"> </w:t>
+      </w:r>
+      <w:r>
+        <w:t xml:space="preserve">it as</w:t>
+      </w:r>
+      <w:r>
+        <w:t xml:space="preserve"> </w:t>
+      </w:r>
+      <w:r>
+        <w:rPr>
+          <w:rStyle w:val="VerbatimChar"/>
+        </w:rPr>
+        <w:t xml:space="preserve">PPP</w:t>
+      </w:r>
+      <w:r>
+        <w:t xml:space="preserve"> </w:t>
+      </w:r>
+      <w:r>
+        <w:t xml:space="preserve">(Section 5.1). This makes the claim in Sections 1.2 and 5.1</w:t>
+      </w:r>
+      <w:r>
+        <w:t xml:space="preserve"> </w:t>
+      </w:r>
+      <w:r>
+        <w:t xml:space="preserve">concrete: the contribution is worth moving R1 recall from 0.0 to 1.0, and</w:t>
+      </w:r>
+      <w:r>
+        <w:t xml:space="preserve"> </w:t>
+      </w:r>
+      <w:r>
+        <w:t xml:space="preserve">overall F1 from 0.889 to 1.0.</w:t>
       </w:r>
     </w:p>
     <w:p>
       <w:pPr>
         <w:pStyle w:val="Heading4"/>
       </w:pPr>
-      <w:bookmarkStart w:id="44" w:name="adversarial-robustness-evasion-suite"/>
-      <w:r>
-        <w:t xml:space="preserve">6.1.5 Adversarial robustness (evasion suite)</w:t>
-      </w:r>
-      <w:bookmarkEnd w:id="44"/>
+      <w:bookmarkStart w:id="43" w:name="X1b4f94fabefff7d45b8a493314f2f6254b8271f"/>
+      <w:r>
+        <w:t xml:space="preserve">6.1.4 Where the false positives come from, and the handover ablation</w:t>
+      </w:r>
+      <w:bookmarkEnd w:id="43"/>
     </w:p>
     <w:p>
       <w:pPr>
         <w:pStyle w:val="FirstParagraph"/>
       </w:pPr>
       <w:r>
-        <w:t xml:space="preserve">The detector is scored against 11 crafted evasions (</w:t>
-      </w:r>
-      <w:r>
-        <w:rPr>
-          <w:rStyle w:val="VerbatimChar"/>
-        </w:rPr>
-        <w:t xml:space="preserve">attacker/evasions.py</w:t>
-      </w:r>
-      <w:r>
-        <w:t xml:space="preserve">). Each</w:t>
-      </w:r>
-      <w:r>
-        <w:t xml:space="preserve"> </w:t>
-      </w:r>
-      <w:r>
-        <w:t xml:space="preserve">one is labelled in advance with whether a correct detector should catch it, or</w:t>
-      </w:r>
-      <w:r>
-        <w:t xml:space="preserve"> </w:t>
-      </w:r>
-      <w:r>
-        <w:t xml:space="preserve">whether it is an inherent blind spot of a stateless passive rule. Six are</w:t>
-      </w:r>
-      <w:r>
-        <w:t xml:space="preserve"> </w:t>
-      </w:r>
-      <w:r>
-        <w:t xml:space="preserve">robustness wins, all still caught: an IPv6 inner tunnel, an outer</w:t>
-      </w:r>
-      <w:r>
-        <w:t xml:space="preserve"> </w:t>
-      </w:r>
-      <w:r>
-        <w:t xml:space="preserve">extension-header offset shift, generic-GTP nesting, standard-port PFCP,</w:t>
-      </w:r>
-      <w:r>
-        <w:t xml:space="preserve"> </w:t>
-      </w:r>
-      <w:r>
-        <w:t xml:space="preserve">SCTP/NGAP, and targeting a listed core function. Four are documented blind spots:</w:t>
-      </w:r>
-      <w:r>
-        <w:t xml:space="preserve"> </w:t>
-      </w:r>
-      <w:r>
-        <w:t xml:space="preserve">a rogue that owns a never-seen TEID, a forged gNB source IP, PFCP moved off its</w:t>
-      </w:r>
-      <w:r>
-        <w:t xml:space="preserve"> </w:t>
-      </w:r>
-      <w:r>
-        <w:t xml:space="preserve">usual port, and a core function outside the configured set. The remaining case is</w:t>
-      </w:r>
-      <w:r>
-        <w:t xml:space="preserve"> </w:t>
-      </w:r>
-      <w:r>
-        <w:t xml:space="preserve">correct silence rather than a blind spot: GTP-looking noise that carries no</w:t>
-      </w:r>
-      <w:r>
-        <w:t xml:space="preserve"> </w:t>
-      </w:r>
-      <w:r>
-        <w:t xml:space="preserve">routable inner IP, which the detector rightly leaves unflagged. The suite checks</w:t>
-      </w:r>
-      <w:r>
-        <w:t xml:space="preserve"> </w:t>
-      </w:r>
-      <w:r>
-        <w:t xml:space="preserve">that observed behaviour matches the labelled expectation on every case, so a</w:t>
-      </w:r>
-      <w:r>
-        <w:t xml:space="preserve"> </w:t>
-      </w:r>
-      <w:r>
-        <w:t xml:space="preserve">change in either direction fails the build.</w:t>
-      </w:r>
-    </w:p>
-    <w:p>
-      <w:pPr>
-        <w:pStyle w:val="BodyText"/>
-      </w:pPr>
-      <w:r>
-        <w:t xml:space="preserve">All of Section 6.1 is reproducible with two</w:t>
-      </w:r>
-      <w:r>
-        <w:t xml:space="preserve"> </w:t>
-      </w:r>
-      <w:r>
-        <w:rPr>
-          <w:rStyle w:val="VerbatimChar"/>
-        </w:rPr>
-        <w:t xml:space="preserve">pip install</w:t>
-      </w:r>
-      <w:r>
-        <w:t xml:space="preserve"> </w:t>
-      </w:r>
-      <w:r>
-        <w:t xml:space="preserve">commands and no Docker,</w:t>
-      </w:r>
-      <w:r>
-        <w:t xml:space="preserve"> </w:t>
-      </w:r>
-      <w:r>
-        <w:t xml:space="preserve">root, or network, through</w:t>
-      </w:r>
-      <w:r>
-        <w:t xml:space="preserve"> </w:t>
-      </w:r>
-      <w:r>
-        <w:rPr>
-          <w:rStyle w:val="VerbatimChar"/>
-        </w:rPr>
-        <w:t xml:space="preserve">python3 eval/run_eval.py</w:t>
-      </w:r>
-      <w:r>
-        <w:t xml:space="preserve">.</w:t>
-      </w:r>
-    </w:p>
-    <w:p>
-      <w:pPr>
-        <w:pStyle w:val="Heading3"/>
-      </w:pPr>
-      <w:bookmarkStart w:id="45" w:name="live-full-stack-validation"/>
-      <w:r>
-        <w:t xml:space="preserve">6.2 Live full-stack validation</w:t>
-      </w:r>
-      <w:bookmarkEnd w:id="45"/>
-    </w:p>
-    <w:p>
-      <w:pPr>
-        <w:pStyle w:val="FirstParagraph"/>
-      </w:pPr>
-      <w:r>
-        <w:t xml:space="preserve">A real Open5GS core and a UERANSIM UE and gNB were brought up in Docker. The UE</w:t>
-      </w:r>
-      <w:r>
-        <w:t xml:space="preserve"> </w:t>
-      </w:r>
-      <w:r>
-        <w:t xml:space="preserve">completed NG Setup, NAS registration, and PDU session establishment, producing a</w:t>
-      </w:r>
-      <w:r>
-        <w:t xml:space="preserve"> </w:t>
-      </w:r>
-      <w:r>
-        <w:t xml:space="preserve">real</w:t>
-      </w:r>
-      <w:r>
-        <w:t xml:space="preserve"> </w:t>
-      </w:r>
-      <w:r>
-        <w:rPr>
-          <w:rStyle w:val="VerbatimChar"/>
-        </w:rPr>
-        <w:t xml:space="preserve">uesimtun0</w:t>
-      </w:r>
-      <w:r>
-        <w:t xml:space="preserve"> </w:t>
-      </w:r>
-      <w:r>
-        <w:t xml:space="preserve">interface at</w:t>
-      </w:r>
-      <w:r>
-        <w:t xml:space="preserve"> </w:t>
-      </w:r>
-      <w:r>
-        <w:rPr>
-          <w:rStyle w:val="VerbatimChar"/>
-        </w:rPr>
-        <w:t xml:space="preserve">10.45.0.2</w:t>
-      </w:r>
-      <w:r>
-        <w:t xml:space="preserve">. A</w:t>
-      </w:r>
-      <w:r>
-        <w:t xml:space="preserve"> </w:t>
-      </w:r>
-      <w:r>
-        <w:rPr>
-          <w:rStyle w:val="VerbatimChar"/>
-        </w:rPr>
-        <w:t xml:space="preserve">ping -c3 8.8.8.8</w:t>
-      </w:r>
-      <w:r>
-        <w:t xml:space="preserve"> </w:t>
-      </w:r>
-      <w:r>
-        <w:t xml:space="preserve">through that</w:t>
-      </w:r>
-      <w:r>
-        <w:t xml:space="preserve"> </w:t>
-      </w:r>
-      <w:r>
-        <w:t xml:space="preserve">tunnel confirmed genuine N3 GTP-U traffic with 0% packet loss. A 500-packet</w:t>
-      </w:r>
-      <w:r>
-        <w:t xml:space="preserve"> </w:t>
-      </w:r>
-      <w:r>
-        <w:t xml:space="preserve">attack corpus (400 malicious, 100 benign) was then fired live, as real raw-socket</w:t>
-      </w:r>
-      <w:r>
-        <w:t xml:space="preserve"> </w:t>
-      </w:r>
-      <w:r>
-        <w:t xml:space="preserve">traffic, at the UPF. The passive detector, running inside the core's own network</w:t>
-      </w:r>
-      <w:r>
-        <w:t xml:space="preserve"> </w:t>
-      </w:r>
-      <w:r>
-        <w:t xml:space="preserve">namespace, produced 131 findings with no crashes:</w:t>
+        <w:t xml:space="preserve">Against the corpus above, the robust detector's only remaining source of false</w:t>
+      </w:r>
+      <w:r>
+        <w:t xml:space="preserve"> </w:t>
+      </w:r>
+      <w:r>
+        <w:t xml:space="preserve">positives is the handover category, because a legitimate source-IP change on an</w:t>
+      </w:r>
+      <w:r>
+        <w:t xml:space="preserve"> </w:t>
+      </w:r>
+      <w:r>
+        <w:t xml:space="preserve">unchanged TEID looks exactly like a spoof on the user plane. We report this as an</w:t>
+      </w:r>
+      <w:r>
+        <w:t xml:space="preserve"> </w:t>
+      </w:r>
+      <w:r>
+        <w:t xml:space="preserve">explicit before-and-after rather than hiding it:</w:t>
       </w:r>
     </w:p>
     <w:tbl>
@@ -4330,7 +4081,7 @@
               <w:jc w:val="left"/>
             </w:pPr>
             <w:r>
-              <w:t xml:space="preserve">Rule</w:t>
+              <w:t xml:space="preserve">R2 configuration</w:t>
             </w:r>
           </w:p>
         </w:tc>
@@ -4347,7 +4098,41 @@
               <w:jc w:val="right"/>
             </w:pPr>
             <w:r>
-              <w:t xml:space="preserve">Live findings</w:t>
+              <w:t xml:space="preserve">FPR</w:t>
+            </w:r>
+          </w:p>
+        </w:tc>
+        <w:tc>
+          <w:tcPr>
+            <w:tcBorders>
+              <w:bottom w:val="single"/>
+            </w:tcBorders>
+            <w:vAlign w:val="bottom"/>
+          </w:tcPr>
+          <w:p>
+            <w:pPr>
+              <w:pStyle w:val="Compact"/>
+              <w:jc w:val="right"/>
+            </w:pPr>
+            <w:r>
+              <w:t xml:space="preserve">False positives</w:t>
+            </w:r>
+          </w:p>
+        </w:tc>
+        <w:tc>
+          <w:tcPr>
+            <w:tcBorders>
+              <w:bottom w:val="single"/>
+            </w:tcBorders>
+            <w:vAlign w:val="bottom"/>
+          </w:tcPr>
+          <w:p>
+            <w:pPr>
+              <w:pStyle w:val="Compact"/>
+              <w:jc w:val="left"/>
+            </w:pPr>
+            <w:r>
+              <w:t xml:space="preserve">Source</w:t>
             </w:r>
           </w:p>
         </w:tc>
@@ -4360,7 +4145,16 @@
               <w:jc w:val="left"/>
             </w:pPr>
             <w:r>
-              <w:t xml:space="preserve">R1_GTP_IN_GTP</w:t>
+              <w:t xml:space="preserve">with known-gNB allowlist (</w:t>
+            </w:r>
+            <w:r>
+              <w:rPr>
+                <w:rStyle w:val="VerbatimChar"/>
+              </w:rPr>
+              <w:t xml:space="preserve">--gnb-ips</w:t>
+            </w:r>
+            <w:r>
+              <w:t xml:space="preserve">)</w:t>
             </w:r>
           </w:p>
         </w:tc>
@@ -4371,7 +4165,29 @@
               <w:jc w:val="right"/>
             </w:pPr>
             <w:r>
-              <w:t xml:space="preserve">22</w:t>
+              <w:t xml:space="preserve">0.0</w:t>
+            </w:r>
+          </w:p>
+        </w:tc>
+        <w:tc>
+          <w:p>
+            <w:pPr>
+              <w:pStyle w:val="Compact"/>
+              <w:jc w:val="right"/>
+            </w:pPr>
+            <w:r>
+              <w:t xml:space="preserve">0</w:t>
+            </w:r>
+          </w:p>
+        </w:tc>
+        <w:tc>
+          <w:p>
+            <w:pPr>
+              <w:pStyle w:val="Compact"/>
+              <w:jc w:val="left"/>
+            </w:pPr>
+            <w:r>
+              <w:t xml:space="preserve">none</w:t>
             </w:r>
           </w:p>
         </w:tc>
@@ -4384,7 +4200,7 @@
               <w:jc w:val="left"/>
             </w:pPr>
             <w:r>
-              <w:t xml:space="preserve">R2_TEID_SPOOF</w:t>
+              <w:t xml:space="preserve">without allowlist</w:t>
             </w:r>
           </w:p>
         </w:tc>
@@ -4395,7 +4211,762 @@
               <w:jc w:val="right"/>
             </w:pPr>
             <w:r>
-              <w:t xml:space="preserve">17</w:t>
+              <w:t xml:space="preserve">0.0083</w:t>
+            </w:r>
+          </w:p>
+        </w:tc>
+        <w:tc>
+          <w:p>
+            <w:pPr>
+              <w:pStyle w:val="Compact"/>
+              <w:jc w:val="right"/>
+            </w:pPr>
+            <w:r>
+              <w:t xml:space="preserve">6</w:t>
+            </w:r>
+          </w:p>
+        </w:tc>
+        <w:tc>
+          <w:p>
+            <w:pPr>
+              <w:pStyle w:val="Compact"/>
+              <w:jc w:val="left"/>
+            </w:pPr>
+            <w:r>
+              <w:t xml:space="preserve">100% handover</w:t>
+            </w:r>
+          </w:p>
+        </w:tc>
+      </w:tr>
+    </w:tbl>
+    <w:p>
+      <w:pPr>
+        <w:pStyle w:val="BodyText"/>
+      </w:pPr>
+      <w:r>
+        <w:t xml:space="preserve">Supplying the operator's known gNB addresses removes the handover false positives</w:t>
+      </w:r>
+      <w:r>
+        <w:t xml:space="preserve"> </w:t>
+      </w:r>
+      <w:r>
+        <w:t xml:space="preserve">while still flagging a TEID re-sourced from any address outside the pool. The</w:t>
+      </w:r>
+      <w:r>
+        <w:t xml:space="preserve"> </w:t>
+      </w:r>
+      <w:r>
+        <w:t xml:space="preserve">other earlier source of false positives, benign Unstructured-PDU bytes that</w:t>
+      </w:r>
+      <w:r>
+        <w:t xml:space="preserve"> </w:t>
+      </w:r>
+      <w:r>
+        <w:t xml:space="preserve">happened to match the GTP pattern, was removed at the root by checking the nested</w:t>
+      </w:r>
+      <w:r>
+        <w:t xml:space="preserve"> </w:t>
+      </w:r>
+      <w:r>
+        <w:t xml:space="preserve">header's length field and requiring a routable inner IP (Section 5.1). It now</w:t>
+      </w:r>
+      <w:r>
+        <w:t xml:space="preserve"> </w:t>
+      </w:r>
+      <w:r>
+        <w:t xml:space="preserve">produces zero false positives across 200 crafted Unstructured payloads</w:t>
+      </w:r>
+      <w:r>
+        <w:t xml:space="preserve"> </w:t>
+      </w:r>
+      <w:r>
+        <w:t xml:space="preserve">(</w:t>
+      </w:r>
+      <w:r>
+        <w:rPr>
+          <w:rStyle w:val="VerbatimChar"/>
+        </w:rPr>
+        <w:t xml:space="preserve">test_benign.py</w:t>
+      </w:r>
+      <w:r>
+        <w:t xml:space="preserve">).</w:t>
+      </w:r>
+    </w:p>
+    <w:p>
+      <w:pPr>
+        <w:pStyle w:val="Heading4"/>
+      </w:pPr>
+      <w:bookmarkStart w:id="44" w:name="X589998abd07d72a15ca1abdcbe0109ca428ca51"/>
+      <w:r>
+        <w:t xml:space="preserve">6.1.5 Adversarial robustness (evasion suite)</w:t>
+      </w:r>
+      <w:bookmarkEnd w:id="44"/>
+    </w:p>
+    <w:p>
+      <w:pPr>
+        <w:pStyle w:val="FirstParagraph"/>
+      </w:pPr>
+      <w:r>
+        <w:t xml:space="preserve">The detector is scored against 11 crafted evasions (</w:t>
+      </w:r>
+      <w:r>
+        <w:rPr>
+          <w:rStyle w:val="VerbatimChar"/>
+        </w:rPr>
+        <w:t xml:space="preserve">attacker/evasions.py</w:t>
+      </w:r>
+      <w:r>
+        <w:t xml:space="preserve">). Each</w:t>
+      </w:r>
+      <w:r>
+        <w:t xml:space="preserve"> </w:t>
+      </w:r>
+      <w:r>
+        <w:t xml:space="preserve">one is labelled in advance with whether a correct detector should catch it, or</w:t>
+      </w:r>
+      <w:r>
+        <w:t xml:space="preserve"> </w:t>
+      </w:r>
+      <w:r>
+        <w:t xml:space="preserve">whether it is an inherent blind spot of a stateless passive rule. Six are</w:t>
+      </w:r>
+      <w:r>
+        <w:t xml:space="preserve"> </w:t>
+      </w:r>
+      <w:r>
+        <w:t xml:space="preserve">robustness wins, all still caught: an IPv6 inner tunnel, an outer</w:t>
+      </w:r>
+      <w:r>
+        <w:t xml:space="preserve"> </w:t>
+      </w:r>
+      <w:r>
+        <w:t xml:space="preserve">extension-header offset shift, generic-GTP nesting, standard-port PFCP,</w:t>
+      </w:r>
+      <w:r>
+        <w:t xml:space="preserve"> </w:t>
+      </w:r>
+      <w:r>
+        <w:t xml:space="preserve">SCTP/NGAP, and targeting a listed core function. Four are documented blind spots:</w:t>
+      </w:r>
+      <w:r>
+        <w:t xml:space="preserve"> </w:t>
+      </w:r>
+      <w:r>
+        <w:t xml:space="preserve">a rogue that owns a never-seen TEID, a forged gNB source IP, PFCP moved off its</w:t>
+      </w:r>
+      <w:r>
+        <w:t xml:space="preserve"> </w:t>
+      </w:r>
+      <w:r>
+        <w:t xml:space="preserve">usual port, and a core function outside the configured set. The remaining case is</w:t>
+      </w:r>
+      <w:r>
+        <w:t xml:space="preserve"> </w:t>
+      </w:r>
+      <w:r>
+        <w:t xml:space="preserve">correct silence rather than a blind spot: GTP-looking noise that carries no</w:t>
+      </w:r>
+      <w:r>
+        <w:t xml:space="preserve"> </w:t>
+      </w:r>
+      <w:r>
+        <w:t xml:space="preserve">routable inner IP, which the detector rightly leaves unflagged. The suite checks</w:t>
+      </w:r>
+      <w:r>
+        <w:t xml:space="preserve"> </w:t>
+      </w:r>
+      <w:r>
+        <w:t xml:space="preserve">that observed behaviour matches the labelled expectation on every case, so a</w:t>
+      </w:r>
+      <w:r>
+        <w:t xml:space="preserve"> </w:t>
+      </w:r>
+      <w:r>
+        <w:t xml:space="preserve">change in either direction fails the build.</w:t>
+      </w:r>
+    </w:p>
+    <w:p>
+      <w:pPr>
+        <w:pStyle w:val="BodyText"/>
+      </w:pPr>
+      <w:r>
+        <w:t xml:space="preserve">All of Section 6.1 is reproducible with two</w:t>
+      </w:r>
+      <w:r>
+        <w:t xml:space="preserve"> </w:t>
+      </w:r>
+      <w:r>
+        <w:rPr>
+          <w:rStyle w:val="VerbatimChar"/>
+        </w:rPr>
+        <w:t xml:space="preserve">pip install</w:t>
+      </w:r>
+      <w:r>
+        <w:t xml:space="preserve"> </w:t>
+      </w:r>
+      <w:r>
+        <w:t xml:space="preserve">commands and no Docker,</w:t>
+      </w:r>
+      <w:r>
+        <w:t xml:space="preserve"> </w:t>
+      </w:r>
+      <w:r>
+        <w:t xml:space="preserve">root, or network, through</w:t>
+      </w:r>
+      <w:r>
+        <w:t xml:space="preserve"> </w:t>
+      </w:r>
+      <w:r>
+        <w:rPr>
+          <w:rStyle w:val="VerbatimChar"/>
+        </w:rPr>
+        <w:t xml:space="preserve">python3 eval/run_eval.py</w:t>
+      </w:r>
+      <w:r>
+        <w:t xml:space="preserve">.</w:t>
+      </w:r>
+    </w:p>
+    <w:p>
+      <w:pPr>
+        <w:pStyle w:val="Heading3"/>
+      </w:pPr>
+      <w:bookmarkStart w:id="45" w:name="X955c8a550ef1c92b0abbafc50e375ef7a7e7f1a"/>
+      <w:r>
+        <w:t xml:space="preserve">6.2 Live full-stack validation</w:t>
+      </w:r>
+      <w:bookmarkEnd w:id="45"/>
+    </w:p>
+    <w:p>
+      <w:pPr>
+        <w:pStyle w:val="FirstParagraph"/>
+      </w:pPr>
+      <w:r>
+        <w:t xml:space="preserve">A real Open5GS core and a UERANSIM UE and gNB were brought up in Docker. The UE</w:t>
+      </w:r>
+      <w:r>
+        <w:t xml:space="preserve"> </w:t>
+      </w:r>
+      <w:r>
+        <w:t xml:space="preserve">completed NG Setup, NAS registration, and establishment of an IPv4 PDU session,</w:t>
+      </w:r>
+      <w:r>
+        <w:t xml:space="preserve"> </w:t>
+      </w:r>
+      <w:r>
+        <w:t xml:space="preserve">producing a real</w:t>
+      </w:r>
+      <w:r>
+        <w:t xml:space="preserve"> </w:t>
+      </w:r>
+      <w:r>
+        <w:rPr>
+          <w:rStyle w:val="VerbatimChar"/>
+        </w:rPr>
+        <w:t xml:space="preserve">uesimtun0</w:t>
+      </w:r>
+      <w:r>
+        <w:t xml:space="preserve"> </w:t>
+      </w:r>
+      <w:r>
+        <w:t xml:space="preserve">interface at</w:t>
+      </w:r>
+      <w:r>
+        <w:t xml:space="preserve"> </w:t>
+      </w:r>
+      <w:r>
+        <w:rPr>
+          <w:rStyle w:val="VerbatimChar"/>
+        </w:rPr>
+        <w:t xml:space="preserve">10.45.0.2</w:t>
+      </w:r>
+      <w:r>
+        <w:t xml:space="preserve">. The command</w:t>
+      </w:r>
+      <w:r>
+        <w:t xml:space="preserve"> </w:t>
+      </w:r>
+      <w:r>
+        <w:rPr>
+          <w:rStyle w:val="VerbatimChar"/>
+        </w:rPr>
+        <w:t xml:space="preserve">docker compose exec ran ping -I uesimtun0 -c3 8.8.8.8</w:t>
+      </w:r>
+      <w:r>
+        <w:t xml:space="preserve"> </w:t>
+      </w:r>
+      <w:r>
+        <w:t xml:space="preserve">then confirmed the UE</w:t>
+      </w:r>
+      <w:r>
+        <w:t xml:space="preserve"> </w:t>
+      </w:r>
+      <w:r>
+        <w:t xml:space="preserve">data path end to end. A</w:t>
+      </w:r>
+      <w:r>
+        <w:t xml:space="preserve"> </w:t>
+      </w:r>
+      <w:r>
+        <w:rPr>
+          <w:rStyle w:val="VerbatimChar"/>
+        </w:rPr>
+        <w:t xml:space="preserve">tcpdump</w:t>
+      </w:r>
+      <w:r>
+        <w:t xml:space="preserve"> </w:t>
+      </w:r>
+      <w:r>
+        <w:t xml:space="preserve">on the core showed each echo request arrive as</w:t>
+      </w:r>
+      <w:r>
+        <w:t xml:space="preserve"> </w:t>
+      </w:r>
+      <w:r>
+        <w:t xml:space="preserve">uplink GTP-U from the gNB (</w:t>
+      </w:r>
+      <w:r>
+        <w:rPr>
+          <w:rStyle w:val="VerbatimChar"/>
+        </w:rPr>
+        <w:t xml:space="preserve">10.10.10.20</w:t>
+      </w:r>
+      <w:r>
+        <w:t xml:space="preserve">) to the UPF (</w:t>
+      </w:r>
+      <w:r>
+        <w:rPr>
+          <w:rStyle w:val="VerbatimChar"/>
+        </w:rPr>
+        <w:t xml:space="preserve">10.10.10.10</w:t>
+      </w:r>
+      <w:r>
+        <w:t xml:space="preserve">), the inner</w:t>
+      </w:r>
+      <w:r>
+        <w:t xml:space="preserve"> </w:t>
+      </w:r>
+      <w:r>
+        <w:t xml:space="preserve">ICMP appear on the UPF's tunnel device</w:t>
+      </w:r>
+      <w:r>
+        <w:t xml:space="preserve"> </w:t>
+      </w:r>
+      <w:r>
+        <w:rPr>
+          <w:rStyle w:val="VerbatimChar"/>
+        </w:rPr>
+        <w:t xml:space="preserve">ogstun</w:t>
+      </w:r>
+      <w:r>
+        <w:t xml:space="preserve"> </w:t>
+      </w:r>
+      <w:r>
+        <w:t xml:space="preserve">and leave through NAT, and each</w:t>
+      </w:r>
+      <w:r>
+        <w:t xml:space="preserve"> </w:t>
+      </w:r>
+      <w:r>
+        <w:t xml:space="preserve">reply return as downlink GTP-U from</w:t>
+      </w:r>
+      <w:r>
+        <w:t xml:space="preserve"> </w:t>
+      </w:r>
+      <w:r>
+        <w:rPr>
+          <w:rStyle w:val="VerbatimChar"/>
+        </w:rPr>
+        <w:t xml:space="preserve">10.10.10.10</w:t>
+      </w:r>
+      <w:r>
+        <w:t xml:space="preserve"> </w:t>
+      </w:r>
+      <w:r>
+        <w:t xml:space="preserve">to</w:t>
+      </w:r>
+      <w:r>
+        <w:t xml:space="preserve"> </w:t>
+      </w:r>
+      <w:r>
+        <w:rPr>
+          <w:rStyle w:val="VerbatimChar"/>
+        </w:rPr>
+        <w:t xml:space="preserve">10.10.10.20</w:t>
+      </w:r>
+      <w:r>
+        <w:t xml:space="preserve">. All 3</w:t>
+      </w:r>
+      <w:r>
+        <w:t xml:space="preserve"> </w:t>
+      </w:r>
+      <w:r>
+        <w:t xml:space="preserve">replies were received. The session's TEIDs were</w:t>
+      </w:r>
+      <w:r>
+        <w:t xml:space="preserve"> </w:t>
+      </w:r>
+      <w:r>
+        <w:rPr>
+          <w:rStyle w:val="VerbatimChar"/>
+        </w:rPr>
+        <w:t xml:space="preserve">0xb2aa</w:t>
+      </w:r>
+      <w:r>
+        <w:t xml:space="preserve"> </w:t>
+      </w:r>
+      <w:r>
+        <w:t xml:space="preserve">uplink and</w:t>
+      </w:r>
+      <w:r>
+        <w:t xml:space="preserve"> </w:t>
+      </w:r>
+      <w:r>
+        <w:rPr>
+          <w:rStyle w:val="VerbatimChar"/>
+        </w:rPr>
+        <w:t xml:space="preserve">0x1</w:t>
+      </w:r>
+      <w:r>
+        <w:t xml:space="preserve"> </w:t>
+      </w:r>
+      <w:r>
+        <w:t xml:space="preserve">downlink. The detector counted these packets and raised zero findings, which is</w:t>
+      </w:r>
+      <w:r>
+        <w:t xml:space="preserve"> </w:t>
+      </w:r>
+      <w:r>
+        <w:t xml:space="preserve">the right outcome for this traffic. An earlier version of this paper cited a</w:t>
+      </w:r>
+      <w:r>
+        <w:t xml:space="preserve"> </w:t>
+      </w:r>
+      <w:r>
+        <w:t xml:space="preserve">ping run through the</w:t>
+      </w:r>
+      <w:r>
+        <w:t xml:space="preserve"> </w:t>
+      </w:r>
+      <w:r>
+        <w:rPr>
+          <w:rStyle w:val="VerbatimChar"/>
+        </w:rPr>
+        <w:t xml:space="preserve">nr-binder</w:t>
+      </w:r>
+      <w:r>
+        <w:t xml:space="preserve"> </w:t>
+      </w:r>
+      <w:r>
+        <w:t xml:space="preserve">helper as the same proof; that ping never</w:t>
+      </w:r>
+      <w:r>
+        <w:t xml:space="preserve"> </w:t>
+      </w:r>
+      <w:r>
+        <w:t xml:space="preserve">entered the tunnel (Section 8, item 6).</w:t>
+      </w:r>
+    </w:p>
+    <w:p>
+      <w:pPr>
+        <w:pStyle w:val="BodyText"/>
+      </w:pPr>
+      <w:r>
+        <w:t xml:space="preserve">A 500-packet labelled attack corpus was then sent live over a raw socket by the</w:t>
+      </w:r>
+      <w:r>
+        <w:t xml:space="preserve"> </w:t>
+      </w:r>
+      <w:r>
+        <w:t xml:space="preserve">attacker container, which is not the UE (Section 4.3). The corpus is seeded</w:t>
+      </w:r>
+      <w:r>
+        <w:t xml:space="preserve"> </w:t>
+      </w:r>
+      <w:r>
+        <w:t xml:space="preserve">(1337) and is the same on every run: 100 benign, 88</w:t>
+      </w:r>
+      <w:r>
+        <w:t xml:space="preserve"> </w:t>
+      </w:r>
+      <w:r>
+        <w:rPr>
+          <w:rStyle w:val="VerbatimChar"/>
+        </w:rPr>
+        <w:t xml:space="preserve">teid_spoof</w:t>
+      </w:r>
+      <w:r>
+        <w:t xml:space="preserve">, 82</w:t>
+      </w:r>
+      <w:r>
+        <w:t xml:space="preserve"> </w:t>
+      </w:r>
+      <w:r>
+        <w:rPr>
+          <w:rStyle w:val="VerbatimChar"/>
+        </w:rPr>
+        <w:t xml:space="preserve">gtp_in_gtp</w:t>
+      </w:r>
+      <w:r>
+        <w:t xml:space="preserve">, 80</w:t>
+      </w:r>
+      <w:r>
+        <w:t xml:space="preserve"> </w:t>
+      </w:r>
+      <w:r>
+        <w:rPr>
+          <w:rStyle w:val="VerbatimChar"/>
+        </w:rPr>
+        <w:t xml:space="preserve">inner_to_core</w:t>
+      </w:r>
+      <w:r>
+        <w:t xml:space="preserve">, 79</w:t>
+      </w:r>
+      <w:r>
+        <w:t xml:space="preserve"> </w:t>
+      </w:r>
+      <w:r>
+        <w:rPr>
+          <w:rStyle w:val="VerbatimChar"/>
+        </w:rPr>
+        <w:t xml:space="preserve">pfcp_smuggle</w:t>
+      </w:r>
+      <w:r>
+        <w:t xml:space="preserve"> </w:t>
+      </w:r>
+      <w:r>
+        <w:t xml:space="preserve">and 71</w:t>
+      </w:r>
+      <w:r>
+        <w:t xml:space="preserve"> </w:t>
+      </w:r>
+      <w:r>
+        <w:rPr>
+          <w:rStyle w:val="VerbatimChar"/>
+        </w:rPr>
+        <w:t xml:space="preserve">ngap_smuggle</w:t>
+      </w:r>
+      <w:r>
+        <w:t xml:space="preserve"> </w:t>
+      </w:r>
+      <w:r>
+        <w:t xml:space="preserve">packets. Every packet uses TEID</w:t>
+      </w:r>
+      <w:r>
+        <w:t xml:space="preserve"> </w:t>
+      </w:r>
+      <w:r>
+        <w:rPr>
+          <w:rStyle w:val="VerbatimChar"/>
+        </w:rPr>
+        <w:t xml:space="preserve">0x1</w:t>
+      </w:r>
+      <w:r>
+        <w:t xml:space="preserve"> </w:t>
+      </w:r>
+      <w:r>
+        <w:t xml:space="preserve">and outer destination</w:t>
+      </w:r>
+      <w:r>
+        <w:t xml:space="preserve"> </w:t>
+      </w:r>
+      <w:r>
+        <w:rPr>
+          <w:rStyle w:val="VerbatimChar"/>
+        </w:rPr>
+        <w:t xml:space="preserve">10.10.10.10</w:t>
+      </w:r>
+      <w:r>
+        <w:t xml:space="preserve">. The</w:t>
+      </w:r>
+      <w:r>
+        <w:t xml:space="preserve"> </w:t>
+      </w:r>
+      <w:r>
+        <w:t xml:space="preserve">outer source is</w:t>
+      </w:r>
+      <w:r>
+        <w:t xml:space="preserve"> </w:t>
+      </w:r>
+      <w:r>
+        <w:rPr>
+          <w:rStyle w:val="VerbatimChar"/>
+        </w:rPr>
+        <w:t xml:space="preserve">10.10.10.20</w:t>
+      </w:r>
+      <w:r>
+        <w:t xml:space="preserve">, except for the</w:t>
+      </w:r>
+      <w:r>
+        <w:t xml:space="preserve"> </w:t>
+      </w:r>
+      <w:r>
+        <w:rPr>
+          <w:rStyle w:val="VerbatimChar"/>
+        </w:rPr>
+        <w:t xml:space="preserve">teid_spoof</w:t>
+      </w:r>
+      <w:r>
+        <w:t xml:space="preserve"> </w:t>
+      </w:r>
+      <w:r>
+        <w:t xml:space="preserve">packets, which come</w:t>
+      </w:r>
+      <w:r>
+        <w:t xml:space="preserve"> </w:t>
+      </w:r>
+      <w:r>
+        <w:t xml:space="preserve">from</w:t>
+      </w:r>
+      <w:r>
+        <w:t xml:space="preserve"> </w:t>
+      </w:r>
+      <w:r>
+        <w:rPr>
+          <w:rStyle w:val="VerbatimChar"/>
+        </w:rPr>
+        <w:t xml:space="preserve">10.10.10.66</w:t>
+      </w:r>
+      <w:r>
+        <w:t xml:space="preserve">. The send takes about 17 minutes, because Scapy cannot</w:t>
+      </w:r>
+      <w:r>
+        <w:t xml:space="preserve"> </w:t>
+      </w:r>
+      <w:r>
+        <w:t xml:space="preserve">resolve a MAC address for the UPF from inside the core's own namespace and sends</w:t>
+      </w:r>
+      <w:r>
+        <w:t xml:space="preserve"> </w:t>
+      </w:r>
+      <w:r>
+        <w:t xml:space="preserve">each frame as a broadcast. The passive detector, running in the same namespace,</w:t>
+      </w:r>
+      <w:r>
+        <w:t xml:space="preserve"> </w:t>
+      </w:r>
+      <w:r>
+        <w:t xml:space="preserve">saw all 500 packets and did not crash.</w:t>
+      </w:r>
+    </w:p>
+    <w:p>
+      <w:pPr>
+        <w:pStyle w:val="BodyText"/>
+      </w:pPr>
+      <w:r>
+        <w:t xml:space="preserve">To score the run packet by packet, the same corpus is written to a capture file</w:t>
+      </w:r>
+      <w:r>
+        <w:t xml:space="preserve"> </w:t>
+      </w:r>
+      <w:r>
+        <w:t xml:space="preserve">with its labels and passed through the detector's offline</w:t>
+      </w:r>
+      <w:r>
+        <w:t xml:space="preserve"> </w:t>
+      </w:r>
+      <w:r>
+        <w:rPr>
+          <w:rStyle w:val="VerbatimChar"/>
+        </w:rPr>
+        <w:t xml:space="preserve">pcap</w:t>
+      </w:r>
+      <w:r>
+        <w:t xml:space="preserve"> </w:t>
+      </w:r>
+      <w:r>
+        <w:t xml:space="preserve">mode</w:t>
+      </w:r>
+      <w:r>
+        <w:t xml:space="preserve"> </w:t>
+      </w:r>
+      <w:r>
+        <w:t xml:space="preserve">(</w:t>
+      </w:r>
+      <w:r>
+        <w:rPr>
+          <w:rStyle w:val="VerbatimChar"/>
+        </w:rPr>
+        <w:t xml:space="preserve">make live-score</w:t>
+      </w:r>
+      <w:r>
+        <w:t xml:space="preserve">). For the live run reported below as "before the R2 fix",</w:t>
+      </w:r>
+      <w:r>
+        <w:t xml:space="preserve"> </w:t>
+      </w:r>
+      <w:r>
+        <w:t xml:space="preserve">the live findings stream was identical, in order and content (rule, source,</w:t>
+      </w:r>
+      <w:r>
+        <w:t xml:space="preserve"> </w:t>
+      </w:r>
+      <w:r>
+        <w:t xml:space="preserve">destination, TEID and detail), to that offline pass, for all 608 of its</w:t>
+      </w:r>
+      <w:r>
+        <w:t xml:space="preserve"> </w:t>
+      </w:r>
+      <w:r>
+        <w:t xml:space="preserve">findings. The per-packet scores therefore apply to the live run. The scoring</w:t>
+      </w:r>
+      <w:r>
+        <w:t xml:space="preserve"> </w:t>
+      </w:r>
+      <w:r>
+        <w:t xml:space="preserve">exposed a defect in R2 (Section 8, item 7). Before and after the fix:</w:t>
+      </w:r>
+    </w:p>
+    <w:tbl>
+      <w:tblPr>
+        <w:tblStyle w:val="Table"/>
+        <w:tblW w:type="pct" w:w="0.0"/>
+        <w:tblLook w:firstRow="1"/>
+      </w:tblPr>
+      <w:tblGrid/>
+      <w:tr>
+        <w:trPr>
+          <w:cnfStyle w:firstRow="1"/>
+        </w:trPr>
+        <w:tc>
+          <w:tcPr>
+            <w:tcBorders>
+              <w:bottom w:val="single"/>
+            </w:tcBorders>
+            <w:vAlign w:val="bottom"/>
+          </w:tcPr>
+          <w:p/>
+        </w:tc>
+        <w:tc>
+          <w:tcPr>
+            <w:tcBorders>
+              <w:bottom w:val="single"/>
+            </w:tcBorders>
+            <w:vAlign w:val="bottom"/>
+          </w:tcPr>
+          <w:p>
+            <w:pPr>
+              <w:pStyle w:val="Compact"/>
+              <w:jc w:val="right"/>
+            </w:pPr>
+            <w:r>
+              <w:t xml:space="preserve">Before the R2 fix</w:t>
+            </w:r>
+          </w:p>
+        </w:tc>
+        <w:tc>
+          <w:tcPr>
+            <w:tcBorders>
+              <w:bottom w:val="single"/>
+            </w:tcBorders>
+            <w:vAlign w:val="bottom"/>
+          </w:tcPr>
+          <w:p>
+            <w:pPr>
+              <w:pStyle w:val="Compact"/>
+              <w:jc w:val="right"/>
+            </w:pPr>
+            <w:r>
+              <w:t xml:space="preserve">After the R2 fix</w:t>
             </w:r>
           </w:p>
         </w:tc>
@@ -4408,7 +4979,7 @@
               <w:jc w:val="left"/>
             </w:pPr>
             <w:r>
-              <w:t xml:space="preserve">R3_CP_SMUGGLING</w:t>
+              <w:t xml:space="preserve">R1_GTP_IN_GTP</w:t>
             </w:r>
           </w:p>
         </w:tc>
@@ -4419,7 +4990,18 @@
               <w:jc w:val="right"/>
             </w:pPr>
             <w:r>
-              <w:t xml:space="preserve">37</w:t>
+              <w:t xml:space="preserve">82</w:t>
+            </w:r>
+          </w:p>
+        </w:tc>
+        <w:tc>
+          <w:p>
+            <w:pPr>
+              <w:pStyle w:val="Compact"/>
+              <w:jc w:val="right"/>
+            </w:pPr>
+            <w:r>
+              <w:t xml:space="preserve">82</w:t>
             </w:r>
           </w:p>
         </w:tc>
@@ -4432,7 +5014,7 @@
               <w:jc w:val="left"/>
             </w:pPr>
             <w:r>
-              <w:t xml:space="preserve">R4_INNER_TO_CORE</w:t>
+              <w:t xml:space="preserve">R2_TEID_SPOOF</w:t>
             </w:r>
           </w:p>
         </w:tc>
@@ -4443,7 +5025,333 @@
               <w:jc w:val="right"/>
             </w:pPr>
             <w:r>
-              <w:t xml:space="preserve">55</w:t>
+              <w:t xml:space="preserve">146</w:t>
+            </w:r>
+          </w:p>
+        </w:tc>
+        <w:tc>
+          <w:p>
+            <w:pPr>
+              <w:pStyle w:val="Compact"/>
+              <w:jc w:val="right"/>
+            </w:pPr>
+            <w:r>
+              <w:t xml:space="preserve">88</w:t>
+            </w:r>
+          </w:p>
+        </w:tc>
+      </w:tr>
+      <w:tr>
+        <w:tc>
+          <w:p>
+            <w:pPr>
+              <w:pStyle w:val="Compact"/>
+              <w:jc w:val="left"/>
+            </w:pPr>
+            <w:r>
+              <w:t xml:space="preserve">R3_CP_SMUGGLING</w:t>
+            </w:r>
+          </w:p>
+        </w:tc>
+        <w:tc>
+          <w:p>
+            <w:pPr>
+              <w:pStyle w:val="Compact"/>
+              <w:jc w:val="right"/>
+            </w:pPr>
+            <w:r>
+              <w:t xml:space="preserve">150</w:t>
+            </w:r>
+          </w:p>
+        </w:tc>
+        <w:tc>
+          <w:p>
+            <w:pPr>
+              <w:pStyle w:val="Compact"/>
+              <w:jc w:val="right"/>
+            </w:pPr>
+            <w:r>
+              <w:t xml:space="preserve">150</w:t>
+            </w:r>
+          </w:p>
+        </w:tc>
+      </w:tr>
+      <w:tr>
+        <w:tc>
+          <w:p>
+            <w:pPr>
+              <w:pStyle w:val="Compact"/>
+              <w:jc w:val="left"/>
+            </w:pPr>
+            <w:r>
+              <w:t xml:space="preserve">R4_INNER_TO_CORE</w:t>
+            </w:r>
+          </w:p>
+        </w:tc>
+        <w:tc>
+          <w:p>
+            <w:pPr>
+              <w:pStyle w:val="Compact"/>
+              <w:jc w:val="right"/>
+            </w:pPr>
+            <w:r>
+              <w:t xml:space="preserve">230</w:t>
+            </w:r>
+          </w:p>
+        </w:tc>
+        <w:tc>
+          <w:p>
+            <w:pPr>
+              <w:pStyle w:val="Compact"/>
+              <w:jc w:val="right"/>
+            </w:pPr>
+            <w:r>
+              <w:t xml:space="preserve">230</w:t>
+            </w:r>
+          </w:p>
+        </w:tc>
+      </w:tr>
+      <w:tr>
+        <w:tc>
+          <w:p>
+            <w:pPr>
+              <w:pStyle w:val="Compact"/>
+              <w:jc w:val="left"/>
+            </w:pPr>
+            <w:r>
+              <w:t xml:space="preserve">Total findings</w:t>
+            </w:r>
+          </w:p>
+        </w:tc>
+        <w:tc>
+          <w:p>
+            <w:pPr>
+              <w:pStyle w:val="Compact"/>
+              <w:jc w:val="right"/>
+            </w:pPr>
+            <w:r>
+              <w:t xml:space="preserve">608</w:t>
+            </w:r>
+          </w:p>
+        </w:tc>
+        <w:tc>
+          <w:p>
+            <w:pPr>
+              <w:pStyle w:val="Compact"/>
+              <w:jc w:val="right"/>
+            </w:pPr>
+            <w:r>
+              <w:t xml:space="preserve">550</w:t>
+            </w:r>
+          </w:p>
+        </w:tc>
+      </w:tr>
+      <w:tr>
+        <w:tc>
+          <w:p>
+            <w:pPr>
+              <w:pStyle w:val="Compact"/>
+              <w:jc w:val="left"/>
+            </w:pPr>
+            <w:r>
+              <w:t xml:space="preserve">True / false positives</w:t>
+            </w:r>
+          </w:p>
+        </w:tc>
+        <w:tc>
+          <w:p>
+            <w:pPr>
+              <w:pStyle w:val="Compact"/>
+              <w:jc w:val="right"/>
+            </w:pPr>
+            <w:r>
+              <w:t xml:space="preserve">385 / 16</w:t>
+            </w:r>
+          </w:p>
+        </w:tc>
+        <w:tc>
+          <w:p>
+            <w:pPr>
+              <w:pStyle w:val="Compact"/>
+              <w:jc w:val="right"/>
+            </w:pPr>
+            <w:r>
+              <w:t xml:space="preserve">400 / 0</w:t>
+            </w:r>
+          </w:p>
+        </w:tc>
+      </w:tr>
+      <w:tr>
+        <w:tc>
+          <w:p>
+            <w:pPr>
+              <w:pStyle w:val="Compact"/>
+              <w:jc w:val="left"/>
+            </w:pPr>
+            <w:r>
+              <w:t xml:space="preserve">False / true negatives</w:t>
+            </w:r>
+          </w:p>
+        </w:tc>
+        <w:tc>
+          <w:p>
+            <w:pPr>
+              <w:pStyle w:val="Compact"/>
+              <w:jc w:val="right"/>
+            </w:pPr>
+            <w:r>
+              <w:t xml:space="preserve">15 / 84</w:t>
+            </w:r>
+          </w:p>
+        </w:tc>
+        <w:tc>
+          <w:p>
+            <w:pPr>
+              <w:pStyle w:val="Compact"/>
+              <w:jc w:val="right"/>
+            </w:pPr>
+            <w:r>
+              <w:t xml:space="preserve">0 / 100</w:t>
+            </w:r>
+          </w:p>
+        </w:tc>
+      </w:tr>
+      <w:tr>
+        <w:tc>
+          <w:p>
+            <w:pPr>
+              <w:pStyle w:val="Compact"/>
+              <w:jc w:val="left"/>
+            </w:pPr>
+            <w:r>
+              <w:t xml:space="preserve">Precision</w:t>
+            </w:r>
+          </w:p>
+        </w:tc>
+        <w:tc>
+          <w:p>
+            <w:pPr>
+              <w:pStyle w:val="Compact"/>
+              <w:jc w:val="right"/>
+            </w:pPr>
+            <w:r>
+              <w:t xml:space="preserve">0.960</w:t>
+            </w:r>
+          </w:p>
+        </w:tc>
+        <w:tc>
+          <w:p>
+            <w:pPr>
+              <w:pStyle w:val="Compact"/>
+              <w:jc w:val="right"/>
+            </w:pPr>
+            <w:r>
+              <w:t xml:space="preserve">1.0</w:t>
+            </w:r>
+          </w:p>
+        </w:tc>
+      </w:tr>
+      <w:tr>
+        <w:tc>
+          <w:p>
+            <w:pPr>
+              <w:pStyle w:val="Compact"/>
+              <w:jc w:val="left"/>
+            </w:pPr>
+            <w:r>
+              <w:t xml:space="preserve">Recall</w:t>
+            </w:r>
+          </w:p>
+        </w:tc>
+        <w:tc>
+          <w:p>
+            <w:pPr>
+              <w:pStyle w:val="Compact"/>
+              <w:jc w:val="right"/>
+            </w:pPr>
+            <w:r>
+              <w:t xml:space="preserve">0.9625</w:t>
+            </w:r>
+          </w:p>
+        </w:tc>
+        <w:tc>
+          <w:p>
+            <w:pPr>
+              <w:pStyle w:val="Compact"/>
+              <w:jc w:val="right"/>
+            </w:pPr>
+            <w:r>
+              <w:t xml:space="preserve">1.0</w:t>
+            </w:r>
+          </w:p>
+        </w:tc>
+      </w:tr>
+      <w:tr>
+        <w:tc>
+          <w:p>
+            <w:pPr>
+              <w:pStyle w:val="Compact"/>
+              <w:jc w:val="left"/>
+            </w:pPr>
+            <w:r>
+              <w:t xml:space="preserve">F1</w:t>
+            </w:r>
+          </w:p>
+        </w:tc>
+        <w:tc>
+          <w:p>
+            <w:pPr>
+              <w:pStyle w:val="Compact"/>
+              <w:jc w:val="right"/>
+            </w:pPr>
+            <w:r>
+              <w:t xml:space="preserve">0.961</w:t>
+            </w:r>
+          </w:p>
+        </w:tc>
+        <w:tc>
+          <w:p>
+            <w:pPr>
+              <w:pStyle w:val="Compact"/>
+              <w:jc w:val="right"/>
+            </w:pPr>
+            <w:r>
+              <w:t xml:space="preserve">1.0</w:t>
+            </w:r>
+          </w:p>
+        </w:tc>
+      </w:tr>
+      <w:tr>
+        <w:tc>
+          <w:p>
+            <w:pPr>
+              <w:pStyle w:val="Compact"/>
+              <w:jc w:val="left"/>
+            </w:pPr>
+            <w:r>
+              <w:t xml:space="preserve">False-positive rate</w:t>
+            </w:r>
+          </w:p>
+        </w:tc>
+        <w:tc>
+          <w:p>
+            <w:pPr>
+              <w:pStyle w:val="Compact"/>
+              <w:jc w:val="right"/>
+            </w:pPr>
+            <w:r>
+              <w:t xml:space="preserve">0.16</w:t>
+            </w:r>
+          </w:p>
+        </w:tc>
+        <w:tc>
+          <w:p>
+            <w:pPr>
+              <w:pStyle w:val="Compact"/>
+              <w:jc w:val="right"/>
+            </w:pPr>
+            <w:r>
+              <w:t xml:space="preserve">0.0</w:t>
             </w:r>
           </w:p>
         </w:tc>
@@ -4451,9 +5359,214 @@
     </w:tbl>
     <w:p>
       <w:pPr>
+        <w:pStyle w:val="BodyText"/>
+      </w:pPr>
+      <w:r>
+        <w:t xml:space="preserve">The before column is a live run on a freshly started lab; the after column is a</w:t>
+      </w:r>
+      <w:r>
+        <w:t xml:space="preserve"> </w:t>
+      </w:r>
+      <w:r>
+        <w:t xml:space="preserve">live run on a freshly recreated detector. In the after run the fixed</w:t>
+      </w:r>
+      <w:r>
+        <w:t xml:space="preserve"> </w:t>
+      </w:r>
+      <w:r>
+        <w:t xml:space="preserve">detector saw all 500 packets and raised 550 findings, and its findings stream</w:t>
+      </w:r>
+      <w:r>
+        <w:t xml:space="preserve"> </w:t>
+      </w:r>
+      <w:r>
+        <w:t xml:space="preserve">was identical in order and content to the offline pass. Four UE pings through</w:t>
+      </w:r>
+      <w:r>
+        <w:t xml:space="preserve"> </w:t>
+      </w:r>
+      <w:r>
+        <w:t xml:space="preserve">the tunnel before the attack and four after it (40 GTP-U packets in all) raised</w:t>
+      </w:r>
+      <w:r>
+        <w:t xml:space="preserve"> </w:t>
+      </w:r>
+      <w:r>
+        <w:t xml:space="preserve">no finding, and the detector counted 540 packets, 500 + 40. The unit test</w:t>
+      </w:r>
+      <w:r>
+        <w:t xml:space="preserve"> </w:t>
+      </w:r>
+      <w:r>
+        <w:rPr>
+          <w:rStyle w:val="VerbatimChar"/>
+        </w:rPr>
+        <w:t xml:space="preserve">test_live_attack_corpus_scores_clean</w:t>
+      </w:r>
+      <w:r>
+        <w:t xml:space="preserve"> </w:t>
+      </w:r>
+      <w:r>
+        <w:t xml:space="preserve">locks the after-fix per-packet verdicts</w:t>
+      </w:r>
+      <w:r>
+        <w:t xml:space="preserve"> </w:t>
+      </w:r>
+      <w:r>
+        <w:t xml:space="preserve">(every malicious packet flagged, every benign packet clean).</w:t>
+      </w:r>
+      <w:r>
+        <w:t xml:space="preserve"> </w:t>
+      </w:r>
+      <w:r>
+        <w:t xml:space="preserve">Findings exceed the 400 malicious packets because rules overlap: every</w:t>
+      </w:r>
+      <w:r>
+        <w:t xml:space="preserve"> </w:t>
+      </w:r>
+      <w:r>
+        <w:rPr>
+          <w:rStyle w:val="VerbatimChar"/>
+        </w:rPr>
+        <w:t xml:space="preserve">pfcp_smuggle</w:t>
+      </w:r>
+      <w:r>
+        <w:t xml:space="preserve"> </w:t>
+      </w:r>
+      <w:r>
+        <w:t xml:space="preserve">and</w:t>
+      </w:r>
+      <w:r>
+        <w:t xml:space="preserve"> </w:t>
+      </w:r>
+      <w:r>
+        <w:rPr>
+          <w:rStyle w:val="VerbatimChar"/>
+        </w:rPr>
+        <w:t xml:space="preserve">ngap_smuggle</w:t>
+      </w:r>
+      <w:r>
+        <w:t xml:space="preserve"> </w:t>
+      </w:r>
+      <w:r>
+        <w:t xml:space="preserve">packet raises both R3 and R4, since its inner</w:t>
+      </w:r>
+      <w:r>
+        <w:t xml:space="preserve"> </w:t>
+      </w:r>
+      <w:r>
+        <w:t xml:space="preserve">destination is the UPF. Every error before the fix came from R2. All 16 false</w:t>
+      </w:r>
+      <w:r>
+        <w:t xml:space="preserve"> </w:t>
+      </w:r>
+      <w:r>
+        <w:t xml:space="preserve">positives were a benign packet immediately after a</w:t>
+      </w:r>
+      <w:r>
+        <w:t xml:space="preserve"> </w:t>
+      </w:r>
+      <w:r>
+        <w:rPr>
+          <w:rStyle w:val="VerbatimChar"/>
+        </w:rPr>
+        <w:t xml:space="preserve">teid_spoof</w:t>
+      </w:r>
+      <w:r>
+        <w:t xml:space="preserve">: ownership had</w:t>
+      </w:r>
+      <w:r>
+        <w:t xml:space="preserve"> </w:t>
+      </w:r>
+      <w:r>
+        <w:t xml:space="preserve">moved to the rogue, so the gNB's own packet looked like the spoof. All 15 false</w:t>
+      </w:r>
+      <w:r>
+        <w:t xml:space="preserve"> </w:t>
+      </w:r>
+      <w:r>
+        <w:t xml:space="preserve">negatives were a</w:t>
+      </w:r>
+      <w:r>
+        <w:t xml:space="preserve"> </w:t>
+      </w:r>
+      <w:r>
+        <w:rPr>
+          <w:rStyle w:val="VerbatimChar"/>
+        </w:rPr>
+        <w:t xml:space="preserve">teid_spoof</w:t>
+      </w:r>
+      <w:r>
+        <w:t xml:space="preserve"> </w:t>
+      </w:r>
+      <w:r>
+        <w:t xml:space="preserve">immediately after another</w:t>
+      </w:r>
+      <w:r>
+        <w:t xml:space="preserve"> </w:t>
+      </w:r>
+      <w:r>
+        <w:rPr>
+          <w:rStyle w:val="VerbatimChar"/>
+        </w:rPr>
+        <w:t xml:space="preserve">teid_spoof</w:t>
+      </w:r>
+      <w:r>
+        <w:t xml:space="preserve">: the rogue</w:t>
+      </w:r>
+      <w:r>
+        <w:t xml:space="preserve"> </w:t>
+      </w:r>
+      <w:r>
+        <w:t xml:space="preserve">already owned the TEID, so nothing had changed. After the fix R2 fires exactly</w:t>
+      </w:r>
+      <w:r>
+        <w:t xml:space="preserve"> </w:t>
+      </w:r>
+      <w:r>
+        <w:t xml:space="preserve">once for each of the 88</w:t>
+      </w:r>
+      <w:r>
+        <w:t xml:space="preserve"> </w:t>
+      </w:r>
+      <w:r>
+        <w:rPr>
+          <w:rStyle w:val="VerbatimChar"/>
+        </w:rPr>
+        <w:t xml:space="preserve">teid_spoof</w:t>
+      </w:r>
+      <w:r>
+        <w:t xml:space="preserve"> </w:t>
+      </w:r>
+      <w:r>
+        <w:t xml:space="preserve">packets and never on the gNB, and R1, R3</w:t>
+      </w:r>
+      <w:r>
+        <w:t xml:space="preserve"> </w:t>
+      </w:r>
+      <w:r>
+        <w:t xml:space="preserve">and R4 are unchanged.</w:t>
+      </w:r>
+    </w:p>
+    <w:p>
+      <w:pPr>
+        <w:pStyle w:val="BodyText"/>
+      </w:pPr>
+      <w:r>
+        <w:t xml:space="preserve">The live figure published in an earlier version of this paper, 131 findings</w:t>
+      </w:r>
+      <w:r>
+        <w:t xml:space="preserve"> </w:t>
+      </w:r>
+      <w:r>
+        <w:t xml:space="preserve">(R1 22, R2 17, R3 37, R4 55), did not reproduce and is withdrawn.</w:t>
+      </w:r>
+    </w:p>
+    <w:p>
+      <w:pPr>
         <w:pStyle w:val="Heading3"/>
       </w:pPr>
-      <w:bookmarkStart w:id="46" w:name="coverage-parity"/>
+      <w:bookmarkStart w:id="46" w:name="X70cfa90eda95009b33c7526e0421a25f96b44b4"/>
       <w:r>
         <w:t xml:space="preserve">6.3 Coverage parity</w:t>
       </w:r>
@@ -4470,13 +5583,31 @@
         <w:t xml:space="preserve"> </w:t>
       </w:r>
       <w:r>
-        <w:t xml:space="preserve">run (Section 6.2). The counts differ, because the corpus, seed, and live</w:t>
-      </w:r>
-      <w:r>
-        <w:t xml:space="preserve"> </w:t>
-      </w:r>
-      <w:r>
-        <w:t xml:space="preserve">ARP-driven timing differ, but the coverage is the same. Since both paths share</w:t>
+        <w:t xml:space="preserve">run (Section 6.2). The counts differ (120, 120, 240 and 360 offline for R1 to</w:t>
+      </w:r>
+      <w:r>
+        <w:t xml:space="preserve"> </w:t>
+      </w:r>
+      <w:r>
+        <w:t xml:space="preserve">R4; 82, 88, 150 and 230 on the live corpus after the fix) because the two</w:t>
+      </w:r>
+      <w:r>
+        <w:t xml:space="preserve"> </w:t>
+      </w:r>
+      <w:r>
+        <w:t xml:space="preserve">corpora differ in size and composition, but the coverage is the same. On the</w:t>
+      </w:r>
+      <w:r>
+        <w:t xml:space="preserve"> </w:t>
+      </w:r>
+      <w:r>
+        <w:t xml:space="preserve">identical corpus the agreement is exact: the live findings stream and an offline</w:t>
+      </w:r>
+      <w:r>
+        <w:t xml:space="preserve"> </w:t>
+      </w:r>
+      <w:r>
+        <w:t xml:space="preserve">pass over the same 500 packets match finding for finding. Since both paths share</w:t>
       </w:r>
       <w:r>
         <w:t xml:space="preserve"> </w:t>
@@ -4501,7 +5632,7 @@
       <w:pPr>
         <w:pStyle w:val="Heading3"/>
       </w:pPr>
-      <w:bookmarkStart w:id="47" w:name="consistency-across-dissectors"/>
+      <w:bookmarkStart w:id="47" w:name="Xd414a25d4258f3a3100c0ef8b865f1c24458d27"/>
       <w:r>
         <w:t xml:space="preserve">6.4 Consistency across dissectors</w:t>
       </w:r>
@@ -4647,19 +5778,55 @@
         <w:t xml:space="preserve"> </w:t>
       </w:r>
       <w:r>
-        <w:t xml:space="preserve">produces no inner connection and not even a weird-log entry: Zeek forwards the</w:t>
-      </w:r>
-      <w:r>
-        <w:t xml:space="preserve"> </w:t>
-      </w:r>
-      <w:r>
-        <w:t xml:space="preserve">decapsulated payload to its IP analyzer, which rejects the nested GTP-U header as</w:t>
-      </w:r>
-      <w:r>
-        <w:t xml:space="preserve"> </w:t>
-      </w:r>
-      <w:r>
-        <w:t xml:space="preserve">not a valid IP packet and drops it silently.</w:t>
+        <w:t xml:space="preserve">produces no inner connection and no second tunnel: Zeek's GTPv1 analyzer finds</w:t>
+      </w:r>
+      <w:r>
+        <w:t xml:space="preserve"> </w:t>
+      </w:r>
+      <w:r>
+        <w:t xml:space="preserve">that the decapsulated payload is neither IPv4 nor IPv6, records one analyzer</w:t>
+      </w:r>
+      <w:r>
+        <w:t xml:space="preserve"> </w:t>
+      </w:r>
+      <w:r>
+        <w:t xml:space="preserve">violation in</w:t>
+      </w:r>
+      <w:r>
+        <w:t xml:space="preserve"> </w:t>
+      </w:r>
+      <w:r>
+        <w:rPr>
+          <w:rStyle w:val="VerbatimChar"/>
+        </w:rPr>
+        <w:t xml:space="preserve">analyzer.log</w:t>
+      </w:r>
+      <w:r>
+        <w:t xml:space="preserve">,</w:t>
+      </w:r>
+      <w:r>
+        <w:t xml:space="preserve"> </w:t>
+      </w:r>
+      <w:r>
+        <w:rPr>
+          <w:rStyle w:val="VerbatimChar"/>
+        </w:rPr>
+        <w:t xml:space="preserve">non-IP packet in GTPv1</w:t>
+      </w:r>
+      <w:r>
+        <w:t xml:space="preserve">, and does not pass the</w:t>
+      </w:r>
+      <w:r>
+        <w:t xml:space="preserve"> </w:t>
+      </w:r>
+      <w:r>
+        <w:t xml:space="preserve">payload on, so no inner connection or second tunnel appears. The violation does</w:t>
+      </w:r>
+      <w:r>
+        <w:t xml:space="preserve"> </w:t>
+      </w:r>
+      <w:r>
+        <w:t xml:space="preserve">not identify the payload as a tunnel.</w:t>
       </w:r>
     </w:p>
     <w:p>
@@ -4783,7 +5950,7 @@
       <w:pPr>
         <w:pStyle w:val="Heading2"/>
       </w:pPr>
-      <w:bookmarkStart w:id="48" w:name="implementation-notes"/>
+      <w:bookmarkStart w:id="48" w:name="X8726a58c9d59aadd9f78ffdc936d380c45673cf"/>
       <w:r>
         <w:t xml:space="preserve">7. Implementation notes</w:t>
       </w:r>
@@ -5120,6 +6287,105 @@
       </w:r>
     </w:p>
     <w:p>
+      <w:pPr>
+        <w:numPr>
+          <w:ilvl w:val="0"/>
+          <w:numId w:val="1005"/>
+        </w:numPr>
+        <w:pStyle w:val="Compact"/>
+      </w:pPr>
+      <w:r>
+        <w:rPr>
+          <w:rStyle w:val="VerbatimChar"/>
+        </w:rPr>
+        <w:t xml:space="preserve">make live-score</w:t>
+      </w:r>
+      <w:r>
+        <w:t xml:space="preserve"> </w:t>
+      </w:r>
+      <w:r>
+        <w:t xml:space="preserve">writes the exact corpus that</w:t>
+      </w:r>
+      <w:r>
+        <w:t xml:space="preserve"> </w:t>
+      </w:r>
+      <w:r>
+        <w:rPr>
+          <w:rStyle w:val="VerbatimChar"/>
+        </w:rPr>
+        <w:t xml:space="preserve">make attack</w:t>
+      </w:r>
+      <w:r>
+        <w:t xml:space="preserve"> </w:t>
+      </w:r>
+      <w:r>
+        <w:t xml:space="preserve">sends, with</w:t>
+      </w:r>
+      <w:r>
+        <w:t xml:space="preserve"> </w:t>
+      </w:r>
+      <w:r>
+        <w:t xml:space="preserve">per-packet labels, and scores it through the detector's</w:t>
+      </w:r>
+      <w:r>
+        <w:t xml:space="preserve"> </w:t>
+      </w:r>
+      <w:r>
+        <w:rPr>
+          <w:rStyle w:val="VerbatimChar"/>
+        </w:rPr>
+        <w:t xml:space="preserve">pcap</w:t>
+      </w:r>
+      <w:r>
+        <w:t xml:space="preserve"> </w:t>
+      </w:r>
+      <w:r>
+        <w:t xml:space="preserve">mode with the</w:t>
+      </w:r>
+      <w:r>
+        <w:t xml:space="preserve"> </w:t>
+      </w:r>
+      <w:r>
+        <w:t xml:space="preserve">same</w:t>
+      </w:r>
+      <w:r>
+        <w:t xml:space="preserve"> </w:t>
+      </w:r>
+      <w:r>
+        <w:rPr>
+          <w:rStyle w:val="VerbatimChar"/>
+        </w:rPr>
+        <w:t xml:space="preserve">--core-ips</w:t>
+      </w:r>
+      <w:r>
+        <w:t xml:space="preserve"> </w:t>
+      </w:r>
+      <w:r>
+        <w:t xml:space="preserve">and</w:t>
+      </w:r>
+      <w:r>
+        <w:t xml:space="preserve"> </w:t>
+      </w:r>
+      <w:r>
+        <w:rPr>
+          <w:rStyle w:val="VerbatimChar"/>
+        </w:rPr>
+        <w:t xml:space="preserve">--gnb-ips</w:t>
+      </w:r>
+      <w:r>
+        <w:t xml:space="preserve"> </w:t>
+      </w:r>
+      <w:r>
+        <w:t xml:space="preserve">as the live detector. The per-packet scores</w:t>
+      </w:r>
+      <w:r>
+        <w:t xml:space="preserve"> </w:t>
+      </w:r>
+      <w:r>
+        <w:t xml:space="preserve">in Section 6.2 come from it.</w:t>
+      </w:r>
+    </w:p>
+    <w:p>
       <w:r>
         <w:pict>
           <v:rect style="width:0;height:1.5pt" o:hralign="center" o:hrstd="t" o:hr="t"/>
@@ -5130,7 +6396,7 @@
       <w:pPr>
         <w:pStyle w:val="Heading2"/>
       </w:pPr>
-      <w:bookmarkStart w:id="49" w:name="X205c5bb06a3d339848c3944bfb931311e1e442e"/>
+      <w:bookmarkStart w:id="49" w:name="X6444455d310a5bbd1bacc41d85ac01ed47bf354"/>
       <w:r>
         <w:t xml:space="preserve">8. Case study: the gap between "passes every test" and "works on the wire"</w:t>
       </w:r>
@@ -5165,7 +6431,31 @@
         <w:t xml:space="preserve"> </w:t>
       </w:r>
       <w:r>
-        <w:t xml:space="preserve">real bugs. Each is documented with full root-cause analysis and diffs in</w:t>
+        <w:t xml:space="preserve">real bugs (items 1 to 5 below). Two more (items 6 and 7) surfaced later, during</w:t>
+      </w:r>
+      <w:r>
+        <w:t xml:space="preserve"> </w:t>
+      </w:r>
+      <w:r>
+        <w:t xml:space="preserve">revision, when a labelled live run was scored packet by packet. At that point</w:t>
+      </w:r>
+      <w:r>
+        <w:t xml:space="preserve"> </w:t>
+      </w:r>
+      <w:r>
+        <w:t xml:space="preserve">the offline suite again passed in full, with 21 of 21 unit tests and the same</w:t>
+      </w:r>
+      <w:r>
+        <w:t xml:space="preserve"> </w:t>
+      </w:r>
+      <w:r>
+        <w:t xml:space="preserve">perfect scores. Each defect is documented with full root-cause analysis and</w:t>
+      </w:r>
+      <w:r>
+        <w:t xml:space="preserve"> </w:t>
+      </w:r>
+      <w:r>
+        <w:t xml:space="preserve">diffs in</w:t>
       </w:r>
       <w:r>
         <w:t xml:space="preserve"> </w:t>
@@ -5258,25 +6548,58 @@
         <w:t xml:space="preserve"> </w:t>
       </w:r>
       <w:r>
-        <w:t xml:space="preserve">YAML's `- address:</w:t>
-      </w:r>
-      <w:r>
-        <w:rPr>
-          <w:rStyle w:val="VerbatimChar"/>
-        </w:rPr>
+        <w:t xml:space="preserve">YAML's</w:t>
+      </w:r>
+      <w:r>
+        <w:t xml:space="preserve"> </w:t>
+      </w:r>
+      <w:r>
+        <w:rPr>
+          <w:rStyle w:val="VerbatimChar"/>
+        </w:rPr>
+        <w:t xml:space="preserve">- address:</w:t>
+      </w:r>
+      <w:r>
+        <w:t xml:space="preserve"> </w:t>
+      </w:r>
+      <w:r>
         <w:t xml:space="preserve">list syntax, so it never matched. Because Python's</w:t>
       </w:r>
       <w:r>
+        <w:t xml:space="preserve"> </w:t>
+      </w:r>
+      <w:r>
+        <w:rPr>
+          <w:rStyle w:val="VerbatimChar"/>
+        </w:rPr>
         <w:t xml:space="preserve">re.sub()</w:t>
       </w:r>
       <w:r>
-        <w:rPr>
-          <w:rStyle w:val="VerbatimChar"/>
-        </w:rPr>
-        <w:t xml:space="preserve">does not raise an error on zero matches, the script printed a    confident and specific but wrong success message    (</w:t>
-      </w:r>
-      <w:r>
-        <w:t xml:space="preserve">"[core] bound NGAP+GTP-U to 10.10.10.10 ..."`) while the AMF and UPF stayed</w:t>
+        <w:t xml:space="preserve"> </w:t>
+      </w:r>
+      <w:r>
+        <w:t xml:space="preserve">does not raise an error on zero matches, the script printed a</w:t>
+      </w:r>
+      <w:r>
+        <w:t xml:space="preserve"> </w:t>
+      </w:r>
+      <w:r>
+        <w:t xml:space="preserve">confident and specific but wrong success message</w:t>
+      </w:r>
+      <w:r>
+        <w:t xml:space="preserve"> </w:t>
+      </w:r>
+      <w:r>
+        <w:t xml:space="preserve">(</w:t>
+      </w:r>
+      <w:r>
+        <w:rPr>
+          <w:rStyle w:val="VerbatimChar"/>
+        </w:rPr>
+        <w:t xml:space="preserve">"[core] bound NGAP+GTP-U to 10.10.10.10 ..."</w:t>
+      </w:r>
+      <w:r>
+        <w:t xml:space="preserve">) while the AMF and UPF stayed</w:t>
       </w:r>
       <w:r>
         <w:t xml:space="preserve"> </w:t>
@@ -5420,13 +6743,13 @@
         <w:t xml:space="preserve"> </w:t>
       </w:r>
       <w:r>
-        <w:t xml:space="preserve">(Layer 3, which lets the kernel build a real frame and</w:t>
-      </w:r>
-      <w:r>
-        <w:t xml:space="preserve"> </w:t>
-      </w:r>
-      <w:r>
-        <w:t xml:space="preserve">resolve ARP), is two lines, but until then the project's own "fire abuse and</w:t>
+        <w:t xml:space="preserve">(Layer 3, so a real Ethernet header is added before the</w:t>
+      </w:r>
+      <w:r>
+        <w:t xml:space="preserve"> </w:t>
+      </w:r>
+      <w:r>
+        <w:t xml:space="preserve">frame goes out), is two lines, but until then the project's own "fire abuse and</w:t>
       </w:r>
       <w:r>
         <w:t xml:space="preserve"> </w:t>
@@ -5528,13 +6851,499 @@
         <w:t xml:space="preserve"> </w:t>
       </w:r>
       <w:r>
-        <w:t xml:space="preserve">an easy trap to hit repeatedly while iterating, and it is not yet automated</w:t>
-      </w:r>
-      <w:r>
-        <w:t xml:space="preserve"> </w:t>
-      </w:r>
-      <w:r>
-        <w:t xml:space="preserve">anywhere in the repo.</w:t>
+        <w:t xml:space="preserve">an easy trap to hit repeatedly while iterating.</w:t>
+      </w:r>
+      <w:r>
+        <w:t xml:space="preserve"> </w:t>
+      </w:r>
+      <w:r>
+        <w:rPr>
+          <w:rStyle w:val="VerbatimChar"/>
+        </w:rPr>
+        <w:t xml:space="preserve">scripts/lab_up.sh</w:t>
+      </w:r>
+      <w:r>
+        <w:t xml:space="preserve"> </w:t>
+      </w:r>
+      <w:r>
+        <w:t xml:space="preserve">does the</w:t>
+      </w:r>
+      <w:r>
+        <w:t xml:space="preserve"> </w:t>
+      </w:r>
+      <w:r>
+        <w:t xml:space="preserve">reattach on a full bring-up, but</w:t>
+      </w:r>
+      <w:r>
+        <w:t xml:space="preserve"> </w:t>
+      </w:r>
+      <w:r>
+        <w:rPr>
+          <w:rStyle w:val="VerbatimChar"/>
+        </w:rPr>
+        <w:t xml:space="preserve">make lab-up</w:t>
+      </w:r>
+      <w:r>
+        <w:t xml:space="preserve"> </w:t>
+      </w:r>
+      <w:r>
+        <w:t xml:space="preserve">does not call that script, so</w:t>
+      </w:r>
+      <w:r>
+        <w:t xml:space="preserve"> </w:t>
+      </w:r>
+      <w:r>
+        <w:t xml:space="preserve">after a manual</w:t>
+      </w:r>
+      <w:r>
+        <w:t xml:space="preserve"> </w:t>
+      </w:r>
+      <w:r>
+        <w:rPr>
+          <w:rStyle w:val="VerbatimChar"/>
+        </w:rPr>
+        <w:t xml:space="preserve">core</w:t>
+      </w:r>
+      <w:r>
+        <w:t xml:space="preserve"> </w:t>
+      </w:r>
+      <w:r>
+        <w:t xml:space="preserve">rebuild it is still a manual step.</w:t>
+      </w:r>
+    </w:p>
+    <w:p>
+      <w:pPr>
+        <w:numPr>
+          <w:ilvl w:val="0"/>
+          <w:numId w:val="1006"/>
+        </w:numPr>
+        <w:pStyle w:val="Compact"/>
+      </w:pPr>
+      <w:r>
+        <w:t xml:space="preserve">The UE data path never worked, and the documented check for it passed</w:t>
+      </w:r>
+      <w:r>
+        <w:t xml:space="preserve"> </w:t>
+      </w:r>
+      <w:r>
+        <w:t xml:space="preserve">anyway. Nothing in the</w:t>
+      </w:r>
+      <w:r>
+        <w:t xml:space="preserve"> </w:t>
+      </w:r>
+      <w:r>
+        <w:rPr>
+          <w:rStyle w:val="VerbatimChar"/>
+        </w:rPr>
+        <w:t xml:space="preserve">core</w:t>
+      </w:r>
+      <w:r>
+        <w:t xml:space="preserve"> </w:t>
+      </w:r>
+      <w:r>
+        <w:t xml:space="preserve">container configured the UPF's TUN device</w:t>
+      </w:r>
+      <w:r>
+        <w:t xml:space="preserve"> </w:t>
+      </w:r>
+      <w:r>
+        <w:rPr>
+          <w:rStyle w:val="VerbatimChar"/>
+        </w:rPr>
+        <w:t xml:space="preserve">ogstun</w:t>
+      </w:r>
+      <w:r>
+        <w:t xml:space="preserve">: it had no address and its link was down. The UPF decapsulated each</w:t>
+      </w:r>
+      <w:r>
+        <w:t xml:space="preserve"> </w:t>
+      </w:r>
+      <w:r>
+        <w:t xml:space="preserve">uplink GTP-U packet and then logged</w:t>
+      </w:r>
+      <w:r>
+        <w:t xml:space="preserve"> </w:t>
+      </w:r>
+      <w:r>
+        <w:rPr>
+          <w:rStyle w:val="VerbatimChar"/>
+        </w:rPr>
+        <w:t xml:space="preserve">ogs_tun_write() failed</w:t>
+      </w:r>
+      <w:r>
+        <w:t xml:space="preserve">, so no UE packet</w:t>
+      </w:r>
+      <w:r>
+        <w:t xml:space="preserve"> </w:t>
+      </w:r>
+      <w:r>
+        <w:t xml:space="preserve">ever reached the data network. The documented check,</w:t>
+      </w:r>
+      <w:r>
+        <w:t xml:space="preserve"> </w:t>
+      </w:r>
+      <w:r>
+        <w:rPr>
+          <w:rStyle w:val="VerbatimChar"/>
+        </w:rPr>
+        <w:t xml:space="preserve">docker compose exec ran ./build/nr-binder 10.45.0.2 ping -c3 8.8.8.8</w:t>
+      </w:r>
+      <w:r>
+        <w:t xml:space="preserve">,</w:t>
+      </w:r>
+      <w:r>
+        <w:t xml:space="preserve"> </w:t>
+      </w:r>
+      <w:r>
+        <w:t xml:space="preserve">still got replies.</w:t>
+      </w:r>
+      <w:r>
+        <w:t xml:space="preserve"> </w:t>
+      </w:r>
+      <w:r>
+        <w:rPr>
+          <w:rStyle w:val="VerbatimChar"/>
+        </w:rPr>
+        <w:t xml:space="preserve">nr-binder</w:t>
+      </w:r>
+      <w:r>
+        <w:t xml:space="preserve"> </w:t>
+      </w:r>
+      <w:r>
+        <w:t xml:space="preserve">works by preloading</w:t>
+      </w:r>
+      <w:r>
+        <w:t xml:space="preserve"> </w:t>
+      </w:r>
+      <w:r>
+        <w:rPr>
+          <w:rStyle w:val="VerbatimChar"/>
+        </w:rPr>
+        <w:t xml:space="preserve">./libdevbnd.so</w:t>
+      </w:r>
+      <w:r>
+        <w:t xml:space="preserve">, a path</w:t>
+      </w:r>
+      <w:r>
+        <w:t xml:space="preserve"> </w:t>
+      </w:r>
+      <w:r>
+        <w:t xml:space="preserve">relative to the current directory. Run from</w:t>
+      </w:r>
+      <w:r>
+        <w:t xml:space="preserve"> </w:t>
+      </w:r>
+      <w:r>
+        <w:rPr>
+          <w:rStyle w:val="VerbatimChar"/>
+        </w:rPr>
+        <w:t xml:space="preserve">/ueransim</w:t>
+      </w:r>
+      <w:r>
+        <w:t xml:space="preserve"> </w:t>
+      </w:r>
+      <w:r>
+        <w:t xml:space="preserve">as documented, the</w:t>
+      </w:r>
+      <w:r>
+        <w:t xml:space="preserve"> </w:t>
+      </w:r>
+      <w:r>
+        <w:t xml:space="preserve">loader could not find it, printed an error above the ping output, and ran</w:t>
+      </w:r>
+      <w:r>
+        <w:t xml:space="preserve"> </w:t>
+      </w:r>
+      <w:r>
+        <w:rPr>
+          <w:rStyle w:val="VerbatimChar"/>
+        </w:rPr>
+        <w:t xml:space="preserve">ping</w:t>
+      </w:r>
+      <w:r>
+        <w:t xml:space="preserve"> </w:t>
+      </w:r>
+      <w:r>
+        <w:t xml:space="preserve">unbound. The ping left</w:t>
+      </w:r>
+      <w:r>
+        <w:t xml:space="preserve"> </w:t>
+      </w:r>
+      <w:r>
+        <w:rPr>
+          <w:rStyle w:val="VerbatimChar"/>
+        </w:rPr>
+        <w:t xml:space="preserve">ran</w:t>
+      </w:r>
+      <w:r>
+        <w:t xml:space="preserve">'s</w:t>
+      </w:r>
+      <w:r>
+        <w:t xml:space="preserve"> </w:t>
+      </w:r>
+      <w:r>
+        <w:rPr>
+          <w:rStyle w:val="VerbatimChar"/>
+        </w:rPr>
+        <w:t xml:space="preserve">eth0</w:t>
+      </w:r>
+      <w:r>
+        <w:t xml:space="preserve"> </w:t>
+      </w:r>
+      <w:r>
+        <w:t xml:space="preserve">from</w:t>
+      </w:r>
+      <w:r>
+        <w:t xml:space="preserve"> </w:t>
+      </w:r>
+      <w:r>
+        <w:rPr>
+          <w:rStyle w:val="VerbatimChar"/>
+        </w:rPr>
+        <w:t xml:space="preserve">10.10.10.20</w:t>
+      </w:r>
+      <w:r>
+        <w:t xml:space="preserve"> </w:t>
+      </w:r>
+      <w:r>
+        <w:t xml:space="preserve">by Docker's default route and never touched</w:t>
+      </w:r>
+      <w:r>
+        <w:t xml:space="preserve"> </w:t>
+      </w:r>
+      <w:r>
+        <w:t xml:space="preserve">the tunnel; a</w:t>
+      </w:r>
+      <w:r>
+        <w:t xml:space="preserve"> </w:t>
+      </w:r>
+      <w:r>
+        <w:rPr>
+          <w:rStyle w:val="VerbatimChar"/>
+        </w:rPr>
+        <w:t xml:space="preserve">tcpdump</w:t>
+      </w:r>
+      <w:r>
+        <w:t xml:space="preserve"> </w:t>
+      </w:r>
+      <w:r>
+        <w:t xml:space="preserve">on the core saw zero GTP-U while it ran.</w:t>
+      </w:r>
+      <w:r>
+        <w:t xml:space="preserve"> </w:t>
+      </w:r>
+      <w:r>
+        <w:rPr>
+          <w:rStyle w:val="VerbatimChar"/>
+        </w:rPr>
+        <w:t xml:space="preserve">core/entrypoint.sh</w:t>
+      </w:r>
+      <w:r>
+        <w:t xml:space="preserve"> </w:t>
+      </w:r>
+      <w:r>
+        <w:t xml:space="preserve">now gives</w:t>
+      </w:r>
+      <w:r>
+        <w:t xml:space="preserve"> </w:t>
+      </w:r>
+      <w:r>
+        <w:rPr>
+          <w:rStyle w:val="VerbatimChar"/>
+        </w:rPr>
+        <w:t xml:space="preserve">ogstun</w:t>
+      </w:r>
+      <w:r>
+        <w:t xml:space="preserve"> </w:t>
+      </w:r>
+      <w:r>
+        <w:t xml:space="preserve">the address</w:t>
+      </w:r>
+      <w:r>
+        <w:t xml:space="preserve"> </w:t>
+      </w:r>
+      <w:r>
+        <w:rPr>
+          <w:rStyle w:val="VerbatimChar"/>
+        </w:rPr>
+        <w:t xml:space="preserve">10.45.0.1/16</w:t>
+      </w:r>
+      <w:r>
+        <w:t xml:space="preserve">, brings it</w:t>
+      </w:r>
+      <w:r>
+        <w:t xml:space="preserve"> </w:t>
+      </w:r>
+      <w:r>
+        <w:t xml:space="preserve">up, and NATs the UE pool out of</w:t>
+      </w:r>
+      <w:r>
+        <w:t xml:space="preserve"> </w:t>
+      </w:r>
+      <w:r>
+        <w:rPr>
+          <w:rStyle w:val="VerbatimChar"/>
+        </w:rPr>
+        <w:t xml:space="preserve">eth0</w:t>
+      </w:r>
+      <w:r>
+        <w:t xml:space="preserve">, and the check is now</w:t>
+      </w:r>
+      <w:r>
+        <w:t xml:space="preserve"> </w:t>
+      </w:r>
+      <w:r>
+        <w:rPr>
+          <w:rStyle w:val="VerbatimChar"/>
+        </w:rPr>
+        <w:t xml:space="preserve">docker compose exec ran ping -I uesimtun0 -c3 8.8.8.8</w:t>
+      </w:r>
+      <w:r>
+        <w:t xml:space="preserve"> </w:t>
+      </w:r>
+      <w:r>
+        <w:t xml:space="preserve">(Section 6.2). The</w:t>
+      </w:r>
+      <w:r>
+        <w:t xml:space="preserve"> </w:t>
+      </w:r>
+      <w:r>
+        <w:t xml:space="preserve">live detection results did not depend on this path, because the attacker is</w:t>
+      </w:r>
+      <w:r>
+        <w:t xml:space="preserve"> </w:t>
+      </w:r>
+      <w:r>
+        <w:t xml:space="preserve">not a UE (Section 4.3).</w:t>
+      </w:r>
+    </w:p>
+    <w:p>
+      <w:pPr>
+        <w:numPr>
+          <w:ilvl w:val="0"/>
+          <w:numId w:val="1006"/>
+        </w:numPr>
+        <w:pStyle w:val="Compact"/>
+      </w:pPr>
+      <w:r>
+        <w:t xml:space="preserve">Rule R2 handed a TEID to whichever source sent last, and keyed it on the TEID</w:t>
+      </w:r>
+      <w:r>
+        <w:t xml:space="preserve"> </w:t>
+      </w:r>
+      <w:r>
+        <w:t xml:space="preserve">alone. On any change of source the old code moved ownership to the new</w:t>
+      </w:r>
+      <w:r>
+        <w:t xml:space="preserve"> </w:t>
+      </w:r>
+      <w:r>
+        <w:t xml:space="preserve">source before deciding whether to alert. In the live corpus every packet uses</w:t>
+      </w:r>
+      <w:r>
+        <w:t xml:space="preserve"> </w:t>
+      </w:r>
+      <w:r>
+        <w:t xml:space="preserve">TEID</w:t>
+      </w:r>
+      <w:r>
+        <w:t xml:space="preserve"> </w:t>
+      </w:r>
+      <w:r>
+        <w:rPr>
+          <w:rStyle w:val="VerbatimChar"/>
+        </w:rPr>
+        <w:t xml:space="preserve">0x1</w:t>
+      </w:r>
+      <w:r>
+        <w:t xml:space="preserve">, so spoofs interleave with the gNB's own packets on one tunnel.</w:t>
+      </w:r>
+      <w:r>
+        <w:t xml:space="preserve"> </w:t>
+      </w:r>
+      <w:r>
+        <w:t xml:space="preserve">The first spoof was flagged but made the rogue the owner. The gNB's next</w:t>
+      </w:r>
+      <w:r>
+        <w:t xml:space="preserve"> </w:t>
+      </w:r>
+      <w:r>
+        <w:t xml:space="preserve">benign packet was then flagged (16 false positives), and a spoof straight</w:t>
+      </w:r>
+      <w:r>
+        <w:t xml:space="preserve"> </w:t>
+      </w:r>
+      <w:r>
+        <w:t xml:space="preserve">after another spoof matched the new owner and raised nothing (15 false</w:t>
+      </w:r>
+      <w:r>
+        <w:t xml:space="preserve"> </w:t>
+      </w:r>
+      <w:r>
+        <w:t xml:space="preserve">negatives). The TEID-only key was a second fault: in this lab the real</w:t>
+      </w:r>
+      <w:r>
+        <w:t xml:space="preserve"> </w:t>
+      </w:r>
+      <w:r>
+        <w:t xml:space="preserve">session's downlink TEID was also</w:t>
+      </w:r>
+      <w:r>
+        <w:t xml:space="preserve"> </w:t>
+      </w:r>
+      <w:r>
+        <w:rPr>
+          <w:rStyle w:val="VerbatimChar"/>
+        </w:rPr>
+        <w:t xml:space="preserve">0x1</w:t>
+      </w:r>
+      <w:r>
+        <w:t xml:space="preserve">, the number the corpus sends to the</w:t>
+      </w:r>
+      <w:r>
+        <w:t xml:space="preserve"> </w:t>
+      </w:r>
+      <w:r>
+        <w:t xml:space="preserve">UPF, and a TEID-only key puts both tunnels under one owner. R2 now keys</w:t>
+      </w:r>
+      <w:r>
+        <w:t xml:space="preserve"> </w:t>
+      </w:r>
+      <w:r>
+        <w:t xml:space="preserve">ownership on (receiving address, TEID) and lets the first source win</w:t>
+      </w:r>
+      <w:r>
+        <w:t xml:space="preserve"> </w:t>
+      </w:r>
+      <w:r>
+        <w:t xml:space="preserve">(Section 5.2). Three new unit tests and an extended baseline test fail on the</w:t>
+      </w:r>
+      <w:r>
+        <w:t xml:space="preserve"> </w:t>
+      </w:r>
+      <w:r>
+        <w:t xml:space="preserve">old code and pass on the new, and</w:t>
+      </w:r>
+      <w:r>
+        <w:t xml:space="preserve"> </w:t>
+      </w:r>
+      <w:r>
+        <w:rPr>
+          <w:rStyle w:val="VerbatimChar"/>
+        </w:rPr>
+        <w:t xml:space="preserve">make test</w:t>
+      </w:r>
+      <w:r>
+        <w:t xml:space="preserve"> </w:t>
+      </w:r>
+      <w:r>
+        <w:t xml:space="preserve">now gives 24 passed, up from</w:t>
+      </w:r>
+      <w:r>
+        <w:t xml:space="preserve"> </w:t>
+      </w:r>
+      <w:r>
+        <w:t xml:space="preserve">21. The offline results in Section 6.1 are unchanged by the fix.</w:t>
       </w:r>
     </w:p>
     <w:p>
@@ -5542,7 +7351,7 @@
         <w:pStyle w:val="FirstParagraph"/>
       </w:pPr>
       <w:r>
-        <w:t xml:space="preserve">None of these five were reachable from</w:t>
+        <w:t xml:space="preserve">None of the first six were reachable from</w:t>
       </w:r>
       <w:r>
         <w:t xml:space="preserve"> </w:t>
@@ -5569,25 +7378,31 @@
         <w:t xml:space="preserve">make eval</w:t>
       </w:r>
       <w:r>
-        <w:t xml:space="preserve">. Findings 1, 2,</w:t>
-      </w:r>
-      <w:r>
-        <w:t xml:space="preserve"> </w:t>
-      </w:r>
-      <w:r>
-        <w:t xml:space="preserve">3, and 5 live entirely in Docker and container bring-up code that the offline</w:t>
-      </w:r>
-      <w:r>
-        <w:t xml:space="preserve"> </w:t>
-      </w:r>
-      <w:r>
-        <w:t xml:space="preserve">path never runs. Finding 4 is the sharpest example of why this matters even for</w:t>
-      </w:r>
-      <w:r>
-        <w:t xml:space="preserve"> </w:t>
-      </w:r>
-      <w:r>
-        <w:t xml:space="preserve">code the offline path does exercise indirectly. The packet-construction logic in</w:t>
+        <w:t xml:space="preserve">. Findings</w:t>
+      </w:r>
+      <w:r>
+        <w:t xml:space="preserve"> </w:t>
+      </w:r>
+      <w:r>
+        <w:t xml:space="preserve">1, 2, 3, 5 and 6 live entirely in Docker and container bring-up code, or in a</w:t>
+      </w:r>
+      <w:r>
+        <w:t xml:space="preserve"> </w:t>
+      </w:r>
+      <w:r>
+        <w:t xml:space="preserve">manual check, that the offline path never runs. Finding 4 is the sharpest</w:t>
+      </w:r>
+      <w:r>
+        <w:t xml:space="preserve"> </w:t>
+      </w:r>
+      <w:r>
+        <w:t xml:space="preserve">example of why this matters even for code the offline path does exercise</w:t>
+      </w:r>
+      <w:r>
+        <w:t xml:space="preserve"> </w:t>
+      </w:r>
+      <w:r>
+        <w:t xml:space="preserve">indirectly. The packet-construction logic in</w:t>
       </w:r>
       <w:r>
         <w:t xml:space="preserve"> </w:t>
@@ -5602,7 +7417,13 @@
         <w:t xml:space="preserve"> </w:t>
       </w:r>
       <w:r>
-        <w:t xml:space="preserve">is shared between the</w:t>
+        <w:t xml:space="preserve">is shared</w:t>
+      </w:r>
+      <w:r>
+        <w:t xml:space="preserve"> </w:t>
+      </w:r>
+      <w:r>
+        <w:t xml:space="preserve">between the</w:t>
       </w:r>
       <w:r>
         <w:t xml:space="preserve"> </w:t>
@@ -5617,13 +7438,13 @@
         <w:t xml:space="preserve"> </w:t>
       </w:r>
       <w:r>
-        <w:t xml:space="preserve">path, used by every offline</w:t>
-      </w:r>
-      <w:r>
-        <w:t xml:space="preserve"> </w:t>
-      </w:r>
-      <w:r>
-        <w:t xml:space="preserve">test and the headline numbers in Section 6.1, and the</w:t>
+        <w:t xml:space="preserve">path, used by every offline test and the headline numbers</w:t>
+      </w:r>
+      <w:r>
+        <w:t xml:space="preserve"> </w:t>
+      </w:r>
+      <w:r>
+        <w:t xml:space="preserve">in Section 6.1, and the</w:t>
       </w:r>
       <w:r>
         <w:t xml:space="preserve"> </w:t>
@@ -5638,13 +7459,13 @@
         <w:t xml:space="preserve"> </w:t>
       </w:r>
       <w:r>
-        <w:t xml:space="preserve">path, used only</w:t>
-      </w:r>
-      <w:r>
-        <w:t xml:space="preserve"> </w:t>
-      </w:r>
-      <w:r>
-        <w:t xml:space="preserve">live. The offline path never calls</w:t>
+        <w:t xml:space="preserve">path, used only live. The offline path never</w:t>
+      </w:r>
+      <w:r>
+        <w:t xml:space="preserve"> </w:t>
+      </w:r>
+      <w:r>
+        <w:t xml:space="preserve">calls</w:t>
       </w:r>
       <w:r>
         <w:t xml:space="preserve"> </w:t>
@@ -5671,19 +7492,19 @@
         <w:t xml:space="preserve">send()</w:t>
       </w:r>
       <w:r>
-        <w:t xml:space="preserve">, so a bug that lived</w:t>
-      </w:r>
-      <w:r>
-        <w:t xml:space="preserve"> </w:t>
-      </w:r>
-      <w:r>
-        <w:t xml:space="preserve">only in how packets are transmitted, not in how they are built, was completely</w:t>
-      </w:r>
-      <w:r>
-        <w:t xml:space="preserve"> </w:t>
-      </w:r>
-      <w:r>
-        <w:t xml:space="preserve">invisible to a result of 100% precision, 100% recall, and 0% false-positive rate.</w:t>
+        <w:t xml:space="preserve">, so a bug that lived only in how packets are</w:t>
+      </w:r>
+      <w:r>
+        <w:t xml:space="preserve"> </w:t>
+      </w:r>
+      <w:r>
+        <w:t xml:space="preserve">transmitted, not in how they are built, was completely invisible to a result of</w:t>
+      </w:r>
+      <w:r>
+        <w:t xml:space="preserve"> </w:t>
+      </w:r>
+      <w:r>
+        <w:t xml:space="preserve">100% precision, 100% recall, and 0% false-positive rate.</w:t>
       </w:r>
     </w:p>
     <w:p>
@@ -5691,6 +7512,104 @@
         <w:pStyle w:val="BodyText"/>
       </w:pPr>
       <w:r>
+        <w:t xml:space="preserve">Finding 7 is different. It is the only defect in detection logic, and both</w:t>
+      </w:r>
+      <w:r>
+        <w:t xml:space="preserve"> </w:t>
+      </w:r>
+      <w:r>
+        <w:rPr>
+          <w:rStyle w:val="VerbatimChar"/>
+        </w:rPr>
+        <w:t xml:space="preserve">make test</w:t>
+      </w:r>
+      <w:r>
+        <w:t xml:space="preserve"> </w:t>
+      </w:r>
+      <w:r>
+        <w:t xml:space="preserve">and</w:t>
+      </w:r>
+      <w:r>
+        <w:t xml:space="preserve"> </w:t>
+      </w:r>
+      <w:r>
+        <w:rPr>
+          <w:rStyle w:val="VerbatimChar"/>
+        </w:rPr>
+        <w:t xml:space="preserve">make eval</w:t>
+      </w:r>
+      <w:r>
+        <w:t xml:space="preserve"> </w:t>
+      </w:r>
+      <w:r>
+        <w:t xml:space="preserve">run that code. The offline inputs never produced the</w:t>
+      </w:r>
+      <w:r>
+        <w:t xml:space="preserve"> </w:t>
+      </w:r>
+      <w:r>
+        <w:t xml:space="preserve">sequence that triggers it. The benchmark corpus gives every spoof its own victim</w:t>
+      </w:r>
+      <w:r>
+        <w:t xml:space="preserve"> </w:t>
+      </w:r>
+      <w:r>
+        <w:t xml:space="preserve">TEID, emits all the victims first, and has a single receiver, so on each TEID</w:t>
+      </w:r>
+      <w:r>
+        <w:t xml:space="preserve"> </w:t>
+      </w:r>
+      <w:r>
+        <w:t xml:space="preserve">the legitimate source is always seen first and the spoof second, with nothing</w:t>
+      </w:r>
+      <w:r>
+        <w:t xml:space="preserve"> </w:t>
+      </w:r>
+      <w:r>
+        <w:t xml:space="preserve">after it. On that input "first source wins" and "last source wins" give the same</w:t>
+      </w:r>
+      <w:r>
+        <w:t xml:space="preserve"> </w:t>
+      </w:r>
+      <w:r>
+        <w:t xml:space="preserve">verdicts, and the TEID-only key never meets two receivers. The original R2 unit</w:t>
+      </w:r>
+      <w:r>
+        <w:t xml:space="preserve"> </w:t>
+      </w:r>
+      <w:r>
+        <w:t xml:space="preserve">test sent one legitimate packet and one spoof and checked only that the spoof</w:t>
+      </w:r>
+      <w:r>
+        <w:t xml:space="preserve"> </w:t>
+      </w:r>
+      <w:r>
+        <w:t xml:space="preserve">was flagged. The live corpus interleaves spoofs and legitimate packets on one</w:t>
+      </w:r>
+      <w:r>
+        <w:t xml:space="preserve"> </w:t>
+      </w:r>
+      <w:r>
+        <w:t xml:space="preserve">TEID, and both faults showed at once. Running the code was not enough here; the</w:t>
+      </w:r>
+      <w:r>
+        <w:t xml:space="preserve"> </w:t>
+      </w:r>
+      <w:r>
+        <w:t xml:space="preserve">tests also needed an input in which spoofs and legitimate packets share one</w:t>
+      </w:r>
+      <w:r>
+        <w:t xml:space="preserve"> </w:t>
+      </w:r>
+      <w:r>
+        <w:t xml:space="preserve">tunnel.</w:t>
+      </w:r>
+    </w:p>
+    <w:p>
+      <w:pPr>
+        <w:pStyle w:val="BodyText"/>
+      </w:pPr>
+      <w:r>
         <w:t xml:space="preserve">The general lesson is this. For any tool whose whole value is that it correctly</w:t>
       </w:r>
       <w:r>
@@ -5739,13 +7658,13 @@
         <w:t xml:space="preserve"> </w:t>
       </w:r>
       <w:r>
-        <w:t xml:space="preserve">finding (Section 5.1) and the five deployment findings here are the same failure</w:t>
-      </w:r>
-      <w:r>
-        <w:t xml:space="preserve"> </w:t>
-      </w:r>
-      <w:r>
-        <w:t xml:space="preserve">mode found at two different layers of one codebase: code that looks correct, and</w:t>
+        <w:t xml:space="preserve">finding (Section 5.1) and the seven findings here are the same failure mode</w:t>
+      </w:r>
+      <w:r>
+        <w:t xml:space="preserve"> </w:t>
+      </w:r>
+      <w:r>
+        <w:t xml:space="preserve">found at two different layers of one codebase: code that looks correct, and</w:t>
       </w:r>
       <w:r>
         <w:t xml:space="preserve"> </w:t>
@@ -5757,25 +7676,25 @@
         <w:t xml:space="preserve"> </w:t>
       </w:r>
       <w:r>
-        <w:t xml:space="preserve">does the wrong thing, or nothing, once real bytes are involved. We take this as</w:t>
-      </w:r>
-      <w:r>
-        <w:t xml:space="preserve"> </w:t>
-      </w:r>
-      <w:r>
-        <w:t xml:space="preserve">an argument that, for security tooling which touches real wire traffic, running</w:t>
-      </w:r>
-      <w:r>
-        <w:t xml:space="preserve"> </w:t>
-      </w:r>
-      <w:r>
-        <w:t xml:space="preserve">the live path end to end is not an optional demo but a necessary validation step</w:t>
-      </w:r>
-      <w:r>
-        <w:t xml:space="preserve"> </w:t>
-      </w:r>
-      <w:r>
-        <w:t xml:space="preserve">that a passing offline suite cannot replace.</w:t>
+        <w:t xml:space="preserve">does the wrong thing, or nothing, once real bytes and real traffic are involved.</w:t>
+      </w:r>
+      <w:r>
+        <w:t xml:space="preserve"> </w:t>
+      </w:r>
+      <w:r>
+        <w:t xml:space="preserve">We take this as an argument that, for security tooling which touches real wire</w:t>
+      </w:r>
+      <w:r>
+        <w:t xml:space="preserve"> </w:t>
+      </w:r>
+      <w:r>
+        <w:t xml:space="preserve">traffic, running the live path end to end is not an optional demo but a</w:t>
+      </w:r>
+      <w:r>
+        <w:t xml:space="preserve"> </w:t>
+      </w:r>
+      <w:r>
+        <w:t xml:space="preserve">necessary validation step that a passing offline suite cannot replace.</w:t>
       </w:r>
     </w:p>
     <w:p>
@@ -5789,7 +7708,7 @@
       <w:pPr>
         <w:pStyle w:val="Heading2"/>
       </w:pPr>
-      <w:bookmarkStart w:id="50" w:name="limitations-and-threats-to-validity"/>
+      <w:bookmarkStart w:id="50" w:name="X994f4298fa103b704a4c955477da2b8ed3f3495"/>
       <w:r>
         <w:t xml:space="preserve">9. Limitations and threats to validity</w:t>
       </w:r>
@@ -5965,6 +7884,18 @@
       <w:r>
         <w:t xml:space="preserve">ends, in a long-running deployment, is an unmeasured source of false positives.</w:t>
       </w:r>
+      <w:r>
+        <w:t xml:space="preserve"> </w:t>
+      </w:r>
+      <w:r>
+        <w:t xml:space="preserve">Without the gNB allowlist, ownership never moves, so a handed-over session</w:t>
+      </w:r>
+      <w:r>
+        <w:t xml:space="preserve"> </w:t>
+      </w:r>
+      <w:r>
+        <w:t xml:space="preserve">raises R2 on every packet it sends from the new gNB.</w:t>
+      </w:r>
     </w:p>
     <w:p>
       <w:pPr>
@@ -6035,25 +7966,37 @@
         <w:pStyle w:val="Compact"/>
       </w:pPr>
       <w:r>
-        <w:t xml:space="preserve">IPv6 coverage is partial. R1's nesting check now handles an IPv6 inner tunnel</w:t>
-      </w:r>
-      <w:r>
-        <w:t xml:space="preserve"> </w:t>
-      </w:r>
-      <w:r>
-        <w:t xml:space="preserve">(Section 6.1.5), but R3 and R4 still inspect only IPv4 inner addresses, so</w:t>
-      </w:r>
-      <w:r>
-        <w:t xml:space="preserve"> </w:t>
-      </w:r>
-      <w:r>
-        <w:t xml:space="preserve">control-plane smuggling or core targeting inside an IPv6 inner packet is not</w:t>
-      </w:r>
-      <w:r>
-        <w:t xml:space="preserve"> </w:t>
-      </w:r>
-      <w:r>
-        <w:t xml:space="preserve">yet detected.</w:t>
+        <w:t xml:space="preserve">R1's re-parse recovers one nested header that forwards a routable inner</w:t>
+      </w:r>
+      <w:r>
+        <w:t xml:space="preserve"> </w:t>
+      </w:r>
+      <w:r>
+        <w:t xml:space="preserve">packet, which is the construction the corpus contains. It does not catch two</w:t>
+      </w:r>
+      <w:r>
+        <w:t xml:space="preserve"> </w:t>
+      </w:r>
+      <w:r>
+        <w:t xml:space="preserve">others. An attacker who nests twice defeats it. And the zero-length nested</w:t>
+      </w:r>
+      <w:r>
+        <w:t xml:space="preserve"> </w:t>
+      </w:r>
+      <w:r>
+        <w:t xml:space="preserve">G-PDU behind CVE-2021-45462 carries no inner packet, so the length gate rejects</w:t>
+      </w:r>
+      <w:r>
+        <w:t xml:space="preserve"> </w:t>
+      </w:r>
+      <w:r>
+        <w:t xml:space="preserve">it by design and, in the bare form, no rule fires; in the IP-wrapped form R3</w:t>
+      </w:r>
+      <w:r>
+        <w:t xml:space="preserve"> </w:t>
+      </w:r>
+      <w:r>
+        <w:t xml:space="preserve">still flags it as GTP-U inside the tunnel.</w:t>
       </w:r>
     </w:p>
     <w:p>
@@ -6065,25 +8008,25 @@
         <w:pStyle w:val="Compact"/>
       </w:pPr>
       <w:r>
-        <w:t xml:space="preserve">The setup is one subscriber, one PDU session, and the test PLMN only. The</w:t>
-      </w:r>
-      <w:r>
-        <w:t xml:space="preserve"> </w:t>
-      </w:r>
-      <w:r>
-        <w:t xml:space="preserve">handover scenario is modelled synthetically with two gNB IPs, not run against a</w:t>
-      </w:r>
-      <w:r>
-        <w:t xml:space="preserve"> </w:t>
-      </w:r>
-      <w:r>
-        <w:t xml:space="preserve">live multi-gNB core, and no roaming or network-slicing scenarios were</w:t>
-      </w:r>
-      <w:r>
-        <w:t xml:space="preserve"> </w:t>
-      </w:r>
-      <w:r>
-        <w:t xml:space="preserve">exercised.</w:t>
+        <w:t xml:space="preserve">IPv6 coverage is partial. R1's nesting check now handles an IPv6 inner tunnel</w:t>
+      </w:r>
+      <w:r>
+        <w:t xml:space="preserve"> </w:t>
+      </w:r>
+      <w:r>
+        <w:t xml:space="preserve">(Section 6.1.5) and R3's port checks apply to IPv6 inner packets, but R3's SCTP</w:t>
+      </w:r>
+      <w:r>
+        <w:t xml:space="preserve"> </w:t>
+      </w:r>
+      <w:r>
+        <w:t xml:space="preserve">check and R4 still inspect only IPv4 inner packets, so SCTP smuggling or core</w:t>
+      </w:r>
+      <w:r>
+        <w:t xml:space="preserve"> </w:t>
+      </w:r>
+      <w:r>
+        <w:t xml:space="preserve">targeting inside an IPv6 inner packet is not yet detected.</w:t>
       </w:r>
     </w:p>
     <w:p>
@@ -6095,31 +8038,37 @@
         <w:pStyle w:val="Compact"/>
       </w:pPr>
       <w:r>
-        <w:t xml:space="preserve">Performance was measured on a single core, on one lab VM, with no other load.</w:t>
-      </w:r>
-      <w:r>
-        <w:t xml:space="preserve"> </w:t>
-      </w:r>
-      <w:r>
-        <w:t xml:space="preserve">The figure of about 1,450 packets per second (Section 6.1) reflects the real</w:t>
-      </w:r>
-      <w:r>
-        <w:t xml:space="preserve"> </w:t>
-      </w:r>
-      <w:r>
-        <w:t xml:space="preserve">cost of dissecting and checking every packet, but it is not validated against</w:t>
-      </w:r>
-      <w:r>
-        <w:t xml:space="preserve"> </w:t>
-      </w:r>
-      <w:r>
-        <w:t xml:space="preserve">production N3 packet rates, and no multi-core or sustained-load testing was</w:t>
-      </w:r>
-      <w:r>
-        <w:t xml:space="preserve"> </w:t>
-      </w:r>
-      <w:r>
-        <w:t xml:space="preserve">done.</w:t>
+        <w:t xml:space="preserve">The setup is one subscriber, one IPv4 PDU session, and the test PLMN only.</w:t>
+      </w:r>
+      <w:r>
+        <w:t xml:space="preserve"> </w:t>
+      </w:r>
+      <w:r>
+        <w:t xml:space="preserve">Unstructured and Ethernet PDU session types were not exercised live; the</w:t>
+      </w:r>
+      <w:r>
+        <w:t xml:space="preserve"> </w:t>
+      </w:r>
+      <w:r>
+        <w:t xml:space="preserve">Unstructured case appears only as synthetic payloads in the offline corpus. The</w:t>
+      </w:r>
+      <w:r>
+        <w:t xml:space="preserve"> </w:t>
+      </w:r>
+      <w:r>
+        <w:t xml:space="preserve">handover scenario is modelled synthetically with two gNB IPs, not run against a</w:t>
+      </w:r>
+      <w:r>
+        <w:t xml:space="preserve"> </w:t>
+      </w:r>
+      <w:r>
+        <w:t xml:space="preserve">live multi-gNB core, and no roaming or network-slicing scenarios were</w:t>
+      </w:r>
+      <w:r>
+        <w:t xml:space="preserve"> </w:t>
+      </w:r>
+      <w:r>
+        <w:t xml:space="preserve">exercised.</w:t>
       </w:r>
     </w:p>
     <w:p>
@@ -6131,19 +8080,124 @@
         <w:pStyle w:val="Compact"/>
       </w:pPr>
       <w:r>
-        <w:t xml:space="preserve">The live-run finding counts (Section 6.2) come from a single run, not a</w:t>
-      </w:r>
-      <w:r>
-        <w:t xml:space="preserve"> </w:t>
-      </w:r>
-      <w:r>
-        <w:t xml:space="preserve">repeated set of trials, and are not directly comparable in size to the offline</w:t>
-      </w:r>
-      <w:r>
-        <w:t xml:space="preserve"> </w:t>
-      </w:r>
-      <w:r>
-        <w:t xml:space="preserve">corpus (Section 6.3 explains what is and is not comparable).</w:t>
+        <w:t xml:space="preserve">The live attacker is not a rogue gNB with its own session. It writes crafted</w:t>
+      </w:r>
+      <w:r>
+        <w:t xml:space="preserve"> </w:t>
+      </w:r>
+      <w:r>
+        <w:t xml:space="preserve">GTP-U onto the core's</w:t>
+      </w:r>
+      <w:r>
+        <w:t xml:space="preserve"> </w:t>
+      </w:r>
+      <w:r>
+        <w:rPr>
+          <w:rStyle w:val="VerbatimChar"/>
+        </w:rPr>
+        <w:t xml:space="preserve">eth0</w:t>
+      </w:r>
+      <w:r>
+        <w:t xml:space="preserve"> </w:t>
+      </w:r>
+      <w:r>
+        <w:t xml:space="preserve">from inside the core's own namespace</w:t>
+      </w:r>
+      <w:r>
+        <w:t xml:space="preserve"> </w:t>
+      </w:r>
+      <w:r>
+        <w:t xml:space="preserve">(Section 4.3), standing in for an on-path injector. Whether the UPF acts on</w:t>
+      </w:r>
+      <w:r>
+        <w:t xml:space="preserve"> </w:t>
+      </w:r>
+      <w:r>
+        <w:t xml:space="preserve">those frames was not measured; the live results describe what the detector</w:t>
+      </w:r>
+      <w:r>
+        <w:t xml:space="preserve"> </w:t>
+      </w:r>
+      <w:r>
+        <w:t xml:space="preserve">sees on the interface, not how the UPF behaves.</w:t>
+      </w:r>
+    </w:p>
+    <w:p>
+      <w:pPr>
+        <w:numPr>
+          <w:ilvl w:val="0"/>
+          <w:numId w:val="1007"/>
+        </w:numPr>
+        <w:pStyle w:val="Compact"/>
+      </w:pPr>
+      <w:r>
+        <w:t xml:space="preserve">Performance was measured on a single core, on one lab VM, with no other load.</w:t>
+      </w:r>
+      <w:r>
+        <w:t xml:space="preserve"> </w:t>
+      </w:r>
+      <w:r>
+        <w:t xml:space="preserve">The figure of about 1,450 packets per second (Section 6.1) reflects the real</w:t>
+      </w:r>
+      <w:r>
+        <w:t xml:space="preserve"> </w:t>
+      </w:r>
+      <w:r>
+        <w:t xml:space="preserve">cost of dissecting and checking every packet, but it is not validated against</w:t>
+      </w:r>
+      <w:r>
+        <w:t xml:space="preserve"> </w:t>
+      </w:r>
+      <w:r>
+        <w:t xml:space="preserve">production N3 packet rates, and no multi-core or sustained-load testing was</w:t>
+      </w:r>
+      <w:r>
+        <w:t xml:space="preserve"> </w:t>
+      </w:r>
+      <w:r>
+        <w:t xml:space="preserve">done.</w:t>
+      </w:r>
+    </w:p>
+    <w:p>
+      <w:pPr>
+        <w:numPr>
+          <w:ilvl w:val="0"/>
+          <w:numId w:val="1007"/>
+        </w:numPr>
+        <w:pStyle w:val="Compact"/>
+      </w:pPr>
+      <w:r>
+        <w:t xml:space="preserve">The live-run results (Section 6.2) come from two live runs of one seeded</w:t>
+      </w:r>
+      <w:r>
+        <w:t xml:space="preserve"> </w:t>
+      </w:r>
+      <w:r>
+        <w:t xml:space="preserve">corpus, one before and one after the R2 fix, not a repeated set of trials, and</w:t>
+      </w:r>
+      <w:r>
+        <w:t xml:space="preserve"> </w:t>
+      </w:r>
+      <w:r>
+        <w:t xml:space="preserve">are not directly comparable in size to the offline corpus (Section 6.3 explains</w:t>
+      </w:r>
+      <w:r>
+        <w:t xml:space="preserve"> </w:t>
+      </w:r>
+      <w:r>
+        <w:t xml:space="preserve">what is and is not comparable). That corpus sends every packet on one TEID to</w:t>
+      </w:r>
+      <w:r>
+        <w:t xml:space="preserve"> </w:t>
+      </w:r>
+      <w:r>
+        <w:t xml:space="preserve">one receiver. In both runs the live findings stream matched an offline pass</w:t>
+      </w:r>
+      <w:r>
+        <w:t xml:space="preserve"> </w:t>
+      </w:r>
+      <w:r>
+        <w:t xml:space="preserve">over the same packets finding for finding.</w:t>
       </w:r>
     </w:p>
     <w:p>
@@ -6157,7 +8211,7 @@
       <w:pPr>
         <w:pStyle w:val="Heading2"/>
       </w:pPr>
-      <w:bookmarkStart w:id="51" w:name="future-work"/>
+      <w:bookmarkStart w:id="51" w:name="X81094e8231269c840b9c3b3208bcf93cf7d0c3a"/>
       <w:r>
         <w:t xml:space="preserve">10. Future work</w:t>
       </w:r>
@@ -6325,13 +8379,25 @@
         <w:t xml:space="preserve">FINDINGS.md</w:t>
       </w:r>
       <w:r>
-        <w:t xml:space="preserve">),</w:t>
-      </w:r>
-      <w:r>
-        <w:t xml:space="preserve"> </w:t>
-      </w:r>
-      <w:r>
-        <w:t xml:space="preserve">either as a</w:t>
+        <w:t xml:space="preserve">)</w:t>
+      </w:r>
+      <w:r>
+        <w:t xml:space="preserve"> </w:t>
+      </w:r>
+      <w:r>
+        <w:t xml:space="preserve">beyond the full bring-up in</w:t>
+      </w:r>
+      <w:r>
+        <w:t xml:space="preserve"> </w:t>
+      </w:r>
+      <w:r>
+        <w:rPr>
+          <w:rStyle w:val="VerbatimChar"/>
+        </w:rPr>
+        <w:t xml:space="preserve">scripts/lab_up.sh</w:t>
+      </w:r>
+      <w:r>
+        <w:t xml:space="preserve">, either as a</w:t>
       </w:r>
       <w:r>
         <w:t xml:space="preserve"> </w:t>
@@ -6346,13 +8412,28 @@
         <w:t xml:space="preserve"> </w:t>
       </w:r>
       <w:r>
-        <w:t xml:space="preserve">target or as a Compose health-check dependency, so</w:t>
-      </w:r>
-      <w:r>
-        <w:t xml:space="preserve"> </w:t>
-      </w:r>
-      <w:r>
-        <w:t xml:space="preserve">it stops being a manual step.</w:t>
+        <w:t xml:space="preserve">target or as a Compose health-check dependency, so it stops being a manual</w:t>
+      </w:r>
+      <w:r>
+        <w:t xml:space="preserve"> </w:t>
+      </w:r>
+      <w:r>
+        <w:t xml:space="preserve">step after a</w:t>
+      </w:r>
+      <w:r>
+        <w:t xml:space="preserve"> </w:t>
+      </w:r>
+      <w:r>
+        <w:rPr>
+          <w:rStyle w:val="VerbatimChar"/>
+        </w:rPr>
+        <w:t xml:space="preserve">core</w:t>
+      </w:r>
+      <w:r>
+        <w:t xml:space="preserve"> </w:t>
+      </w:r>
+      <w:r>
+        <w:t xml:space="preserve">rebuild.</w:t>
       </w:r>
     </w:p>
     <w:p>
@@ -6366,7 +8447,7 @@
       <w:pPr>
         <w:pStyle w:val="Heading2"/>
       </w:pPr>
-      <w:bookmarkStart w:id="52" w:name="ethics-and-responsible-use"/>
+      <w:bookmarkStart w:id="52" w:name="X4383ff23624a79ea31eb8a6ba5da15178f22658"/>
       <w:r>
         <w:t xml:space="preserve">11. Ethics and responsible use</w:t>
       </w:r>
@@ -6455,7 +8536,19 @@
         <w:t xml:space="preserve"> </w:t>
       </w:r>
       <w:r>
-        <w:t xml:space="preserve">entirely inside the isolated Docker lab described in Section 4.</w:t>
+        <w:t xml:space="preserve">inside the isolated Docker lab described in Section 4. The only traffic that</w:t>
+      </w:r>
+      <w:r>
+        <w:t xml:space="preserve"> </w:t>
+      </w:r>
+      <w:r>
+        <w:t xml:space="preserve">left the lab was the benign ICMP of the UE data-path check (Section 6.2), NATed</w:t>
+      </w:r>
+      <w:r>
+        <w:t xml:space="preserve"> </w:t>
+      </w:r>
+      <w:r>
+        <w:t xml:space="preserve">to 8.8.8.8; no generated abuse traffic left it.</w:t>
       </w:r>
     </w:p>
     <w:p>
@@ -6469,7 +8562,7 @@
       <w:pPr>
         <w:pStyle w:val="Heading2"/>
       </w:pPr>
-      <w:bookmarkStart w:id="53" w:name="conclusion"/>
+      <w:bookmarkStart w:id="53" w:name="X5947723a0a79e017d648ec5789efc916be82fa3"/>
       <w:r>
         <w:t xml:space="preserve">12. Conclusion</w:t>
       </w:r>
@@ -6812,7 +8905,7 @@
       </w:pPr>
     </w:lvl>
   </w:abstractNum>
-  <w:abstractNum w:abstractNumId="99411">
+  <w:abstractNum w:abstractNumId="99211">
     <w:nsid w:val="71315dca"/>
     <w:multiLevelType w:val="multilevel"/>
     <w:lvl w:ilvl="0">
@@ -6829,7 +8922,7 @@
     </w:lvl>
     <w:lvl w:ilvl="1">
       <w:start w:val="1"/>
-      <w:numFmt w:val="decimal"/>
+      <w:numFmt w:val="lowerLetter"/>
       <w:lvlText w:val="%2."/>
       <w:lvlJc w:val="left"/>
       <w:pPr>
@@ -6841,7 +8934,7 @@
     </w:lvl>
     <w:lvl w:ilvl="2">
       <w:start w:val="1"/>
-      <w:numFmt w:val="decimal"/>
+      <w:numFmt w:val="lowerRoman"/>
       <w:lvlText w:val="%3."/>
       <w:lvlJc w:val="left"/>
       <w:pPr>
@@ -6865,7 +8958,7 @@
     </w:lvl>
     <w:lvl w:ilvl="4">
       <w:start w:val="1"/>
-      <w:numFmt w:val="decimal"/>
+      <w:numFmt w:val="lowerLetter"/>
       <w:lvlText w:val="%5."/>
       <w:lvlJc w:val="left"/>
       <w:pPr>
@@ -6877,7 +8970,7 @@
     </w:lvl>
     <w:lvl w:ilvl="5">
       <w:start w:val="1"/>
-      <w:numFmt w:val="decimal"/>
+      <w:numFmt w:val="lowerRoman"/>
       <w:lvlText w:val="%6."/>
       <w:lvlJc w:val="left"/>
       <w:pPr>
@@ -6901,7 +8994,7 @@
     </w:lvl>
     <w:lvl w:ilvl="7">
       <w:start w:val="1"/>
-      <w:numFmt w:val="decimal"/>
+      <w:numFmt w:val="lowerLetter"/>
       <w:lvlText w:val="%8."/>
       <w:lvlJc w:val="left"/>
       <w:pPr>
@@ -6913,7 +9006,7 @@
     </w:lvl>
     <w:lvl w:ilvl="8">
       <w:start w:val="1"/>
-      <w:numFmt w:val="decimal"/>
+      <w:numFmt w:val="lowerRoman"/>
       <w:lvlText w:val="%9."/>
       <w:lvlJc w:val="left"/>
       <w:pPr>
@@ -6931,7 +9024,7 @@
     <w:abstractNumId w:val="991"/>
   </w:num>
   <w:num w:numId="1002">
-    <w:abstractNumId w:val="99411"/>
+    <w:abstractNumId w:val="99211"/>
     <w:lvlOverride w:ilvl="0">
       <w:startOverride w:val="1"/>
     </w:lvlOverride>
@@ -6964,7 +9057,7 @@
     <w:abstractNumId w:val="991"/>
   </w:num>
   <w:num w:numId="1004">
-    <w:abstractNumId w:val="99411"/>
+    <w:abstractNumId w:val="99211"/>
     <w:lvlOverride w:ilvl="0">
       <w:startOverride w:val="1"/>
     </w:lvlOverride>
@@ -6997,7 +9090,7 @@
     <w:abstractNumId w:val="991"/>
   </w:num>
   <w:num w:numId="1006">
-    <w:abstractNumId w:val="99411"/>
+    <w:abstractNumId w:val="99211"/>
     <w:lvlOverride w:ilvl="0">
       <w:startOverride w:val="1"/>
     </w:lvlOverride>

--- a/paper/paper_humanized.docx
+++ b/paper/paper_humanized.docx
@@ -689,22 +689,16 @@
         <w:t xml:space="preserve"> </w:t>
       </w:r>
       <w:r>
-        <w:t xml:space="preserve">detector's blind spots plainly. All of it runs with two</w:t>
-      </w:r>
-      <w:r>
-        <w:t xml:space="preserve"> </w:t>
-      </w:r>
-      <w:r>
-        <w:rPr>
-          <w:rStyle w:val="VerbatimChar"/>
-        </w:rPr>
-        <w:t xml:space="preserve">pip install</w:t>
-      </w:r>
-      <w:r>
-        <w:t xml:space="preserve"> </w:t>
-      </w:r>
-      <w:r>
-        <w:t xml:space="preserve">commands</w:t>
+        <w:t xml:space="preserve">detector's blind spots plainly. All of it runs with a single</w:t>
+      </w:r>
+      <w:r>
+        <w:t xml:space="preserve"> </w:t>
+      </w:r>
+      <w:r>
+        <w:rPr>
+          <w:rStyle w:val="VerbatimChar"/>
+        </w:rPr>
+        <w:t xml:space="preserve">pip install scapy pytest</w:t>
       </w:r>
       <w:r>
         <w:t xml:space="preserve"> </w:t>
@@ -4390,22 +4384,22 @@
         <w:pStyle w:val="BodyText"/>
       </w:pPr>
       <w:r>
-        <w:t xml:space="preserve">All of Section 6.1 is reproducible with two</w:t>
-      </w:r>
-      <w:r>
-        <w:t xml:space="preserve"> </w:t>
-      </w:r>
-      <w:r>
-        <w:rPr>
-          <w:rStyle w:val="VerbatimChar"/>
-        </w:rPr>
-        <w:t xml:space="preserve">pip install</w:t>
-      </w:r>
-      <w:r>
-        <w:t xml:space="preserve"> </w:t>
-      </w:r>
-      <w:r>
-        <w:t xml:space="preserve">commands and no Docker,</w:t>
+        <w:t xml:space="preserve">All of Section 6.1 is reproducible with a single</w:t>
+      </w:r>
+      <w:r>
+        <w:t xml:space="preserve"> </w:t>
+      </w:r>
+      <w:r>
+        <w:rPr>
+          <w:rStyle w:val="VerbatimChar"/>
+        </w:rPr>
+        <w:t xml:space="preserve">pip install scapy pytest</w:t>
+      </w:r>
+      <w:r>
+        <w:t xml:space="preserve"> </w:t>
+      </w:r>
+      <w:r>
+        <w:t xml:space="preserve">and no Docker,</w:t>
       </w:r>
       <w:r>
         <w:t xml:space="preserve"> </w:t>
